--- a/Statistics-And-Statistical-Analysis/Statistics-Notes-01.docx
+++ b/Statistics-And-Statistical-Analysis/Statistics-Notes-01.docx
@@ -15,16 +15,16 @@
           <w:rFonts w:ascii="Sakkal Majalla" w:hAnsi="Sakkal Majalla" w:cs="Sakkal Majalla"/>
           <w:b/>
           <w:bCs/>
-          <w:color w:val="C00000"/>
-          <w:sz w:val="28"/>
-          <w:szCs w:val="28"/>
-        </w:rPr>
-        <w:t>Ho</w:t>
-      </w:r>
-      <w:r>
-        <w:rPr>
-          <w:rFonts w:ascii="Sakkal Majalla" w:hAnsi="Sakkal Majalla" w:cs="Sakkal Majalla"/>
-          <w:color w:val="C00000"/>
+          <w:color w:val="002060"/>
+          <w:sz w:val="28"/>
+          <w:szCs w:val="28"/>
+        </w:rPr>
+        <w:t>Probability</w:t>
+      </w:r>
+      <w:r>
+        <w:rPr>
+          <w:rFonts w:ascii="Sakkal Majalla" w:hAnsi="Sakkal Majalla" w:cs="Sakkal Majalla"/>
+          <w:color w:val="002060"/>
           <w:sz w:val="28"/>
           <w:szCs w:val="28"/>
         </w:rPr>
@@ -36,75 +36,26 @@
           <w:sz w:val="28"/>
           <w:szCs w:val="28"/>
         </w:rPr>
-        <w:t xml:space="preserve">or </w:t>
+        <w:t xml:space="preserve">is the study of </w:t>
       </w:r>
       <w:r>
         <w:rPr>
           <w:rFonts w:ascii="Sakkal Majalla" w:hAnsi="Sakkal Majalla" w:cs="Sakkal Majalla"/>
           <w:b/>
           <w:bCs/>
-          <w:color w:val="C00000"/>
-          <w:sz w:val="28"/>
-          <w:szCs w:val="28"/>
-        </w:rPr>
-        <w:t>H</w:t>
-      </w:r>
-      <w:r>
-        <w:rPr>
-          <w:rFonts w:ascii="Sakkal Majalla" w:hAnsi="Sakkal Majalla" w:cs="Sakkal Majalla"/>
-          <w:b/>
-          <w:bCs/>
-          <w:color w:val="C00000"/>
-          <w:sz w:val="28"/>
-          <w:szCs w:val="28"/>
-          <w:vertAlign w:val="subscript"/>
-        </w:rPr>
-        <w:t>0</w:t>
-      </w:r>
-      <w:r>
-        <w:rPr>
-          <w:rFonts w:ascii="Sakkal Majalla" w:hAnsi="Sakkal Majalla" w:cs="Sakkal Majalla"/>
-          <w:color w:val="C00000"/>
-          <w:sz w:val="28"/>
-          <w:szCs w:val="28"/>
-        </w:rPr>
-        <w:t xml:space="preserve"> </w:t>
-      </w:r>
-      <w:r>
-        <w:rPr>
-          <w:rFonts w:ascii="Sakkal Majalla" w:hAnsi="Sakkal Majalla" w:cs="Sakkal Majalla"/>
-          <w:sz w:val="28"/>
-          <w:szCs w:val="28"/>
-        </w:rPr>
-        <w:t xml:space="preserve">to represent the </w:t>
-      </w:r>
-      <w:r>
-        <w:rPr>
-          <w:rFonts w:ascii="Sakkal Majalla" w:hAnsi="Sakkal Majalla" w:cs="Sakkal Majalla"/>
-          <w:b/>
-          <w:bCs/>
-          <w:color w:val="C00000"/>
-          <w:sz w:val="28"/>
-          <w:szCs w:val="28"/>
-        </w:rPr>
-        <w:t>null hypothesis</w:t>
-      </w:r>
-      <w:r>
-        <w:rPr>
-          <w:rFonts w:ascii="Sakkal Majalla" w:hAnsi="Sakkal Majalla" w:cs="Sakkal Majalla"/>
-          <w:color w:val="C00000"/>
-          <w:sz w:val="28"/>
-          <w:szCs w:val="28"/>
-        </w:rPr>
-        <w:t xml:space="preserve"> </w:t>
-      </w:r>
-      <w:r>
-        <w:rPr>
-          <w:rFonts w:ascii="Sakkal Majalla" w:hAnsi="Sakkal Majalla" w:cs="Sakkal Majalla"/>
-          <w:sz w:val="28"/>
-          <w:szCs w:val="28"/>
-        </w:rPr>
-        <w:t>in a hypothesis test.</w:t>
+          <w:color w:val="C45911" w:themeColor="accent2" w:themeShade="BF"/>
+          <w:sz w:val="28"/>
+          <w:szCs w:val="28"/>
+        </w:rPr>
+        <w:t>random events</w:t>
+      </w:r>
+      <w:r>
+        <w:rPr>
+          <w:rFonts w:ascii="Sakkal Majalla" w:hAnsi="Sakkal Majalla" w:cs="Sakkal Majalla"/>
+          <w:sz w:val="28"/>
+          <w:szCs w:val="28"/>
+        </w:rPr>
+        <w:t>.</w:t>
       </w:r>
     </w:p>
     <w:p>
@@ -130,15 +81,7 @@
           <w:szCs w:val="28"/>
         </w:rPr>
         <w:tab/>
-        <w:t>===========================================</w:t>
-      </w:r>
-      <w:r>
-        <w:rPr>
-          <w:rFonts w:ascii="Sakkal Majalla" w:hAnsi="Sakkal Majalla" w:cs="Sakkal Majalla"/>
-          <w:sz w:val="28"/>
-          <w:szCs w:val="28"/>
-        </w:rPr>
-        <w:t>======</w:t>
+        <w:t>=========================================</w:t>
       </w:r>
     </w:p>
     <w:p>
@@ -149,6 +92,184 @@
           <w:szCs w:val="28"/>
         </w:rPr>
       </w:pPr>
+      <w:r>
+        <w:rPr>
+          <w:rFonts w:ascii="Sakkal Majalla" w:hAnsi="Sakkal Majalla" w:cs="Sakkal Majalla"/>
+          <w:b/>
+          <w:bCs/>
+          <w:color w:val="002060"/>
+          <w:sz w:val="28"/>
+          <w:szCs w:val="28"/>
+        </w:rPr>
+        <w:t>Statistics</w:t>
+      </w:r>
+      <w:r>
+        <w:rPr>
+          <w:rFonts w:ascii="Sakkal Majalla" w:hAnsi="Sakkal Majalla" w:cs="Sakkal Majalla"/>
+          <w:color w:val="002060"/>
+          <w:sz w:val="28"/>
+          <w:szCs w:val="28"/>
+        </w:rPr>
+        <w:t xml:space="preserve"> </w:t>
+      </w:r>
+      <w:r>
+        <w:rPr>
+          <w:rFonts w:ascii="Sakkal Majalla" w:hAnsi="Sakkal Majalla" w:cs="Sakkal Majalla"/>
+          <w:sz w:val="28"/>
+          <w:szCs w:val="28"/>
+        </w:rPr>
+        <w:t xml:space="preserve">is the discipline of using data samples </w:t>
+      </w:r>
+      <w:r>
+        <w:rPr>
+          <w:rFonts w:ascii="Sakkal Majalla" w:hAnsi="Sakkal Majalla" w:cs="Sakkal Majalla"/>
+          <w:b/>
+          <w:bCs/>
+          <w:color w:val="BF8F00" w:themeColor="accent4" w:themeShade="BF"/>
+          <w:sz w:val="28"/>
+          <w:szCs w:val="28"/>
+        </w:rPr>
+        <w:t>to support claims about populations</w:t>
+      </w:r>
+      <w:r>
+        <w:rPr>
+          <w:rFonts w:ascii="Sakkal Majalla" w:hAnsi="Sakkal Majalla" w:cs="Sakkal Majalla"/>
+          <w:sz w:val="28"/>
+          <w:szCs w:val="28"/>
+        </w:rPr>
+        <w:t xml:space="preserve">. Most statistical analysis is </w:t>
+      </w:r>
+      <w:r>
+        <w:rPr>
+          <w:rFonts w:ascii="Sakkal Majalla" w:hAnsi="Sakkal Majalla" w:cs="Sakkal Majalla"/>
+          <w:b/>
+          <w:bCs/>
+          <w:color w:val="BF8F00" w:themeColor="accent4" w:themeShade="BF"/>
+          <w:sz w:val="28"/>
+          <w:szCs w:val="28"/>
+        </w:rPr>
+        <w:t>based on probability</w:t>
+      </w:r>
+    </w:p>
+    <w:p>
+      <w:pPr>
+        <w:ind w:left="720" w:firstLine="720"/>
+        <w:rPr>
+          <w:rFonts w:ascii="Sakkal Majalla" w:hAnsi="Sakkal Majalla" w:cs="Sakkal Majalla"/>
+          <w:sz w:val="28"/>
+          <w:szCs w:val="28"/>
+        </w:rPr>
+      </w:pPr>
+      <w:r>
+        <w:rPr>
+          <w:rFonts w:ascii="Sakkal Majalla" w:hAnsi="Sakkal Majalla" w:cs="Sakkal Majalla"/>
+          <w:sz w:val="28"/>
+          <w:szCs w:val="28"/>
+        </w:rPr>
+        <w:t>=========================================</w:t>
+      </w:r>
+    </w:p>
+    <w:p>
+      <w:pPr>
+        <w:rPr>
+          <w:rFonts w:ascii="Sakkal Majalla" w:hAnsi="Sakkal Majalla" w:cs="Sakkal Majalla"/>
+          <w:sz w:val="28"/>
+          <w:szCs w:val="28"/>
+        </w:rPr>
+      </w:pPr>
+      <w:r>
+        <w:rPr>
+          <w:rFonts w:ascii="Sakkal Majalla" w:hAnsi="Sakkal Majalla" w:cs="Sakkal Majalla"/>
+          <w:b/>
+          <w:bCs/>
+          <w:color w:val="0070C0"/>
+          <w:sz w:val="28"/>
+          <w:szCs w:val="28"/>
+        </w:rPr>
+        <w:t>Computation</w:t>
+      </w:r>
+      <w:r>
+        <w:rPr>
+          <w:rFonts w:ascii="Sakkal Majalla" w:hAnsi="Sakkal Majalla" w:cs="Sakkal Majalla"/>
+          <w:color w:val="0070C0"/>
+          <w:sz w:val="28"/>
+          <w:szCs w:val="28"/>
+        </w:rPr>
+        <w:t xml:space="preserve"> </w:t>
+      </w:r>
+      <w:r>
+        <w:rPr>
+          <w:rFonts w:ascii="Sakkal Majalla" w:hAnsi="Sakkal Majalla" w:cs="Sakkal Majalla"/>
+          <w:sz w:val="28"/>
+          <w:szCs w:val="28"/>
+        </w:rPr>
+        <w:t xml:space="preserve">is a tool that is </w:t>
+      </w:r>
+      <w:r>
+        <w:rPr>
+          <w:rFonts w:ascii="Sakkal Majalla" w:hAnsi="Sakkal Majalla" w:cs="Sakkal Majalla"/>
+          <w:b/>
+          <w:bCs/>
+          <w:color w:val="0070C0"/>
+          <w:sz w:val="28"/>
+          <w:szCs w:val="28"/>
+        </w:rPr>
+        <w:t>well-suited to quantitative analysis</w:t>
+      </w:r>
+      <w:r>
+        <w:rPr>
+          <w:rFonts w:ascii="Sakkal Majalla" w:hAnsi="Sakkal Majalla" w:cs="Sakkal Majalla"/>
+          <w:sz w:val="28"/>
+          <w:szCs w:val="28"/>
+        </w:rPr>
+        <w:t xml:space="preserve">, and computers are commonly used to process statistics. Also, </w:t>
+      </w:r>
+      <w:r>
+        <w:rPr>
+          <w:rFonts w:ascii="Sakkal Majalla" w:hAnsi="Sakkal Majalla" w:cs="Sakkal Majalla"/>
+          <w:b/>
+          <w:bCs/>
+          <w:color w:val="0070C0"/>
+          <w:sz w:val="28"/>
+          <w:szCs w:val="28"/>
+        </w:rPr>
+        <w:t>computational experiments</w:t>
+      </w:r>
+      <w:r>
+        <w:rPr>
+          <w:rFonts w:ascii="Sakkal Majalla" w:hAnsi="Sakkal Majalla" w:cs="Sakkal Majalla"/>
+          <w:color w:val="0070C0"/>
+          <w:sz w:val="28"/>
+          <w:szCs w:val="28"/>
+        </w:rPr>
+        <w:t xml:space="preserve"> </w:t>
+      </w:r>
+      <w:r>
+        <w:rPr>
+          <w:rFonts w:ascii="Sakkal Majalla" w:hAnsi="Sakkal Majalla" w:cs="Sakkal Majalla"/>
+          <w:sz w:val="28"/>
+          <w:szCs w:val="28"/>
+        </w:rPr>
+        <w:t>are useful for exploring concepts in probability and statistics.</w:t>
+      </w:r>
+    </w:p>
+    <w:p>
+      <w:pPr>
+        <w:ind w:left="720" w:firstLine="720"/>
+        <w:rPr>
+          <w:rFonts w:ascii="Sakkal Majalla" w:hAnsi="Sakkal Majalla" w:cs="Sakkal Majalla"/>
+          <w:sz w:val="28"/>
+          <w:szCs w:val="28"/>
+        </w:rPr>
+      </w:pPr>
+      <w:r>
+        <w:rPr>
+          <w:rFonts w:ascii="Sakkal Majalla" w:hAnsi="Sakkal Majalla" w:cs="Sakkal Majalla"/>
+          <w:sz w:val="28"/>
+          <w:szCs w:val="28"/>
+        </w:rPr>
+        <w:t>=========================================</w:t>
+      </w:r>
     </w:p>
     <w:p>
       <w:pPr>

--- a/Statistics-And-Statistical-Analysis/Statistics-Notes-01.docx
+++ b/Statistics-And-Statistical-Analysis/Statistics-Notes-01.docx
@@ -256,6 +256,1210 @@
     <w:p>
       <w:pPr>
         <w:ind w:left="720" w:firstLine="720"/>
+        <w:rPr>
+          <w:rFonts w:ascii="Sakkal Majalla" w:hAnsi="Sakkal Majalla" w:cs="Sakkal Majalla"/>
+          <w:sz w:val="28"/>
+          <w:szCs w:val="28"/>
+        </w:rPr>
+      </w:pPr>
+      <w:r>
+        <w:rPr>
+          <w:rFonts w:ascii="Sakkal Majalla" w:hAnsi="Sakkal Majalla" w:cs="Sakkal Majalla"/>
+          <w:sz w:val="28"/>
+          <w:szCs w:val="28"/>
+        </w:rPr>
+        <w:t>=========================================</w:t>
+      </w:r>
+    </w:p>
+    <w:p>
+      <w:pPr>
+        <w:rPr>
+          <w:rFonts w:ascii="Sakkal Majalla" w:hAnsi="Sakkal Majalla" w:cs="Sakkal Majalla"/>
+          <w:sz w:val="28"/>
+          <w:szCs w:val="28"/>
+        </w:rPr>
+      </w:pPr>
+      <w:r>
+        <w:rPr>
+          <w:rFonts w:ascii="Sakkal Majalla" w:hAnsi="Sakkal Majalla" w:cs="Sakkal Majalla"/>
+          <w:sz w:val="28"/>
+          <w:szCs w:val="28"/>
+        </w:rPr>
+        <w:t xml:space="preserve">If you have a sample of </w:t>
+      </w:r>
+      <w:r>
+        <w:rPr>
+          <w:rFonts w:ascii="Sakkal Majalla" w:hAnsi="Sakkal Majalla" w:cs="Sakkal Majalla"/>
+          <w:b/>
+          <w:bCs/>
+          <w:color w:val="538135" w:themeColor="accent6" w:themeShade="BF"/>
+          <w:sz w:val="28"/>
+          <w:szCs w:val="28"/>
+        </w:rPr>
+        <w:t>n values</w:t>
+      </w:r>
+      <w:r>
+        <w:rPr>
+          <w:rFonts w:ascii="Sakkal Majalla" w:hAnsi="Sakkal Majalla" w:cs="Sakkal Majalla"/>
+          <w:sz w:val="28"/>
+          <w:szCs w:val="28"/>
+        </w:rPr>
+        <w:t xml:space="preserve">, </w:t>
+      </w:r>
+      <w:r>
+        <w:rPr>
+          <w:rFonts w:ascii="Sakkal Majalla" w:hAnsi="Sakkal Majalla" w:cs="Sakkal Majalla"/>
+          <w:b/>
+          <w:bCs/>
+          <w:color w:val="538135" w:themeColor="accent6" w:themeShade="BF"/>
+          <w:sz w:val="28"/>
+          <w:szCs w:val="28"/>
+        </w:rPr>
+        <w:t>x</w:t>
+      </w:r>
+      <w:r>
+        <w:rPr>
+          <w:rFonts w:ascii="Sakkal Majalla" w:hAnsi="Sakkal Majalla" w:cs="Sakkal Majalla"/>
+          <w:b/>
+          <w:bCs/>
+          <w:color w:val="538135" w:themeColor="accent6" w:themeShade="BF"/>
+          <w:sz w:val="28"/>
+          <w:szCs w:val="28"/>
+          <w:vertAlign w:val="subscript"/>
+        </w:rPr>
+        <w:t>i</w:t>
+      </w:r>
+      <w:r>
+        <w:rPr>
+          <w:rFonts w:ascii="Sakkal Majalla" w:hAnsi="Sakkal Majalla" w:cs="Sakkal Majalla"/>
+          <w:sz w:val="28"/>
+          <w:szCs w:val="28"/>
+        </w:rPr>
+        <w:t xml:space="preserve">, </w:t>
+      </w:r>
+      <w:r>
+        <w:rPr>
+          <w:rFonts w:ascii="Sakkal Majalla" w:hAnsi="Sakkal Majalla" w:cs="Sakkal Majalla"/>
+          <w:b/>
+          <w:bCs/>
+          <w:color w:val="538135" w:themeColor="accent6" w:themeShade="BF"/>
+          <w:sz w:val="28"/>
+          <w:szCs w:val="28"/>
+        </w:rPr>
+        <w:t>the mean, µ</w:t>
+      </w:r>
+      <w:r>
+        <w:rPr>
+          <w:rFonts w:ascii="Sakkal Majalla" w:hAnsi="Sakkal Majalla" w:cs="Sakkal Majalla"/>
+          <w:sz w:val="28"/>
+          <w:szCs w:val="28"/>
+        </w:rPr>
+        <w:t>, is the sum of the values divided by the number of values; in other words</w:t>
+      </w:r>
+    </w:p>
+    <w:p>
+      <w:pPr>
+        <w:jc w:val="center"/>
+        <w:rPr>
+          <w:rFonts w:ascii="Sakkal Majalla" w:hAnsi="Sakkal Majalla" w:cs="Sakkal Majalla"/>
+          <w:sz w:val="28"/>
+          <w:szCs w:val="28"/>
+        </w:rPr>
+      </w:pPr>
+      <w:r>
+        <w:rPr>
+          <w:noProof/>
+        </w:rPr>
+        <w:drawing>
+          <wp:inline distT="0" distB="0" distL="0" distR="0" wp14:anchorId="14B5B7DA" wp14:editId="1A5AF1E0">
+            <wp:extent cx="1657350" cy="962025"/>
+            <wp:effectExtent l="0" t="0" r="0" b="9525"/>
+            <wp:docPr id="423153953" name="Picture 1"/>
+            <wp:cNvGraphicFramePr>
+              <a:graphicFrameLocks xmlns:a="http://schemas.openxmlformats.org/drawingml/2006/main" noChangeAspect="1"/>
+            </wp:cNvGraphicFramePr>
+            <a:graphic xmlns:a="http://schemas.openxmlformats.org/drawingml/2006/main">
+              <a:graphicData uri="http://schemas.openxmlformats.org/drawingml/2006/picture">
+                <pic:pic xmlns:pic="http://schemas.openxmlformats.org/drawingml/2006/picture">
+                  <pic:nvPicPr>
+                    <pic:cNvPr id="423153953" name=""/>
+                    <pic:cNvPicPr/>
+                  </pic:nvPicPr>
+                  <pic:blipFill>
+                    <a:blip r:embed="rId5"/>
+                    <a:stretch>
+                      <a:fillRect/>
+                    </a:stretch>
+                  </pic:blipFill>
+                  <pic:spPr>
+                    <a:xfrm>
+                      <a:off x="0" y="0"/>
+                      <a:ext cx="1657350" cy="962025"/>
+                    </a:xfrm>
+                    <a:prstGeom prst="rect">
+                      <a:avLst/>
+                    </a:prstGeom>
+                  </pic:spPr>
+                </pic:pic>
+              </a:graphicData>
+            </a:graphic>
+          </wp:inline>
+        </w:drawing>
+      </w:r>
+    </w:p>
+    <w:p>
+      <w:pPr>
+        <w:ind w:left="720" w:firstLine="720"/>
+        <w:rPr>
+          <w:rFonts w:ascii="Sakkal Majalla" w:hAnsi="Sakkal Majalla" w:cs="Sakkal Majalla"/>
+          <w:sz w:val="28"/>
+          <w:szCs w:val="28"/>
+        </w:rPr>
+      </w:pPr>
+      <w:r>
+        <w:rPr>
+          <w:rFonts w:ascii="Sakkal Majalla" w:hAnsi="Sakkal Majalla" w:cs="Sakkal Majalla"/>
+          <w:sz w:val="28"/>
+          <w:szCs w:val="28"/>
+        </w:rPr>
+        <w:t>=========================================</w:t>
+      </w:r>
+    </w:p>
+    <w:p>
+      <w:pPr>
+        <w:rPr>
+          <w:rFonts w:ascii="Sakkal Majalla" w:hAnsi="Sakkal Majalla" w:cs="Sakkal Majalla"/>
+          <w:sz w:val="28"/>
+          <w:szCs w:val="28"/>
+        </w:rPr>
+      </w:pPr>
+      <w:r>
+        <w:rPr>
+          <w:rFonts w:ascii="Sakkal Majalla" w:hAnsi="Sakkal Majalla" w:cs="Sakkal Majalla"/>
+          <w:sz w:val="28"/>
+          <w:szCs w:val="28"/>
+        </w:rPr>
+        <w:t>The words “</w:t>
+      </w:r>
+      <w:r>
+        <w:rPr>
+          <w:rFonts w:ascii="Sakkal Majalla" w:hAnsi="Sakkal Majalla" w:cs="Sakkal Majalla"/>
+          <w:b/>
+          <w:bCs/>
+          <w:color w:val="002060"/>
+          <w:sz w:val="28"/>
+          <w:szCs w:val="28"/>
+        </w:rPr>
+        <w:t>mean</w:t>
+      </w:r>
+      <w:r>
+        <w:rPr>
+          <w:rFonts w:ascii="Sakkal Majalla" w:hAnsi="Sakkal Majalla" w:cs="Sakkal Majalla"/>
+          <w:sz w:val="28"/>
+          <w:szCs w:val="28"/>
+        </w:rPr>
+        <w:t>” and “</w:t>
+      </w:r>
+      <w:r>
+        <w:rPr>
+          <w:rFonts w:ascii="Sakkal Majalla" w:hAnsi="Sakkal Majalla" w:cs="Sakkal Majalla"/>
+          <w:b/>
+          <w:bCs/>
+          <w:color w:val="002060"/>
+          <w:sz w:val="28"/>
+          <w:szCs w:val="28"/>
+        </w:rPr>
+        <w:t>average</w:t>
+      </w:r>
+      <w:r>
+        <w:rPr>
+          <w:rFonts w:ascii="Sakkal Majalla" w:hAnsi="Sakkal Majalla" w:cs="Sakkal Majalla"/>
+          <w:sz w:val="28"/>
+          <w:szCs w:val="28"/>
+        </w:rPr>
+        <w:t xml:space="preserve">” are sometimes used interchangeably, but I will maintain this distinction: </w:t>
+      </w:r>
+    </w:p>
+    <w:p>
+      <w:pPr>
+        <w:pStyle w:val="ListParagraph"/>
+        <w:numPr>
+          <w:ilvl w:val="0"/>
+          <w:numId w:val="1"/>
+        </w:numPr>
+        <w:rPr>
+          <w:rFonts w:ascii="Sakkal Majalla" w:hAnsi="Sakkal Majalla" w:cs="Sakkal Majalla"/>
+          <w:sz w:val="28"/>
+          <w:szCs w:val="28"/>
+        </w:rPr>
+      </w:pPr>
+      <w:r>
+        <w:rPr>
+          <w:rFonts w:ascii="Sakkal Majalla" w:hAnsi="Sakkal Majalla" w:cs="Sakkal Majalla"/>
+          <w:sz w:val="28"/>
+          <w:szCs w:val="28"/>
+        </w:rPr>
+        <w:t>The “</w:t>
+      </w:r>
+      <w:r>
+        <w:rPr>
+          <w:rFonts w:ascii="Sakkal Majalla" w:hAnsi="Sakkal Majalla" w:cs="Sakkal Majalla"/>
+          <w:b/>
+          <w:bCs/>
+          <w:color w:val="002060"/>
+          <w:sz w:val="28"/>
+          <w:szCs w:val="28"/>
+        </w:rPr>
+        <w:t>mean</w:t>
+      </w:r>
+      <w:r>
+        <w:rPr>
+          <w:rFonts w:ascii="Sakkal Majalla" w:hAnsi="Sakkal Majalla" w:cs="Sakkal Majalla"/>
+          <w:sz w:val="28"/>
+          <w:szCs w:val="28"/>
+        </w:rPr>
+        <w:t xml:space="preserve">” of a sample is the summary statistic computed with the previous formula. </w:t>
+      </w:r>
+    </w:p>
+    <w:p>
+      <w:pPr>
+        <w:pStyle w:val="ListParagraph"/>
+        <w:numPr>
+          <w:ilvl w:val="0"/>
+          <w:numId w:val="1"/>
+        </w:numPr>
+        <w:rPr>
+          <w:rFonts w:ascii="Sakkal Majalla" w:hAnsi="Sakkal Majalla" w:cs="Sakkal Majalla"/>
+          <w:sz w:val="28"/>
+          <w:szCs w:val="28"/>
+        </w:rPr>
+      </w:pPr>
+      <w:r>
+        <w:rPr>
+          <w:rFonts w:ascii="Sakkal Majalla" w:hAnsi="Sakkal Majalla" w:cs="Sakkal Majalla"/>
+          <w:sz w:val="28"/>
+          <w:szCs w:val="28"/>
+        </w:rPr>
+        <w:t xml:space="preserve"> An “</w:t>
+      </w:r>
+      <w:r>
+        <w:rPr>
+          <w:rFonts w:ascii="Sakkal Majalla" w:hAnsi="Sakkal Majalla" w:cs="Sakkal Majalla"/>
+          <w:b/>
+          <w:bCs/>
+          <w:color w:val="002060"/>
+          <w:sz w:val="28"/>
+          <w:szCs w:val="28"/>
+        </w:rPr>
+        <w:t>average</w:t>
+      </w:r>
+      <w:r>
+        <w:rPr>
+          <w:rFonts w:ascii="Sakkal Majalla" w:hAnsi="Sakkal Majalla" w:cs="Sakkal Majalla"/>
+          <w:sz w:val="28"/>
+          <w:szCs w:val="28"/>
+        </w:rPr>
+        <w:t xml:space="preserve">” is one of many summary statistics you might choose to describe the typical value or the </w:t>
+      </w:r>
+      <w:r>
+        <w:rPr>
+          <w:rFonts w:ascii="Sakkal Majalla" w:hAnsi="Sakkal Majalla" w:cs="Sakkal Majalla"/>
+          <w:b/>
+          <w:bCs/>
+          <w:color w:val="002060"/>
+          <w:sz w:val="28"/>
+          <w:szCs w:val="28"/>
+        </w:rPr>
+        <w:t>central tendency</w:t>
+      </w:r>
+      <w:r>
+        <w:rPr>
+          <w:rFonts w:ascii="Sakkal Majalla" w:hAnsi="Sakkal Majalla" w:cs="Sakkal Majalla"/>
+          <w:color w:val="002060"/>
+          <w:sz w:val="28"/>
+          <w:szCs w:val="28"/>
+        </w:rPr>
+        <w:t xml:space="preserve"> </w:t>
+      </w:r>
+      <w:r>
+        <w:rPr>
+          <w:rFonts w:ascii="Sakkal Majalla" w:hAnsi="Sakkal Majalla" w:cs="Sakkal Majalla"/>
+          <w:sz w:val="28"/>
+          <w:szCs w:val="28"/>
+        </w:rPr>
+        <w:t>of a sample.</w:t>
+      </w:r>
+    </w:p>
+    <w:p>
+      <w:pPr>
+        <w:ind w:left="720" w:firstLine="720"/>
+        <w:rPr>
+          <w:rFonts w:ascii="Sakkal Majalla" w:hAnsi="Sakkal Majalla" w:cs="Sakkal Majalla"/>
+          <w:sz w:val="28"/>
+          <w:szCs w:val="28"/>
+        </w:rPr>
+      </w:pPr>
+      <w:r>
+        <w:rPr>
+          <w:rFonts w:ascii="Sakkal Majalla" w:hAnsi="Sakkal Majalla" w:cs="Sakkal Majalla"/>
+          <w:sz w:val="28"/>
+          <w:szCs w:val="28"/>
+        </w:rPr>
+        <w:t>=========================================</w:t>
+      </w:r>
+    </w:p>
+    <w:p>
+      <w:pPr>
+        <w:jc w:val="center"/>
+        <w:rPr>
+          <w:rFonts w:ascii="Sakkal Majalla" w:hAnsi="Sakkal Majalla" w:cs="Sakkal Majalla"/>
+          <w:sz w:val="28"/>
+          <w:szCs w:val="28"/>
+        </w:rPr>
+      </w:pPr>
+      <w:r>
+        <w:rPr>
+          <w:noProof/>
+        </w:rPr>
+        <w:lastRenderedPageBreak/>
+        <w:drawing>
+          <wp:inline distT="0" distB="0" distL="0" distR="0" wp14:anchorId="64606F14" wp14:editId="62922DFA">
+            <wp:extent cx="3476625" cy="1152525"/>
+            <wp:effectExtent l="0" t="0" r="9525" b="9525"/>
+            <wp:docPr id="932731632" name="Picture 1"/>
+            <wp:cNvGraphicFramePr>
+              <a:graphicFrameLocks xmlns:a="http://schemas.openxmlformats.org/drawingml/2006/main" noChangeAspect="1"/>
+            </wp:cNvGraphicFramePr>
+            <a:graphic xmlns:a="http://schemas.openxmlformats.org/drawingml/2006/main">
+              <a:graphicData uri="http://schemas.openxmlformats.org/drawingml/2006/picture">
+                <pic:pic xmlns:pic="http://schemas.openxmlformats.org/drawingml/2006/picture">
+                  <pic:nvPicPr>
+                    <pic:cNvPr id="932731632" name=""/>
+                    <pic:cNvPicPr/>
+                  </pic:nvPicPr>
+                  <pic:blipFill>
+                    <a:blip r:embed="rId6"/>
+                    <a:stretch>
+                      <a:fillRect/>
+                    </a:stretch>
+                  </pic:blipFill>
+                  <pic:spPr>
+                    <a:xfrm>
+                      <a:off x="0" y="0"/>
+                      <a:ext cx="3476625" cy="1152525"/>
+                    </a:xfrm>
+                    <a:prstGeom prst="rect">
+                      <a:avLst/>
+                    </a:prstGeom>
+                  </pic:spPr>
+                </pic:pic>
+              </a:graphicData>
+            </a:graphic>
+          </wp:inline>
+        </w:drawing>
+      </w:r>
+    </w:p>
+    <w:p>
+      <w:pPr>
+        <w:ind w:left="720" w:firstLine="720"/>
+        <w:rPr>
+          <w:rFonts w:ascii="Sakkal Majalla" w:hAnsi="Sakkal Majalla" w:cs="Sakkal Majalla"/>
+          <w:sz w:val="28"/>
+          <w:szCs w:val="28"/>
+        </w:rPr>
+      </w:pPr>
+      <w:r>
+        <w:rPr>
+          <w:rFonts w:ascii="Sakkal Majalla" w:hAnsi="Sakkal Majalla" w:cs="Sakkal Majalla"/>
+          <w:sz w:val="28"/>
+          <w:szCs w:val="28"/>
+        </w:rPr>
+        <w:t>=========================================</w:t>
+      </w:r>
+    </w:p>
+    <w:p>
+      <w:pPr>
+        <w:rPr>
+          <w:rFonts w:ascii="Sakkal Majalla" w:hAnsi="Sakkal Majalla" w:cs="Sakkal Majalla"/>
+          <w:sz w:val="28"/>
+          <w:szCs w:val="28"/>
+        </w:rPr>
+      </w:pPr>
+      <w:r>
+        <w:rPr>
+          <w:rFonts w:ascii="Sakkal Majalla" w:hAnsi="Sakkal Majalla" w:cs="Sakkal Majalla"/>
+          <w:b/>
+          <w:bCs/>
+          <w:sz w:val="28"/>
+          <w:szCs w:val="28"/>
+        </w:rPr>
+        <w:t>Key Measures of Central Tendency:</w:t>
+      </w:r>
+    </w:p>
+    <w:p>
+      <w:pPr>
+        <w:numPr>
+          <w:ilvl w:val="0"/>
+          <w:numId w:val="2"/>
+        </w:numPr>
+        <w:rPr>
+          <w:rFonts w:ascii="Sakkal Majalla" w:hAnsi="Sakkal Majalla" w:cs="Sakkal Majalla"/>
+          <w:sz w:val="28"/>
+          <w:szCs w:val="28"/>
+        </w:rPr>
+      </w:pPr>
+      <w:r>
+        <w:rPr>
+          <w:rFonts w:ascii="Sakkal Majalla" w:hAnsi="Sakkal Majalla" w:cs="Sakkal Majalla"/>
+          <w:b/>
+          <w:bCs/>
+          <w:color w:val="002060"/>
+          <w:sz w:val="28"/>
+          <w:szCs w:val="28"/>
+        </w:rPr>
+        <w:t>Mean</w:t>
+      </w:r>
+      <w:r>
+        <w:rPr>
+          <w:noProof/>
+        </w:rPr>
+        <w:drawing>
+          <wp:inline distT="0" distB="0" distL="0" distR="0" wp14:anchorId="5CFF665C" wp14:editId="452AE4BA">
+            <wp:extent cx="161925" cy="161925"/>
+            <wp:effectExtent l="0" t="0" r="9525" b="9525"/>
+            <wp:docPr id="26922578" name="Picture 1"/>
+            <wp:cNvGraphicFramePr>
+              <a:graphicFrameLocks xmlns:a="http://schemas.openxmlformats.org/drawingml/2006/main" noChangeAspect="1"/>
+            </wp:cNvGraphicFramePr>
+            <a:graphic xmlns:a="http://schemas.openxmlformats.org/drawingml/2006/main">
+              <a:graphicData uri="http://schemas.openxmlformats.org/drawingml/2006/picture">
+                <pic:pic xmlns:pic="http://schemas.openxmlformats.org/drawingml/2006/picture">
+                  <pic:nvPicPr>
+                    <pic:cNvPr id="26922578" name=""/>
+                    <pic:cNvPicPr/>
+                  </pic:nvPicPr>
+                  <pic:blipFill>
+                    <a:blip r:embed="rId7"/>
+                    <a:stretch>
+                      <a:fillRect/>
+                    </a:stretch>
+                  </pic:blipFill>
+                  <pic:spPr>
+                    <a:xfrm>
+                      <a:off x="0" y="0"/>
+                      <a:ext cx="161925" cy="161925"/>
+                    </a:xfrm>
+                    <a:prstGeom prst="rect">
+                      <a:avLst/>
+                    </a:prstGeom>
+                  </pic:spPr>
+                </pic:pic>
+              </a:graphicData>
+            </a:graphic>
+          </wp:inline>
+        </w:drawing>
+      </w:r>
+      <w:r>
+        <w:rPr>
+          <w:rFonts w:ascii="Sakkal Majalla" w:hAnsi="Sakkal Majalla" w:cs="Sakkal Majalla"/>
+          <w:b/>
+          <w:bCs/>
+          <w:sz w:val="28"/>
+          <w:szCs w:val="28"/>
+        </w:rPr>
+        <w:t>:</w:t>
+      </w:r>
+      <w:r>
+        <w:rPr>
+          <w:rFonts w:ascii="Sakkal Majalla" w:hAnsi="Sakkal Majalla" w:cs="Sakkal Majalla"/>
+          <w:sz w:val="28"/>
+          <w:szCs w:val="28"/>
+        </w:rPr>
+        <w:t xml:space="preserve"> The sum of all values divided by the total number of values. It is the most common measure</w:t>
+      </w:r>
+      <w:r>
+        <w:rPr>
+          <w:rFonts w:ascii="Sakkal Majalla" w:hAnsi="Sakkal Majalla" w:cs="Sakkal Majalla"/>
+          <w:sz w:val="28"/>
+          <w:szCs w:val="28"/>
+        </w:rPr>
+        <w:t>,</w:t>
+      </w:r>
+      <w:r>
+        <w:rPr>
+          <w:rFonts w:ascii="Sakkal Majalla" w:hAnsi="Sakkal Majalla" w:cs="Sakkal Majalla"/>
+          <w:sz w:val="28"/>
+          <w:szCs w:val="28"/>
+        </w:rPr>
+        <w:t xml:space="preserve"> </w:t>
+      </w:r>
+      <w:r>
+        <w:rPr>
+          <w:rFonts w:ascii="Sakkal Majalla" w:hAnsi="Sakkal Majalla" w:cs="Sakkal Majalla"/>
+          <w:sz w:val="28"/>
+          <w:szCs w:val="28"/>
+        </w:rPr>
+        <w:t xml:space="preserve">but </w:t>
+      </w:r>
+      <w:r>
+        <w:rPr>
+          <w:rFonts w:ascii="Sakkal Majalla" w:hAnsi="Sakkal Majalla" w:cs="Sakkal Majalla"/>
+          <w:sz w:val="28"/>
+          <w:szCs w:val="28"/>
+        </w:rPr>
+        <w:t xml:space="preserve">it </w:t>
+      </w:r>
+      <w:r>
+        <w:rPr>
+          <w:rFonts w:ascii="Sakkal Majalla" w:hAnsi="Sakkal Majalla" w:cs="Sakkal Majalla"/>
+          <w:sz w:val="28"/>
+          <w:szCs w:val="28"/>
+        </w:rPr>
+        <w:t>is sensitive to extreme outliers.</w:t>
+      </w:r>
+    </w:p>
+    <w:p>
+      <w:pPr>
+        <w:numPr>
+          <w:ilvl w:val="0"/>
+          <w:numId w:val="2"/>
+        </w:numPr>
+        <w:rPr>
+          <w:rFonts w:ascii="Sakkal Majalla" w:hAnsi="Sakkal Majalla" w:cs="Sakkal Majalla"/>
+          <w:sz w:val="28"/>
+          <w:szCs w:val="28"/>
+        </w:rPr>
+      </w:pPr>
+      <w:r>
+        <w:rPr>
+          <w:rFonts w:ascii="Sakkal Majalla" w:hAnsi="Sakkal Majalla" w:cs="Sakkal Majalla"/>
+          <w:b/>
+          <w:bCs/>
+          <w:color w:val="002060"/>
+          <w:sz w:val="28"/>
+          <w:szCs w:val="28"/>
+        </w:rPr>
+        <w:t>Median</w:t>
+      </w:r>
+      <w:r>
+        <w:rPr>
+          <w:rFonts w:ascii="Sakkal Majalla" w:hAnsi="Sakkal Majalla" w:cs="Sakkal Majalla"/>
+          <w:b/>
+          <w:bCs/>
+          <w:sz w:val="28"/>
+          <w:szCs w:val="28"/>
+        </w:rPr>
+        <w:t>:</w:t>
+      </w:r>
+      <w:r>
+        <w:rPr>
+          <w:rFonts w:ascii="Sakkal Majalla" w:hAnsi="Sakkal Majalla" w:cs="Sakkal Majalla"/>
+          <w:sz w:val="28"/>
+          <w:szCs w:val="28"/>
+        </w:rPr>
+        <w:t xml:space="preserve"> The exact middle value when data is arranged in ascending or descending order. It is ideal for skewed data because it is not heavily influenced by outliers.</w:t>
+      </w:r>
+    </w:p>
+    <w:p>
+      <w:pPr>
+        <w:numPr>
+          <w:ilvl w:val="0"/>
+          <w:numId w:val="2"/>
+        </w:numPr>
+        <w:rPr>
+          <w:rFonts w:ascii="Sakkal Majalla" w:hAnsi="Sakkal Majalla" w:cs="Sakkal Majalla"/>
+          <w:sz w:val="28"/>
+          <w:szCs w:val="28"/>
+        </w:rPr>
+      </w:pPr>
+      <w:r>
+        <w:rPr>
+          <w:rFonts w:ascii="Sakkal Majalla" w:hAnsi="Sakkal Majalla" w:cs="Sakkal Majalla"/>
+          <w:b/>
+          <w:bCs/>
+          <w:color w:val="002060"/>
+          <w:sz w:val="28"/>
+          <w:szCs w:val="28"/>
+        </w:rPr>
+        <w:t>Mode</w:t>
+      </w:r>
+      <w:r>
+        <w:rPr>
+          <w:rFonts w:ascii="Sakkal Majalla" w:hAnsi="Sakkal Majalla" w:cs="Sakkal Majalla"/>
+          <w:b/>
+          <w:bCs/>
+          <w:sz w:val="28"/>
+          <w:szCs w:val="28"/>
+        </w:rPr>
+        <w:t>:</w:t>
+      </w:r>
+      <w:r>
+        <w:rPr>
+          <w:rFonts w:ascii="Sakkal Majalla" w:hAnsi="Sakkal Majalla" w:cs="Sakkal Majalla"/>
+          <w:sz w:val="28"/>
+          <w:szCs w:val="28"/>
+        </w:rPr>
+        <w:t xml:space="preserve"> The value that appears most frequently in the dataset. It is useful for categorical data or for identifying the most popular option.</w:t>
+      </w:r>
+    </w:p>
+    <w:p>
+      <w:pPr>
+        <w:pStyle w:val="ListParagraph"/>
+        <w:ind w:firstLine="720"/>
+        <w:rPr>
+          <w:rFonts w:ascii="Sakkal Majalla" w:hAnsi="Sakkal Majalla" w:cs="Sakkal Majalla"/>
+          <w:sz w:val="28"/>
+          <w:szCs w:val="28"/>
+        </w:rPr>
+      </w:pPr>
+      <w:r>
+        <w:rPr>
+          <w:rFonts w:ascii="Sakkal Majalla" w:hAnsi="Sakkal Majalla" w:cs="Sakkal Majalla"/>
+          <w:sz w:val="28"/>
+          <w:szCs w:val="28"/>
+        </w:rPr>
+        <w:t>=========================================</w:t>
+      </w:r>
+    </w:p>
+    <w:p>
+      <w:pPr>
+        <w:rPr>
+          <w:rFonts w:ascii="Sakkal Majalla" w:hAnsi="Sakkal Majalla" w:cs="Sakkal Majalla"/>
+          <w:sz w:val="28"/>
+          <w:szCs w:val="28"/>
+        </w:rPr>
+      </w:pPr>
+      <w:r>
+        <w:rPr>
+          <w:rFonts w:ascii="Sakkal Majalla" w:hAnsi="Sakkal Majalla" w:cs="Sakkal Majalla"/>
+          <w:sz w:val="28"/>
+          <w:szCs w:val="28"/>
+        </w:rPr>
+        <w:t xml:space="preserve">Variance in statistics </w:t>
+      </w:r>
+      <w:r>
+        <w:rPr>
+          <w:rFonts w:ascii="Sakkal Majalla" w:hAnsi="Sakkal Majalla" w:cs="Sakkal Majalla"/>
+          <w:b/>
+          <w:bCs/>
+          <w:color w:val="C45911" w:themeColor="accent2" w:themeShade="BF"/>
+          <w:sz w:val="28"/>
+          <w:szCs w:val="28"/>
+        </w:rPr>
+        <w:t>measures how far a set of numbers are spread out from their average value</w:t>
+      </w:r>
+      <w:r>
+        <w:rPr>
+          <w:rFonts w:ascii="Sakkal Majalla" w:hAnsi="Sakkal Majalla" w:cs="Sakkal Majalla"/>
+          <w:color w:val="C45911" w:themeColor="accent2" w:themeShade="BF"/>
+          <w:sz w:val="28"/>
+          <w:szCs w:val="28"/>
+        </w:rPr>
+        <w:t xml:space="preserve"> </w:t>
+      </w:r>
+      <w:r>
+        <w:rPr>
+          <w:rFonts w:ascii="Sakkal Majalla" w:hAnsi="Sakkal Majalla" w:cs="Sakkal Majalla"/>
+          <w:sz w:val="28"/>
+          <w:szCs w:val="28"/>
+        </w:rPr>
+        <w:t xml:space="preserve">(mean). It is the average of the squared differences </w:t>
+      </w:r>
+      <w:r>
+        <w:rPr>
+          <w:rFonts w:ascii="Sakkal Majalla" w:hAnsi="Sakkal Majalla" w:cs="Sakkal Majalla"/>
+          <w:b/>
+          <w:bCs/>
+          <w:color w:val="C45911" w:themeColor="accent2" w:themeShade="BF"/>
+          <w:sz w:val="28"/>
+          <w:szCs w:val="28"/>
+        </w:rPr>
+        <w:t>from the mean</w:t>
+      </w:r>
+      <w:r>
+        <w:rPr>
+          <w:rFonts w:ascii="Sakkal Majalla" w:hAnsi="Sakkal Majalla" w:cs="Sakkal Majalla"/>
+          <w:sz w:val="28"/>
+          <w:szCs w:val="28"/>
+        </w:rPr>
+        <w:t xml:space="preserve">, serving as a key indicator of dispersion or volatility in data. </w:t>
+      </w:r>
+      <w:r>
+        <w:rPr>
+          <w:rFonts w:ascii="Sakkal Majalla" w:hAnsi="Sakkal Majalla" w:cs="Sakkal Majalla"/>
+          <w:b/>
+          <w:bCs/>
+          <w:color w:val="C45911" w:themeColor="accent2" w:themeShade="BF"/>
+          <w:sz w:val="28"/>
+          <w:szCs w:val="28"/>
+        </w:rPr>
+        <w:t>A high variance indicates data points are spread far from the mean</w:t>
+      </w:r>
+      <w:r>
+        <w:rPr>
+          <w:rFonts w:ascii="Sakkal Majalla" w:hAnsi="Sakkal Majalla" w:cs="Sakkal Majalla"/>
+          <w:sz w:val="28"/>
+          <w:szCs w:val="28"/>
+        </w:rPr>
+        <w:t xml:space="preserve">, while </w:t>
+      </w:r>
+      <w:r>
+        <w:rPr>
+          <w:rFonts w:ascii="Sakkal Majalla" w:hAnsi="Sakkal Majalla" w:cs="Sakkal Majalla"/>
+          <w:b/>
+          <w:bCs/>
+          <w:color w:val="C45911" w:themeColor="accent2" w:themeShade="BF"/>
+          <w:sz w:val="28"/>
+          <w:szCs w:val="28"/>
+        </w:rPr>
+        <w:t xml:space="preserve">a </w:t>
+      </w:r>
+      <w:r>
+        <w:rPr>
+          <w:rFonts w:ascii="Sakkal Majalla" w:hAnsi="Sakkal Majalla" w:cs="Sakkal Majalla"/>
+          <w:b/>
+          <w:bCs/>
+          <w:color w:val="C45911" w:themeColor="accent2" w:themeShade="BF"/>
+          <w:sz w:val="28"/>
+          <w:szCs w:val="28"/>
+        </w:rPr>
+        <w:t>low variance indicates they are clustered closely.</w:t>
+      </w:r>
+    </w:p>
+    <w:p>
+      <w:pPr>
+        <w:jc w:val="center"/>
+        <w:rPr>
+          <w:rFonts w:ascii="Sakkal Majalla" w:hAnsi="Sakkal Majalla" w:cs="Sakkal Majalla"/>
+          <w:sz w:val="28"/>
+          <w:szCs w:val="28"/>
+        </w:rPr>
+      </w:pPr>
+      <w:r>
+        <w:rPr>
+          <w:noProof/>
+        </w:rPr>
+        <w:drawing>
+          <wp:inline distT="0" distB="0" distL="0" distR="0" wp14:anchorId="723EE95F" wp14:editId="728BC756">
+            <wp:extent cx="2133600" cy="733425"/>
+            <wp:effectExtent l="0" t="0" r="0" b="9525"/>
+            <wp:docPr id="1706772101" name="Picture 1"/>
+            <wp:cNvGraphicFramePr>
+              <a:graphicFrameLocks xmlns:a="http://schemas.openxmlformats.org/drawingml/2006/main" noChangeAspect="1"/>
+            </wp:cNvGraphicFramePr>
+            <a:graphic xmlns:a="http://schemas.openxmlformats.org/drawingml/2006/main">
+              <a:graphicData uri="http://schemas.openxmlformats.org/drawingml/2006/picture">
+                <pic:pic xmlns:pic="http://schemas.openxmlformats.org/drawingml/2006/picture">
+                  <pic:nvPicPr>
+                    <pic:cNvPr id="1706772101" name=""/>
+                    <pic:cNvPicPr/>
+                  </pic:nvPicPr>
+                  <pic:blipFill>
+                    <a:blip r:embed="rId8"/>
+                    <a:stretch>
+                      <a:fillRect/>
+                    </a:stretch>
+                  </pic:blipFill>
+                  <pic:spPr>
+                    <a:xfrm>
+                      <a:off x="0" y="0"/>
+                      <a:ext cx="2133600" cy="733425"/>
+                    </a:xfrm>
+                    <a:prstGeom prst="rect">
+                      <a:avLst/>
+                    </a:prstGeom>
+                  </pic:spPr>
+                </pic:pic>
+              </a:graphicData>
+            </a:graphic>
+          </wp:inline>
+        </w:drawing>
+      </w:r>
+    </w:p>
+    <w:p>
+      <w:pPr>
+        <w:pStyle w:val="ListParagraph"/>
+        <w:ind w:firstLine="720"/>
+        <w:rPr>
+          <w:rFonts w:ascii="Sakkal Majalla" w:hAnsi="Sakkal Majalla" w:cs="Sakkal Majalla"/>
+          <w:sz w:val="28"/>
+          <w:szCs w:val="28"/>
+        </w:rPr>
+      </w:pPr>
+      <w:r>
+        <w:rPr>
+          <w:rFonts w:ascii="Sakkal Majalla" w:hAnsi="Sakkal Majalla" w:cs="Sakkal Majalla"/>
+          <w:sz w:val="28"/>
+          <w:szCs w:val="28"/>
+        </w:rPr>
+        <w:t>=========================================</w:t>
+      </w:r>
+    </w:p>
+    <w:p>
+      <w:pPr>
+        <w:rPr>
+          <w:rFonts w:ascii="Sakkal Majalla" w:hAnsi="Sakkal Majalla" w:cs="Sakkal Majalla"/>
+          <w:sz w:val="28"/>
+          <w:szCs w:val="28"/>
+        </w:rPr>
+      </w:pPr>
+    </w:p>
+    <w:p>
+      <w:pPr>
+        <w:rPr>
+          <w:rFonts w:ascii="Sakkal Majalla" w:hAnsi="Sakkal Majalla" w:cs="Sakkal Majalla"/>
+          <w:sz w:val="28"/>
+          <w:szCs w:val="28"/>
+        </w:rPr>
+      </w:pPr>
+    </w:p>
+    <w:p>
+      <w:pPr>
+        <w:rPr>
+          <w:rFonts w:ascii="Sakkal Majalla" w:hAnsi="Sakkal Majalla" w:cs="Sakkal Majalla"/>
+          <w:sz w:val="28"/>
+          <w:szCs w:val="28"/>
+        </w:rPr>
+      </w:pPr>
+    </w:p>
+    <w:p>
+      <w:pPr>
+        <w:rPr>
+          <w:rFonts w:ascii="Sakkal Majalla" w:hAnsi="Sakkal Majalla" w:cs="Sakkal Majalla"/>
+          <w:sz w:val="28"/>
+          <w:szCs w:val="28"/>
+        </w:rPr>
+      </w:pPr>
+      <w:r>
+        <w:rPr>
+          <w:rFonts w:ascii="Sakkal Majalla" w:hAnsi="Sakkal Majalla" w:cs="Sakkal Majalla"/>
+          <w:b/>
+          <w:bCs/>
+          <w:sz w:val="28"/>
+          <w:szCs w:val="28"/>
+        </w:rPr>
+        <w:lastRenderedPageBreak/>
+        <w:t xml:space="preserve">In </w:t>
+      </w:r>
+      <w:r>
+        <w:rPr>
+          <w:rFonts w:ascii="Sakkal Majalla" w:hAnsi="Sakkal Majalla" w:cs="Sakkal Majalla"/>
+          <w:b/>
+          <w:bCs/>
+          <w:sz w:val="28"/>
+          <w:szCs w:val="28"/>
+        </w:rPr>
+        <w:t>Finance</w:t>
+      </w:r>
+      <w:r>
+        <w:rPr>
+          <w:rFonts w:ascii="Sakkal Majalla" w:hAnsi="Sakkal Majalla" w:cs="Sakkal Majalla"/>
+          <w:b/>
+          <w:bCs/>
+          <w:sz w:val="28"/>
+          <w:szCs w:val="28"/>
+        </w:rPr>
+        <w:t xml:space="preserve">, </w:t>
+      </w:r>
+      <w:r>
+        <w:rPr>
+          <w:rFonts w:ascii="Sakkal Majalla" w:hAnsi="Sakkal Majalla" w:cs="Sakkal Majalla"/>
+          <w:sz w:val="28"/>
+          <w:szCs w:val="28"/>
+        </w:rPr>
+        <w:t>it</w:t>
+      </w:r>
+      <w:r>
+        <w:rPr>
+          <w:rFonts w:ascii="Sakkal Majalla" w:hAnsi="Sakkal Majalla" w:cs="Sakkal Majalla"/>
+          <w:sz w:val="28"/>
+          <w:szCs w:val="28"/>
+        </w:rPr>
+        <w:t xml:space="preserve"> measures</w:t>
+      </w:r>
+      <w:r>
+        <w:rPr>
+          <w:rFonts w:ascii="Sakkal Majalla" w:hAnsi="Sakkal Majalla" w:cs="Sakkal Majalla"/>
+          <w:sz w:val="28"/>
+          <w:szCs w:val="28"/>
+        </w:rPr>
+        <w:t xml:space="preserve"> </w:t>
+      </w:r>
+      <w:r>
+        <w:rPr>
+          <w:rFonts w:ascii="Sakkal Majalla" w:hAnsi="Sakkal Majalla" w:cs="Sakkal Majalla"/>
+          <w:b/>
+          <w:bCs/>
+          <w:color w:val="2E74B5" w:themeColor="accent5" w:themeShade="BF"/>
+          <w:sz w:val="28"/>
+          <w:szCs w:val="28"/>
+        </w:rPr>
+        <w:t>the risk</w:t>
+      </w:r>
+      <w:r>
+        <w:rPr>
+          <w:rFonts w:ascii="Sakkal Majalla" w:hAnsi="Sakkal Majalla" w:cs="Sakkal Majalla"/>
+          <w:color w:val="2E74B5" w:themeColor="accent5" w:themeShade="BF"/>
+          <w:sz w:val="28"/>
+          <w:szCs w:val="28"/>
+        </w:rPr>
+        <w:t xml:space="preserve"> </w:t>
+      </w:r>
+      <w:r>
+        <w:rPr>
+          <w:rFonts w:ascii="Sakkal Majalla" w:hAnsi="Sakkal Majalla" w:cs="Sakkal Majalla"/>
+          <w:sz w:val="28"/>
+          <w:szCs w:val="28"/>
+        </w:rPr>
+        <w:t xml:space="preserve">or </w:t>
+      </w:r>
+      <w:r>
+        <w:rPr>
+          <w:rFonts w:ascii="Sakkal Majalla" w:hAnsi="Sakkal Majalla" w:cs="Sakkal Majalla"/>
+          <w:b/>
+          <w:bCs/>
+          <w:color w:val="2E74B5" w:themeColor="accent5" w:themeShade="BF"/>
+          <w:sz w:val="28"/>
+          <w:szCs w:val="28"/>
+        </w:rPr>
+        <w:t>volatility</w:t>
+      </w:r>
+      <w:r>
+        <w:rPr>
+          <w:rFonts w:ascii="Sakkal Majalla" w:hAnsi="Sakkal Majalla" w:cs="Sakkal Majalla"/>
+          <w:color w:val="2E74B5" w:themeColor="accent5" w:themeShade="BF"/>
+          <w:sz w:val="28"/>
+          <w:szCs w:val="28"/>
+        </w:rPr>
+        <w:t xml:space="preserve"> </w:t>
+      </w:r>
+      <w:r>
+        <w:rPr>
+          <w:rFonts w:ascii="Sakkal Majalla" w:hAnsi="Sakkal Majalla" w:cs="Sakkal Majalla"/>
+          <w:sz w:val="28"/>
+          <w:szCs w:val="28"/>
+        </w:rPr>
+        <w:t>of a stock’s returns over time</w:t>
+      </w:r>
+      <w:r>
+        <w:rPr>
+          <w:rFonts w:ascii="Sakkal Majalla" w:hAnsi="Sakkal Majalla" w:cs="Sakkal Majalla"/>
+          <w:sz w:val="28"/>
+          <w:szCs w:val="28"/>
+        </w:rPr>
+        <w:t>.</w:t>
+      </w:r>
+    </w:p>
+    <w:p>
+      <w:pPr>
+        <w:jc w:val="center"/>
+        <w:rPr>
+          <w:rFonts w:ascii="Sakkal Majalla" w:hAnsi="Sakkal Majalla" w:cs="Sakkal Majalla"/>
+          <w:sz w:val="28"/>
+          <w:szCs w:val="28"/>
+        </w:rPr>
+      </w:pPr>
+      <w:r>
+        <w:rPr>
+          <w:noProof/>
+        </w:rPr>
+        <w:drawing>
+          <wp:inline distT="0" distB="0" distL="0" distR="0" wp14:anchorId="2E735A04" wp14:editId="1A512897">
+            <wp:extent cx="5886450" cy="1952625"/>
+            <wp:effectExtent l="0" t="0" r="0" b="9525"/>
+            <wp:docPr id="1638926011" name="Picture 1"/>
+            <wp:cNvGraphicFramePr>
+              <a:graphicFrameLocks xmlns:a="http://schemas.openxmlformats.org/drawingml/2006/main" noChangeAspect="1"/>
+            </wp:cNvGraphicFramePr>
+            <a:graphic xmlns:a="http://schemas.openxmlformats.org/drawingml/2006/main">
+              <a:graphicData uri="http://schemas.openxmlformats.org/drawingml/2006/picture">
+                <pic:pic xmlns:pic="http://schemas.openxmlformats.org/drawingml/2006/picture">
+                  <pic:nvPicPr>
+                    <pic:cNvPr id="1638926011" name=""/>
+                    <pic:cNvPicPr/>
+                  </pic:nvPicPr>
+                  <pic:blipFill>
+                    <a:blip r:embed="rId9"/>
+                    <a:stretch>
+                      <a:fillRect/>
+                    </a:stretch>
+                  </pic:blipFill>
+                  <pic:spPr>
+                    <a:xfrm>
+                      <a:off x="0" y="0"/>
+                      <a:ext cx="5886450" cy="1952625"/>
+                    </a:xfrm>
+                    <a:prstGeom prst="rect">
+                      <a:avLst/>
+                    </a:prstGeom>
+                  </pic:spPr>
+                </pic:pic>
+              </a:graphicData>
+            </a:graphic>
+          </wp:inline>
+        </w:drawing>
+      </w:r>
+    </w:p>
+    <w:p>
+      <w:pPr>
+        <w:pStyle w:val="ListParagraph"/>
+        <w:ind w:firstLine="720"/>
+        <w:rPr>
+          <w:rFonts w:ascii="Sakkal Majalla" w:hAnsi="Sakkal Majalla" w:cs="Sakkal Majalla"/>
+          <w:sz w:val="28"/>
+          <w:szCs w:val="28"/>
+        </w:rPr>
+      </w:pPr>
+      <w:r>
+        <w:rPr>
+          <w:rFonts w:ascii="Sakkal Majalla" w:hAnsi="Sakkal Majalla" w:cs="Sakkal Majalla"/>
+          <w:sz w:val="28"/>
+          <w:szCs w:val="28"/>
+        </w:rPr>
+        <w:t>=========================================</w:t>
+      </w:r>
+    </w:p>
+    <w:p>
+      <w:pPr>
+        <w:rPr>
+          <w:rFonts w:ascii="Sakkal Majalla" w:hAnsi="Sakkal Majalla" w:cs="Sakkal Majalla"/>
+          <w:sz w:val="28"/>
+          <w:szCs w:val="28"/>
+        </w:rPr>
+      </w:pPr>
+      <w:r>
+        <w:rPr>
+          <w:rFonts w:ascii="Sakkal Majalla" w:hAnsi="Sakkal Majalla" w:cs="Sakkal Majalla"/>
+          <w:sz w:val="28"/>
+          <w:szCs w:val="28"/>
+        </w:rPr>
+        <w:t xml:space="preserve">The term </w:t>
+      </w:r>
+      <w:r>
+        <w:rPr>
+          <w:rFonts w:ascii="Sakkal Majalla" w:hAnsi="Sakkal Majalla" w:cs="Sakkal Majalla"/>
+          <w:b/>
+          <w:bCs/>
+          <w:color w:val="C9C9C9" w:themeColor="accent3" w:themeTint="99"/>
+          <w:sz w:val="28"/>
+          <w:szCs w:val="28"/>
+        </w:rPr>
+        <w:t>x</w:t>
+      </w:r>
+      <w:r>
+        <w:rPr>
+          <w:rFonts w:ascii="Sakkal Majalla" w:hAnsi="Sakkal Majalla" w:cs="Sakkal Majalla"/>
+          <w:b/>
+          <w:bCs/>
+          <w:color w:val="C9C9C9" w:themeColor="accent3" w:themeTint="99"/>
+          <w:sz w:val="28"/>
+          <w:szCs w:val="28"/>
+          <w:vertAlign w:val="subscript"/>
+        </w:rPr>
+        <w:t>i</w:t>
+      </w:r>
+      <w:r>
+        <w:rPr>
+          <w:rFonts w:ascii="Sakkal Majalla" w:hAnsi="Sakkal Majalla" w:cs="Sakkal Majalla"/>
+          <w:b/>
+          <w:bCs/>
+          <w:color w:val="C9C9C9" w:themeColor="accent3" w:themeTint="99"/>
+          <w:sz w:val="28"/>
+          <w:szCs w:val="28"/>
+        </w:rPr>
+        <w:t xml:space="preserve"> -µ</w:t>
+      </w:r>
+      <w:r>
+        <w:rPr>
+          <w:rFonts w:ascii="Sakkal Majalla" w:hAnsi="Sakkal Majalla" w:cs="Sakkal Majalla"/>
+          <w:color w:val="C9C9C9" w:themeColor="accent3" w:themeTint="99"/>
+          <w:sz w:val="28"/>
+          <w:szCs w:val="28"/>
+        </w:rPr>
+        <w:t xml:space="preserve"> </w:t>
+      </w:r>
+      <w:r>
+        <w:rPr>
+          <w:rFonts w:ascii="Sakkal Majalla" w:hAnsi="Sakkal Majalla" w:cs="Sakkal Majalla"/>
+          <w:sz w:val="28"/>
+          <w:szCs w:val="28"/>
+        </w:rPr>
+        <w:t>is called the “</w:t>
+      </w:r>
+      <w:r>
+        <w:rPr>
+          <w:rFonts w:ascii="Sakkal Majalla" w:hAnsi="Sakkal Majalla" w:cs="Sakkal Majalla"/>
+          <w:b/>
+          <w:bCs/>
+          <w:color w:val="00B050"/>
+          <w:sz w:val="28"/>
+          <w:szCs w:val="28"/>
+        </w:rPr>
+        <w:t>deviation from the mean</w:t>
+      </w:r>
+      <w:r>
+        <w:rPr>
+          <w:rFonts w:ascii="Sakkal Majalla" w:hAnsi="Sakkal Majalla" w:cs="Sakkal Majalla"/>
+          <w:sz w:val="28"/>
+          <w:szCs w:val="28"/>
+        </w:rPr>
+        <w:t xml:space="preserve">,” so variance is the mean squared deviation, which is why it is denoted </w:t>
+      </w:r>
+      <w:r>
+        <w:rPr>
+          <w:rFonts w:ascii="Cambria" w:hAnsi="Cambria" w:cs="Cambria"/>
+          <w:b/>
+          <w:bCs/>
+          <w:color w:val="00B050"/>
+          <w:sz w:val="28"/>
+          <w:szCs w:val="28"/>
+        </w:rPr>
+        <w:t>σ</w:t>
+      </w:r>
+      <w:r>
+        <w:rPr>
+          <w:rFonts w:ascii="Sakkal Majalla" w:hAnsi="Sakkal Majalla" w:cs="Sakkal Majalla"/>
+          <w:b/>
+          <w:bCs/>
+          <w:color w:val="00B050"/>
+          <w:sz w:val="28"/>
+          <w:szCs w:val="28"/>
+          <w:vertAlign w:val="subscript"/>
+        </w:rPr>
+        <w:t>2</w:t>
+      </w:r>
+      <w:r>
+        <w:rPr>
+          <w:rFonts w:ascii="Sakkal Majalla" w:hAnsi="Sakkal Majalla" w:cs="Sakkal Majalla"/>
+          <w:sz w:val="28"/>
+          <w:szCs w:val="28"/>
+        </w:rPr>
+        <w:t xml:space="preserve">. The square root of variance, </w:t>
+      </w:r>
+      <w:r>
+        <w:rPr>
+          <w:rFonts w:ascii="Cambria" w:hAnsi="Cambria" w:cs="Cambria"/>
+          <w:b/>
+          <w:bCs/>
+          <w:color w:val="00B050"/>
+          <w:sz w:val="28"/>
+          <w:szCs w:val="28"/>
+        </w:rPr>
+        <w:t>σ</w:t>
+      </w:r>
+      <w:r>
+        <w:rPr>
+          <w:rFonts w:ascii="Sakkal Majalla" w:hAnsi="Sakkal Majalla" w:cs="Sakkal Majalla"/>
+          <w:sz w:val="28"/>
+          <w:szCs w:val="28"/>
+        </w:rPr>
+        <w:t>, is called the standard deviation.</w:t>
+      </w:r>
+    </w:p>
+    <w:p>
+      <w:pPr>
+        <w:pStyle w:val="ListParagraph"/>
+        <w:ind w:firstLine="720"/>
         <w:rPr>
           <w:rFonts w:ascii="Sakkal Majalla" w:hAnsi="Sakkal Majalla" w:cs="Sakkal Majalla"/>
           <w:sz w:val="28"/>
@@ -288,6 +1492,278 @@
     </w:sectPr>
   </w:body>
 </w:document>
+</file>
+
+<file path=word/numbering.xml><?xml version="1.0" encoding="utf-8"?>
+<w:numbering xmlns:wpc="http://schemas.microsoft.com/office/word/2010/wordprocessingCanvas" xmlns:cx="http://schemas.microsoft.com/office/drawing/2014/chartex" xmlns:cx1="http://schemas.microsoft.com/office/drawing/2015/9/8/chartex" xmlns:cx2="http://schemas.microsoft.com/office/drawing/2015/10/21/chartex" xmlns:cx3="http://schemas.microsoft.com/office/drawing/2016/5/9/chartex" xmlns:cx4="http://schemas.microsoft.com/office/drawing/2016/5/10/chartex" xmlns:cx5="http://schemas.microsoft.com/office/drawing/2016/5/11/chartex" xmlns:cx6="http://schemas.microsoft.com/office/drawing/2016/5/12/chartex" xmlns:cx7="http://schemas.microsoft.com/office/drawing/2016/5/13/chartex" xmlns:cx8="http://schemas.microsoft.com/office/drawing/2016/5/14/chartex" xmlns:mc="http://schemas.openxmlformats.org/markup-compatibility/2006" xmlns:aink="http://schemas.microsoft.com/office/drawing/2016/ink" xmlns:am3d="http://schemas.microsoft.com/office/drawing/2017/model3d" xmlns:o="urn:schemas-microsoft-com:office:office" xmlns:oel="http://schemas.microsoft.com/office/2019/extlst" xmlns:r="http://schemas.openxmlformats.org/officeDocument/2006/relationships" xmlns:m="http://schemas.openxmlformats.org/officeDocument/2006/math" xmlns:v="urn:schemas-microsoft-com:vml" xmlns:wp14="http://schemas.microsoft.com/office/word/2010/wordprocessingDrawing" xmlns:wp="http://schemas.openxmlformats.org/drawingml/2006/wordprocessingDrawing" xmlns:w10="urn:schemas-microsoft-com:office:word" xmlns:w="http://schemas.openxmlformats.org/wordprocessingml/2006/main" xmlns:w14="http://schemas.microsoft.com/office/word/2010/wordml" xmlns:w15="http://schemas.microsoft.com/office/word/2012/wordml" xmlns:w16cex="http://schemas.microsoft.com/office/word/2018/wordml/cex" xmlns:w16cid="http://schemas.microsoft.com/office/word/2016/wordml/cid" xmlns:w16="http://schemas.microsoft.com/office/word/2018/wordml" xmlns:w16du="http://schemas.microsoft.com/office/word/2023/wordml/word16du" xmlns:w16sdtdh="http://schemas.microsoft.com/office/word/2020/wordml/sdtdatahash" xmlns:w16sdtfl="http://schemas.microsoft.com/office/word/2024/wordml/sdtformatlock" xmlns:w16se="http://schemas.microsoft.com/office/word/2015/wordml/symex" xmlns:wpg="http://schemas.microsoft.com/office/word/2010/wordprocessingGroup" xmlns:wpi="http://schemas.microsoft.com/office/word/2010/wordprocessingInk" xmlns:wne="http://schemas.microsoft.com/office/word/2006/wordml" xmlns:wps="http://schemas.microsoft.com/office/word/2010/wordprocessingShape" mc:Ignorable="w14 w15 w16se w16cid w16 w16cex w16sdtdh w16sdtfl w16du wp14">
+  <w:abstractNum w:abstractNumId="0" w15:restartNumberingAfterBreak="0">
+    <w:nsid w:val="0E1B5774"/>
+    <w:multiLevelType w:val="hybridMultilevel"/>
+    <w:tmpl w:val="6802B1DA"/>
+    <w:lvl w:ilvl="0" w:tplc="2ABE10EA">
+      <w:numFmt w:val="bullet"/>
+      <w:lvlText w:val=""/>
+      <w:lvlJc w:val="left"/>
+      <w:pPr>
+        <w:ind w:left="720" w:hanging="360"/>
+      </w:pPr>
+      <w:rPr>
+        <w:rFonts w:ascii="Symbol" w:eastAsiaTheme="minorHAnsi" w:hAnsi="Symbol" w:cs="Sakkal Majalla" w:hint="default"/>
+      </w:rPr>
+    </w:lvl>
+    <w:lvl w:ilvl="1" w:tplc="04090003" w:tentative="1">
+      <w:start w:val="1"/>
+      <w:numFmt w:val="bullet"/>
+      <w:lvlText w:val="o"/>
+      <w:lvlJc w:val="left"/>
+      <w:pPr>
+        <w:ind w:left="1440" w:hanging="360"/>
+      </w:pPr>
+      <w:rPr>
+        <w:rFonts w:ascii="Courier New" w:hAnsi="Courier New" w:cs="Courier New" w:hint="default"/>
+      </w:rPr>
+    </w:lvl>
+    <w:lvl w:ilvl="2" w:tplc="04090005" w:tentative="1">
+      <w:start w:val="1"/>
+      <w:numFmt w:val="bullet"/>
+      <w:lvlText w:val=""/>
+      <w:lvlJc w:val="left"/>
+      <w:pPr>
+        <w:ind w:left="2160" w:hanging="360"/>
+      </w:pPr>
+      <w:rPr>
+        <w:rFonts w:ascii="Wingdings" w:hAnsi="Wingdings" w:hint="default"/>
+      </w:rPr>
+    </w:lvl>
+    <w:lvl w:ilvl="3" w:tplc="04090001" w:tentative="1">
+      <w:start w:val="1"/>
+      <w:numFmt w:val="bullet"/>
+      <w:lvlText w:val=""/>
+      <w:lvlJc w:val="left"/>
+      <w:pPr>
+        <w:ind w:left="2880" w:hanging="360"/>
+      </w:pPr>
+      <w:rPr>
+        <w:rFonts w:ascii="Symbol" w:hAnsi="Symbol" w:hint="default"/>
+      </w:rPr>
+    </w:lvl>
+    <w:lvl w:ilvl="4" w:tplc="04090003" w:tentative="1">
+      <w:start w:val="1"/>
+      <w:numFmt w:val="bullet"/>
+      <w:lvlText w:val="o"/>
+      <w:lvlJc w:val="left"/>
+      <w:pPr>
+        <w:ind w:left="3600" w:hanging="360"/>
+      </w:pPr>
+      <w:rPr>
+        <w:rFonts w:ascii="Courier New" w:hAnsi="Courier New" w:cs="Courier New" w:hint="default"/>
+      </w:rPr>
+    </w:lvl>
+    <w:lvl w:ilvl="5" w:tplc="04090005" w:tentative="1">
+      <w:start w:val="1"/>
+      <w:numFmt w:val="bullet"/>
+      <w:lvlText w:val=""/>
+      <w:lvlJc w:val="left"/>
+      <w:pPr>
+        <w:ind w:left="4320" w:hanging="360"/>
+      </w:pPr>
+      <w:rPr>
+        <w:rFonts w:ascii="Wingdings" w:hAnsi="Wingdings" w:hint="default"/>
+      </w:rPr>
+    </w:lvl>
+    <w:lvl w:ilvl="6" w:tplc="04090001" w:tentative="1">
+      <w:start w:val="1"/>
+      <w:numFmt w:val="bullet"/>
+      <w:lvlText w:val=""/>
+      <w:lvlJc w:val="left"/>
+      <w:pPr>
+        <w:ind w:left="5040" w:hanging="360"/>
+      </w:pPr>
+      <w:rPr>
+        <w:rFonts w:ascii="Symbol" w:hAnsi="Symbol" w:hint="default"/>
+      </w:rPr>
+    </w:lvl>
+    <w:lvl w:ilvl="7" w:tplc="04090003" w:tentative="1">
+      <w:start w:val="1"/>
+      <w:numFmt w:val="bullet"/>
+      <w:lvlText w:val="o"/>
+      <w:lvlJc w:val="left"/>
+      <w:pPr>
+        <w:ind w:left="5760" w:hanging="360"/>
+      </w:pPr>
+      <w:rPr>
+        <w:rFonts w:ascii="Courier New" w:hAnsi="Courier New" w:cs="Courier New" w:hint="default"/>
+      </w:rPr>
+    </w:lvl>
+    <w:lvl w:ilvl="8" w:tplc="04090005" w:tentative="1">
+      <w:start w:val="1"/>
+      <w:numFmt w:val="bullet"/>
+      <w:lvlText w:val=""/>
+      <w:lvlJc w:val="left"/>
+      <w:pPr>
+        <w:ind w:left="6480" w:hanging="360"/>
+      </w:pPr>
+      <w:rPr>
+        <w:rFonts w:ascii="Wingdings" w:hAnsi="Wingdings" w:hint="default"/>
+      </w:rPr>
+    </w:lvl>
+  </w:abstractNum>
+  <w:abstractNum w:abstractNumId="1" w15:restartNumberingAfterBreak="0">
+    <w:nsid w:val="5D5B3FE9"/>
+    <w:multiLevelType w:val="multilevel"/>
+    <w:tmpl w:val="43A0B4E2"/>
+    <w:lvl w:ilvl="0">
+      <w:start w:val="1"/>
+      <w:numFmt w:val="bullet"/>
+      <w:lvlText w:val=""/>
+      <w:lvlJc w:val="left"/>
+      <w:pPr>
+        <w:tabs>
+          <w:tab w:val="num" w:pos="720"/>
+        </w:tabs>
+        <w:ind w:left="720" w:hanging="360"/>
+      </w:pPr>
+      <w:rPr>
+        <w:rFonts w:ascii="Symbol" w:hAnsi="Symbol" w:hint="default"/>
+        <w:sz w:val="20"/>
+      </w:rPr>
+    </w:lvl>
+    <w:lvl w:ilvl="1" w:tentative="1">
+      <w:start w:val="1"/>
+      <w:numFmt w:val="bullet"/>
+      <w:lvlText w:val="o"/>
+      <w:lvlJc w:val="left"/>
+      <w:pPr>
+        <w:tabs>
+          <w:tab w:val="num" w:pos="1440"/>
+        </w:tabs>
+        <w:ind w:left="1440" w:hanging="360"/>
+      </w:pPr>
+      <w:rPr>
+        <w:rFonts w:ascii="Courier New" w:hAnsi="Courier New" w:hint="default"/>
+        <w:sz w:val="20"/>
+      </w:rPr>
+    </w:lvl>
+    <w:lvl w:ilvl="2" w:tentative="1">
+      <w:start w:val="1"/>
+      <w:numFmt w:val="bullet"/>
+      <w:lvlText w:val=""/>
+      <w:lvlJc w:val="left"/>
+      <w:pPr>
+        <w:tabs>
+          <w:tab w:val="num" w:pos="2160"/>
+        </w:tabs>
+        <w:ind w:left="2160" w:hanging="360"/>
+      </w:pPr>
+      <w:rPr>
+        <w:rFonts w:ascii="Wingdings" w:hAnsi="Wingdings" w:hint="default"/>
+        <w:sz w:val="20"/>
+      </w:rPr>
+    </w:lvl>
+    <w:lvl w:ilvl="3" w:tentative="1">
+      <w:start w:val="1"/>
+      <w:numFmt w:val="bullet"/>
+      <w:lvlText w:val=""/>
+      <w:lvlJc w:val="left"/>
+      <w:pPr>
+        <w:tabs>
+          <w:tab w:val="num" w:pos="2880"/>
+        </w:tabs>
+        <w:ind w:left="2880" w:hanging="360"/>
+      </w:pPr>
+      <w:rPr>
+        <w:rFonts w:ascii="Wingdings" w:hAnsi="Wingdings" w:hint="default"/>
+        <w:sz w:val="20"/>
+      </w:rPr>
+    </w:lvl>
+    <w:lvl w:ilvl="4" w:tentative="1">
+      <w:start w:val="1"/>
+      <w:numFmt w:val="bullet"/>
+      <w:lvlText w:val=""/>
+      <w:lvlJc w:val="left"/>
+      <w:pPr>
+        <w:tabs>
+          <w:tab w:val="num" w:pos="3600"/>
+        </w:tabs>
+        <w:ind w:left="3600" w:hanging="360"/>
+      </w:pPr>
+      <w:rPr>
+        <w:rFonts w:ascii="Wingdings" w:hAnsi="Wingdings" w:hint="default"/>
+        <w:sz w:val="20"/>
+      </w:rPr>
+    </w:lvl>
+    <w:lvl w:ilvl="5" w:tentative="1">
+      <w:start w:val="1"/>
+      <w:numFmt w:val="bullet"/>
+      <w:lvlText w:val=""/>
+      <w:lvlJc w:val="left"/>
+      <w:pPr>
+        <w:tabs>
+          <w:tab w:val="num" w:pos="4320"/>
+        </w:tabs>
+        <w:ind w:left="4320" w:hanging="360"/>
+      </w:pPr>
+      <w:rPr>
+        <w:rFonts w:ascii="Wingdings" w:hAnsi="Wingdings" w:hint="default"/>
+        <w:sz w:val="20"/>
+      </w:rPr>
+    </w:lvl>
+    <w:lvl w:ilvl="6" w:tentative="1">
+      <w:start w:val="1"/>
+      <w:numFmt w:val="bullet"/>
+      <w:lvlText w:val=""/>
+      <w:lvlJc w:val="left"/>
+      <w:pPr>
+        <w:tabs>
+          <w:tab w:val="num" w:pos="5040"/>
+        </w:tabs>
+        <w:ind w:left="5040" w:hanging="360"/>
+      </w:pPr>
+      <w:rPr>
+        <w:rFonts w:ascii="Wingdings" w:hAnsi="Wingdings" w:hint="default"/>
+        <w:sz w:val="20"/>
+      </w:rPr>
+    </w:lvl>
+    <w:lvl w:ilvl="7" w:tentative="1">
+      <w:start w:val="1"/>
+      <w:numFmt w:val="bullet"/>
+      <w:lvlText w:val=""/>
+      <w:lvlJc w:val="left"/>
+      <w:pPr>
+        <w:tabs>
+          <w:tab w:val="num" w:pos="5760"/>
+        </w:tabs>
+        <w:ind w:left="5760" w:hanging="360"/>
+      </w:pPr>
+      <w:rPr>
+        <w:rFonts w:ascii="Wingdings" w:hAnsi="Wingdings" w:hint="default"/>
+        <w:sz w:val="20"/>
+      </w:rPr>
+    </w:lvl>
+    <w:lvl w:ilvl="8" w:tentative="1">
+      <w:start w:val="1"/>
+      <w:numFmt w:val="bullet"/>
+      <w:lvlText w:val=""/>
+      <w:lvlJc w:val="left"/>
+      <w:pPr>
+        <w:tabs>
+          <w:tab w:val="num" w:pos="6480"/>
+        </w:tabs>
+        <w:ind w:left="6480" w:hanging="360"/>
+      </w:pPr>
+      <w:rPr>
+        <w:rFonts w:ascii="Wingdings" w:hAnsi="Wingdings" w:hint="default"/>
+        <w:sz w:val="20"/>
+      </w:rPr>
+    </w:lvl>
+  </w:abstractNum>
+  <w:num w:numId="1" w16cid:durableId="2033335570">
+    <w:abstractNumId w:val="0"/>
+  </w:num>
+  <w:num w:numId="2" w16cid:durableId="1624341684">
+    <w:abstractNumId w:val="1"/>
+  </w:num>
+</w:numbering>
 </file>
 
 <file path=word/styles.xml><?xml version="1.0" encoding="utf-8"?>
@@ -1206,6 +2682,16 @@
       <w:spacing w:val="5"/>
     </w:rPr>
   </w:style>
+  <w:style w:type="character" w:styleId="PlaceholderText">
+    <w:name w:val="Placeholder Text"/>
+    <w:basedOn w:val="DefaultParagraphFont"/>
+    <w:uiPriority w:val="99"/>
+    <w:semiHidden/>
+    <w:rsid w:val="00F91C7A"/>
+    <w:rPr>
+      <w:color w:val="666666"/>
+    </w:rPr>
+  </w:style>
 </w:styles>
 </file>
 

--- a/Statistics-And-Statistical-Analysis/Statistics-Notes-01.docx
+++ b/Statistics-And-Statistical-Analysis/Statistics-Notes-01.docx
@@ -150,6 +150,17 @@
         </w:rPr>
         <w:t>based on probability</w:t>
       </w:r>
+      <w:r>
+        <w:rPr>
+          <w:rFonts w:ascii="Sakkal Majalla" w:hAnsi="Sakkal Majalla" w:cs="Sakkal Majalla"/>
+          <w:b/>
+          <w:bCs/>
+          <w:color w:val="BF8F00" w:themeColor="accent4" w:themeShade="BF"/>
+          <w:sz w:val="28"/>
+          <w:szCs w:val="28"/>
+        </w:rPr>
+        <w:t>.</w:t>
+      </w:r>
     </w:p>
     <w:p>
       <w:pPr>
@@ -355,6 +366,14 @@
           <w:szCs w:val="28"/>
         </w:rPr>
         <w:t>, is the sum of the values divided by the number of values; in other words</w:t>
+      </w:r>
+      <w:r>
+        <w:rPr>
+          <w:rFonts w:ascii="Sakkal Majalla" w:hAnsi="Sakkal Majalla" w:cs="Sakkal Majalla"/>
+          <w:sz w:val="28"/>
+          <w:szCs w:val="28"/>
+        </w:rPr>
+        <w:t>.</w:t>
       </w:r>
     </w:p>
     <w:p>
@@ -1483,6 +1502,2159 @@
           <w:szCs w:val="28"/>
         </w:rPr>
       </w:pPr>
+      <w:r>
+        <w:rPr>
+          <w:rFonts w:ascii="Sakkal Majalla" w:hAnsi="Sakkal Majalla" w:cs="Sakkal Majalla"/>
+          <w:sz w:val="28"/>
+          <w:szCs w:val="28"/>
+        </w:rPr>
+        <w:t xml:space="preserve">Regression in statistics is a modeling technique </w:t>
+      </w:r>
+      <w:r>
+        <w:rPr>
+          <w:rFonts w:ascii="Sakkal Majalla" w:hAnsi="Sakkal Majalla" w:cs="Sakkal Majalla"/>
+          <w:b/>
+          <w:bCs/>
+          <w:color w:val="002060"/>
+          <w:sz w:val="28"/>
+          <w:szCs w:val="28"/>
+        </w:rPr>
+        <w:t>used to analyze the relationship between a continuous dependent variable (target) and one or more independent variables (predictors)</w:t>
+      </w:r>
+      <w:r>
+        <w:rPr>
+          <w:rFonts w:ascii="Sakkal Majalla" w:hAnsi="Sakkal Majalla" w:cs="Sakkal Majalla"/>
+          <w:sz w:val="28"/>
+          <w:szCs w:val="28"/>
+        </w:rPr>
+        <w:t xml:space="preserve">. It estimates how changes in independent variables </w:t>
+      </w:r>
+      <w:r>
+        <w:rPr>
+          <w:rFonts w:ascii="Sakkal Majalla" w:hAnsi="Sakkal Majalla" w:cs="Sakkal Majalla"/>
+          <w:sz w:val="28"/>
+          <w:szCs w:val="28"/>
+        </w:rPr>
+        <w:t>affect</w:t>
+      </w:r>
+      <w:r>
+        <w:rPr>
+          <w:rFonts w:ascii="Sakkal Majalla" w:hAnsi="Sakkal Majalla" w:cs="Sakkal Majalla"/>
+          <w:sz w:val="28"/>
+          <w:szCs w:val="28"/>
+        </w:rPr>
+        <w:t xml:space="preserve"> the dependent variable, </w:t>
+      </w:r>
+      <w:r>
+        <w:rPr>
+          <w:rFonts w:ascii="Sakkal Majalla" w:hAnsi="Sakkal Majalla" w:cs="Sakkal Majalla"/>
+          <w:sz w:val="28"/>
+          <w:szCs w:val="28"/>
+        </w:rPr>
+        <w:t>enabling</w:t>
+      </w:r>
+      <w:r>
+        <w:rPr>
+          <w:rFonts w:ascii="Sakkal Majalla" w:hAnsi="Sakkal Majalla" w:cs="Sakkal Majalla"/>
+          <w:sz w:val="28"/>
+          <w:szCs w:val="28"/>
+        </w:rPr>
+        <w:t xml:space="preserve"> prediction, forecasting, and quantifying </w:t>
+      </w:r>
+      <w:r>
+        <w:rPr>
+          <w:rFonts w:ascii="Sakkal Majalla" w:hAnsi="Sakkal Majalla" w:cs="Sakkal Majalla"/>
+          <w:sz w:val="28"/>
+          <w:szCs w:val="28"/>
+        </w:rPr>
+        <w:t>the</w:t>
+      </w:r>
+      <w:r>
+        <w:rPr>
+          <w:rFonts w:ascii="Sakkal Majalla" w:hAnsi="Sakkal Majalla" w:cs="Sakkal Majalla"/>
+          <w:sz w:val="28"/>
+          <w:szCs w:val="28"/>
+        </w:rPr>
+        <w:t xml:space="preserve"> impact</w:t>
+      </w:r>
+      <w:r>
+        <w:rPr>
+          <w:rFonts w:ascii="Sakkal Majalla" w:hAnsi="Sakkal Majalla" w:cs="Sakkal Majalla"/>
+          <w:sz w:val="28"/>
+          <w:szCs w:val="28"/>
+        </w:rPr>
+        <w:t xml:space="preserve"> of variables</w:t>
+      </w:r>
+      <w:r>
+        <w:rPr>
+          <w:rFonts w:ascii="Sakkal Majalla" w:hAnsi="Sakkal Majalla" w:cs="Sakkal Majalla"/>
+          <w:sz w:val="28"/>
+          <w:szCs w:val="28"/>
+        </w:rPr>
+        <w:t>.</w:t>
+      </w:r>
+    </w:p>
+    <w:p>
+      <w:pPr>
+        <w:rPr>
+          <w:rFonts w:ascii="Sakkal Majalla" w:hAnsi="Sakkal Majalla" w:cs="Sakkal Majalla"/>
+          <w:sz w:val="28"/>
+          <w:szCs w:val="28"/>
+        </w:rPr>
+      </w:pPr>
+      <w:r>
+        <w:rPr>
+          <w:rFonts w:ascii="Sakkal Majalla" w:hAnsi="Sakkal Majalla" w:cs="Sakkal Majalla"/>
+          <w:b/>
+          <w:bCs/>
+          <w:sz w:val="28"/>
+          <w:szCs w:val="28"/>
+        </w:rPr>
+        <w:t>Key Aspects of Regression Analysis</w:t>
+      </w:r>
+    </w:p>
+    <w:p>
+      <w:pPr>
+        <w:numPr>
+          <w:ilvl w:val="0"/>
+          <w:numId w:val="3"/>
+        </w:numPr>
+        <w:rPr>
+          <w:rFonts w:ascii="Sakkal Majalla" w:hAnsi="Sakkal Majalla" w:cs="Sakkal Majalla"/>
+          <w:sz w:val="28"/>
+          <w:szCs w:val="28"/>
+        </w:rPr>
+      </w:pPr>
+      <w:r>
+        <w:rPr>
+          <w:rFonts w:ascii="Sakkal Majalla" w:hAnsi="Sakkal Majalla" w:cs="Sakkal Majalla"/>
+          <w:b/>
+          <w:bCs/>
+          <w:color w:val="0070C0"/>
+          <w:sz w:val="28"/>
+          <w:szCs w:val="28"/>
+        </w:rPr>
+        <w:t>Purpose</w:t>
+      </w:r>
+      <w:r>
+        <w:rPr>
+          <w:rFonts w:ascii="Sakkal Majalla" w:hAnsi="Sakkal Majalla" w:cs="Sakkal Majalla"/>
+          <w:b/>
+          <w:bCs/>
+          <w:sz w:val="28"/>
+          <w:szCs w:val="28"/>
+        </w:rPr>
+        <w:t>:</w:t>
+      </w:r>
+      <w:r>
+        <w:rPr>
+          <w:rFonts w:ascii="Sakkal Majalla" w:hAnsi="Sakkal Majalla" w:cs="Sakkal Majalla"/>
+          <w:sz w:val="28"/>
+          <w:szCs w:val="28"/>
+        </w:rPr>
+        <w:t xml:space="preserve"> Primarily used for forecasting (e.g., sales, temperature) and determining the strength of predictors.</w:t>
+      </w:r>
+    </w:p>
+    <w:p>
+      <w:pPr>
+        <w:numPr>
+          <w:ilvl w:val="0"/>
+          <w:numId w:val="3"/>
+        </w:numPr>
+        <w:rPr>
+          <w:rFonts w:ascii="Sakkal Majalla" w:hAnsi="Sakkal Majalla" w:cs="Sakkal Majalla"/>
+          <w:sz w:val="28"/>
+          <w:szCs w:val="28"/>
+        </w:rPr>
+      </w:pPr>
+      <w:r>
+        <w:rPr>
+          <w:rFonts w:ascii="Sakkal Majalla" w:hAnsi="Sakkal Majalla" w:cs="Sakkal Majalla"/>
+          <w:b/>
+          <w:bCs/>
+          <w:color w:val="0070C0"/>
+          <w:sz w:val="28"/>
+          <w:szCs w:val="28"/>
+        </w:rPr>
+        <w:t>Types</w:t>
+      </w:r>
+      <w:r>
+        <w:rPr>
+          <w:rFonts w:ascii="Sakkal Majalla" w:hAnsi="Sakkal Majalla" w:cs="Sakkal Majalla"/>
+          <w:b/>
+          <w:bCs/>
+          <w:sz w:val="28"/>
+          <w:szCs w:val="28"/>
+        </w:rPr>
+        <w:t>:</w:t>
+      </w:r>
+    </w:p>
+    <w:p>
+      <w:pPr>
+        <w:numPr>
+          <w:ilvl w:val="1"/>
+          <w:numId w:val="3"/>
+        </w:numPr>
+        <w:rPr>
+          <w:rFonts w:ascii="Sakkal Majalla" w:hAnsi="Sakkal Majalla" w:cs="Sakkal Majalla"/>
+          <w:sz w:val="28"/>
+          <w:szCs w:val="28"/>
+        </w:rPr>
+      </w:pPr>
+      <w:r>
+        <w:rPr>
+          <w:rFonts w:ascii="Sakkal Majalla" w:hAnsi="Sakkal Majalla" w:cs="Sakkal Majalla"/>
+          <w:b/>
+          <w:bCs/>
+          <w:color w:val="0070C0"/>
+          <w:sz w:val="28"/>
+          <w:szCs w:val="28"/>
+        </w:rPr>
+        <w:t>Simple Linear Regression</w:t>
+      </w:r>
+      <w:r>
+        <w:rPr>
+          <w:rFonts w:ascii="Sakkal Majalla" w:hAnsi="Sakkal Majalla" w:cs="Sakkal Majalla"/>
+          <w:b/>
+          <w:bCs/>
+          <w:sz w:val="28"/>
+          <w:szCs w:val="28"/>
+        </w:rPr>
+        <w:t>:</w:t>
+      </w:r>
+      <w:r>
+        <w:rPr>
+          <w:rFonts w:ascii="Sakkal Majalla" w:hAnsi="Sakkal Majalla" w:cs="Sakkal Majalla"/>
+          <w:sz w:val="28"/>
+          <w:szCs w:val="28"/>
+        </w:rPr>
+        <w:t xml:space="preserve"> Uses one independent variable to predict a dependent variable by fitting a straight line</w:t>
+      </w:r>
+      <w:r>
+        <w:rPr>
+          <w:noProof/>
+        </w:rPr>
+        <w:drawing>
+          <wp:inline distT="0" distB="0" distL="0" distR="0" wp14:anchorId="4374C0DC" wp14:editId="71179BF3">
+            <wp:extent cx="1390650" cy="285750"/>
+            <wp:effectExtent l="0" t="0" r="0" b="0"/>
+            <wp:docPr id="7628283" name="Picture 1"/>
+            <wp:cNvGraphicFramePr>
+              <a:graphicFrameLocks xmlns:a="http://schemas.openxmlformats.org/drawingml/2006/main" noChangeAspect="1"/>
+            </wp:cNvGraphicFramePr>
+            <a:graphic xmlns:a="http://schemas.openxmlformats.org/drawingml/2006/main">
+              <a:graphicData uri="http://schemas.openxmlformats.org/drawingml/2006/picture">
+                <pic:pic xmlns:pic="http://schemas.openxmlformats.org/drawingml/2006/picture">
+                  <pic:nvPicPr>
+                    <pic:cNvPr id="7628283" name=""/>
+                    <pic:cNvPicPr/>
+                  </pic:nvPicPr>
+                  <pic:blipFill>
+                    <a:blip r:embed="rId10"/>
+                    <a:stretch>
+                      <a:fillRect/>
+                    </a:stretch>
+                  </pic:blipFill>
+                  <pic:spPr>
+                    <a:xfrm>
+                      <a:off x="0" y="0"/>
+                      <a:ext cx="1390650" cy="285750"/>
+                    </a:xfrm>
+                    <a:prstGeom prst="rect">
+                      <a:avLst/>
+                    </a:prstGeom>
+                  </pic:spPr>
+                </pic:pic>
+              </a:graphicData>
+            </a:graphic>
+          </wp:inline>
+        </w:drawing>
+      </w:r>
+      <w:r>
+        <w:rPr>
+          <w:rFonts w:ascii="Sakkal Majalla" w:hAnsi="Sakkal Majalla" w:cs="Sakkal Majalla"/>
+          <w:sz w:val="28"/>
+          <w:szCs w:val="28"/>
+        </w:rPr>
+        <w:t>.</w:t>
+      </w:r>
+    </w:p>
+    <w:p>
+      <w:pPr>
+        <w:numPr>
+          <w:ilvl w:val="1"/>
+          <w:numId w:val="3"/>
+        </w:numPr>
+        <w:rPr>
+          <w:rFonts w:ascii="Sakkal Majalla" w:hAnsi="Sakkal Majalla" w:cs="Sakkal Majalla"/>
+          <w:sz w:val="28"/>
+          <w:szCs w:val="28"/>
+        </w:rPr>
+      </w:pPr>
+      <w:r>
+        <w:rPr>
+          <w:rFonts w:ascii="Sakkal Majalla" w:hAnsi="Sakkal Majalla" w:cs="Sakkal Majalla"/>
+          <w:b/>
+          <w:bCs/>
+          <w:color w:val="0070C0"/>
+          <w:sz w:val="28"/>
+          <w:szCs w:val="28"/>
+        </w:rPr>
+        <w:t>Multiple Regression</w:t>
+      </w:r>
+      <w:r>
+        <w:rPr>
+          <w:rFonts w:ascii="Sakkal Majalla" w:hAnsi="Sakkal Majalla" w:cs="Sakkal Majalla"/>
+          <w:b/>
+          <w:bCs/>
+          <w:sz w:val="28"/>
+          <w:szCs w:val="28"/>
+        </w:rPr>
+        <w:t>:</w:t>
+      </w:r>
+      <w:r>
+        <w:rPr>
+          <w:rFonts w:ascii="Sakkal Majalla" w:hAnsi="Sakkal Majalla" w:cs="Sakkal Majalla"/>
+          <w:sz w:val="28"/>
+          <w:szCs w:val="28"/>
+        </w:rPr>
+        <w:t xml:space="preserve"> Uses two or more independent variables to predict a single outcome.</w:t>
+      </w:r>
+    </w:p>
+    <w:p>
+      <w:pPr>
+        <w:numPr>
+          <w:ilvl w:val="1"/>
+          <w:numId w:val="3"/>
+        </w:numPr>
+        <w:rPr>
+          <w:rFonts w:ascii="Sakkal Majalla" w:hAnsi="Sakkal Majalla" w:cs="Sakkal Majalla"/>
+          <w:sz w:val="28"/>
+          <w:szCs w:val="28"/>
+        </w:rPr>
+      </w:pPr>
+      <w:r>
+        <w:rPr>
+          <w:rFonts w:ascii="Sakkal Majalla" w:hAnsi="Sakkal Majalla" w:cs="Sakkal Majalla"/>
+          <w:b/>
+          <w:bCs/>
+          <w:color w:val="0070C0"/>
+          <w:sz w:val="28"/>
+          <w:szCs w:val="28"/>
+        </w:rPr>
+        <w:lastRenderedPageBreak/>
+        <w:t>Nonlinear/Logistic Regression</w:t>
+      </w:r>
+      <w:r>
+        <w:rPr>
+          <w:rFonts w:ascii="Sakkal Majalla" w:hAnsi="Sakkal Majalla" w:cs="Sakkal Majalla"/>
+          <w:b/>
+          <w:bCs/>
+          <w:sz w:val="28"/>
+          <w:szCs w:val="28"/>
+        </w:rPr>
+        <w:t>:</w:t>
+      </w:r>
+      <w:r>
+        <w:rPr>
+          <w:rFonts w:ascii="Sakkal Majalla" w:hAnsi="Sakkal Majalla" w:cs="Sakkal Majalla"/>
+          <w:sz w:val="28"/>
+          <w:szCs w:val="28"/>
+        </w:rPr>
+        <w:t xml:space="preserve"> Used when data trends are curved or when the outcome is categorical (e.g., yes/no).</w:t>
+      </w:r>
+    </w:p>
+    <w:p>
+      <w:pPr>
+        <w:pStyle w:val="ListParagraph"/>
+        <w:ind w:firstLine="720"/>
+        <w:rPr>
+          <w:rFonts w:ascii="Sakkal Majalla" w:hAnsi="Sakkal Majalla" w:cs="Sakkal Majalla"/>
+          <w:sz w:val="28"/>
+          <w:szCs w:val="28"/>
+        </w:rPr>
+      </w:pPr>
+      <w:r>
+        <w:rPr>
+          <w:rFonts w:ascii="Sakkal Majalla" w:hAnsi="Sakkal Majalla" w:cs="Sakkal Majalla"/>
+          <w:sz w:val="28"/>
+          <w:szCs w:val="28"/>
+        </w:rPr>
+        <w:t>-------------------------------------------------------------------------</w:t>
+      </w:r>
+    </w:p>
+    <w:p>
+      <w:pPr>
+        <w:rPr>
+          <w:rFonts w:ascii="Sakkal Majalla" w:hAnsi="Sakkal Majalla" w:cs="Sakkal Majalla"/>
+          <w:sz w:val="28"/>
+          <w:szCs w:val="28"/>
+        </w:rPr>
+      </w:pPr>
+      <w:r>
+        <w:rPr>
+          <w:rFonts w:ascii="Sakkal Majalla" w:hAnsi="Sakkal Majalla" w:cs="Sakkal Majalla"/>
+          <w:sz w:val="28"/>
+          <w:szCs w:val="28"/>
+        </w:rPr>
+        <w:t>Common Usage Examples</w:t>
+      </w:r>
+    </w:p>
+    <w:p>
+      <w:pPr>
+        <w:numPr>
+          <w:ilvl w:val="0"/>
+          <w:numId w:val="4"/>
+        </w:numPr>
+        <w:rPr>
+          <w:rFonts w:ascii="Sakkal Majalla" w:hAnsi="Sakkal Majalla" w:cs="Sakkal Majalla"/>
+          <w:sz w:val="28"/>
+          <w:szCs w:val="28"/>
+        </w:rPr>
+      </w:pPr>
+      <w:r>
+        <w:rPr>
+          <w:rFonts w:ascii="Sakkal Majalla" w:hAnsi="Sakkal Majalla" w:cs="Sakkal Majalla"/>
+          <w:b/>
+          <w:bCs/>
+          <w:color w:val="00B0F0"/>
+          <w:sz w:val="28"/>
+          <w:szCs w:val="28"/>
+        </w:rPr>
+        <w:t>Predicting Housing Prices</w:t>
+      </w:r>
+      <w:r>
+        <w:rPr>
+          <w:rFonts w:ascii="Sakkal Majalla" w:hAnsi="Sakkal Majalla" w:cs="Sakkal Majalla"/>
+          <w:b/>
+          <w:bCs/>
+          <w:sz w:val="28"/>
+          <w:szCs w:val="28"/>
+        </w:rPr>
+        <w:t>:</w:t>
+      </w:r>
+      <w:r>
+        <w:rPr>
+          <w:rFonts w:ascii="Sakkal Majalla" w:hAnsi="Sakkal Majalla" w:cs="Sakkal Majalla"/>
+          <w:sz w:val="28"/>
+          <w:szCs w:val="28"/>
+        </w:rPr>
+        <w:t xml:space="preserve"> Using square footage, location, and number of bedrooms to estimate price.</w:t>
+      </w:r>
+    </w:p>
+    <w:p>
+      <w:pPr>
+        <w:numPr>
+          <w:ilvl w:val="0"/>
+          <w:numId w:val="4"/>
+        </w:numPr>
+        <w:rPr>
+          <w:rFonts w:ascii="Sakkal Majalla" w:hAnsi="Sakkal Majalla" w:cs="Sakkal Majalla"/>
+          <w:sz w:val="28"/>
+          <w:szCs w:val="28"/>
+        </w:rPr>
+      </w:pPr>
+      <w:r>
+        <w:rPr>
+          <w:rFonts w:ascii="Sakkal Majalla" w:hAnsi="Sakkal Majalla" w:cs="Sakkal Majalla"/>
+          <w:b/>
+          <w:bCs/>
+          <w:color w:val="00B0F0"/>
+          <w:sz w:val="28"/>
+          <w:szCs w:val="28"/>
+        </w:rPr>
+        <w:t>Sales Forecasting</w:t>
+      </w:r>
+      <w:r>
+        <w:rPr>
+          <w:rFonts w:ascii="Sakkal Majalla" w:hAnsi="Sakkal Majalla" w:cs="Sakkal Majalla"/>
+          <w:b/>
+          <w:bCs/>
+          <w:sz w:val="28"/>
+          <w:szCs w:val="28"/>
+        </w:rPr>
+        <w:t>:</w:t>
+      </w:r>
+      <w:r>
+        <w:rPr>
+          <w:rFonts w:ascii="Sakkal Majalla" w:hAnsi="Sakkal Majalla" w:cs="Sakkal Majalla"/>
+          <w:sz w:val="28"/>
+          <w:szCs w:val="28"/>
+        </w:rPr>
+        <w:t xml:space="preserve"> Analyzing the impact of advertising expenditure on product sales.</w:t>
+      </w:r>
+    </w:p>
+    <w:p>
+      <w:pPr>
+        <w:numPr>
+          <w:ilvl w:val="0"/>
+          <w:numId w:val="4"/>
+        </w:numPr>
+        <w:rPr>
+          <w:rFonts w:ascii="Sakkal Majalla" w:hAnsi="Sakkal Majalla" w:cs="Sakkal Majalla"/>
+          <w:sz w:val="28"/>
+          <w:szCs w:val="28"/>
+        </w:rPr>
+      </w:pPr>
+      <w:r>
+        <w:rPr>
+          <w:rFonts w:ascii="Sakkal Majalla" w:hAnsi="Sakkal Majalla" w:cs="Sakkal Majalla"/>
+          <w:b/>
+          <w:bCs/>
+          <w:color w:val="00B0F0"/>
+          <w:sz w:val="28"/>
+          <w:szCs w:val="28"/>
+        </w:rPr>
+        <w:t>Healthcare Trends</w:t>
+      </w:r>
+      <w:r>
+        <w:rPr>
+          <w:rFonts w:ascii="Sakkal Majalla" w:hAnsi="Sakkal Majalla" w:cs="Sakkal Majalla"/>
+          <w:b/>
+          <w:bCs/>
+          <w:sz w:val="28"/>
+          <w:szCs w:val="28"/>
+        </w:rPr>
+        <w:t>:</w:t>
+      </w:r>
+      <w:r>
+        <w:rPr>
+          <w:rFonts w:ascii="Sakkal Majalla" w:hAnsi="Sakkal Majalla" w:cs="Sakkal Majalla"/>
+          <w:sz w:val="28"/>
+          <w:szCs w:val="28"/>
+        </w:rPr>
+        <w:t xml:space="preserve"> Determining how age and weight influence blood pressure.</w:t>
+      </w:r>
+    </w:p>
+    <w:p>
+      <w:pPr>
+        <w:numPr>
+          <w:ilvl w:val="0"/>
+          <w:numId w:val="4"/>
+        </w:numPr>
+        <w:rPr>
+          <w:rFonts w:ascii="Sakkal Majalla" w:hAnsi="Sakkal Majalla" w:cs="Sakkal Majalla"/>
+          <w:sz w:val="28"/>
+          <w:szCs w:val="28"/>
+        </w:rPr>
+      </w:pPr>
+      <w:r>
+        <w:rPr>
+          <w:rFonts w:ascii="Sakkal Majalla" w:hAnsi="Sakkal Majalla" w:cs="Sakkal Majalla"/>
+          <w:b/>
+          <w:bCs/>
+          <w:color w:val="00B0F0"/>
+          <w:sz w:val="28"/>
+          <w:szCs w:val="28"/>
+        </w:rPr>
+        <w:t>Salary Analysis</w:t>
+      </w:r>
+      <w:r>
+        <w:rPr>
+          <w:rFonts w:ascii="Sakkal Majalla" w:hAnsi="Sakkal Majalla" w:cs="Sakkal Majalla"/>
+          <w:b/>
+          <w:bCs/>
+          <w:sz w:val="28"/>
+          <w:szCs w:val="28"/>
+        </w:rPr>
+        <w:t>:</w:t>
+      </w:r>
+      <w:r>
+        <w:rPr>
+          <w:rFonts w:ascii="Sakkal Majalla" w:hAnsi="Sakkal Majalla" w:cs="Sakkal Majalla"/>
+          <w:sz w:val="28"/>
+          <w:szCs w:val="28"/>
+        </w:rPr>
+        <w:t xml:space="preserve"> Estimating salary based on years of experience and education level.</w:t>
+      </w:r>
+    </w:p>
+    <w:p>
+      <w:pPr>
+        <w:pStyle w:val="ListParagraph"/>
+        <w:ind w:firstLine="720"/>
+        <w:rPr>
+          <w:rFonts w:ascii="Sakkal Majalla" w:hAnsi="Sakkal Majalla" w:cs="Sakkal Majalla"/>
+          <w:sz w:val="28"/>
+          <w:szCs w:val="28"/>
+        </w:rPr>
+      </w:pPr>
+      <w:r>
+        <w:rPr>
+          <w:rFonts w:ascii="Sakkal Majalla" w:hAnsi="Sakkal Majalla" w:cs="Sakkal Majalla"/>
+          <w:sz w:val="28"/>
+          <w:szCs w:val="28"/>
+        </w:rPr>
+        <w:t>=========================================</w:t>
+      </w:r>
+    </w:p>
+    <w:p>
+      <w:pPr>
+        <w:rPr>
+          <w:rFonts w:ascii="Sakkal Majalla" w:hAnsi="Sakkal Majalla" w:cs="Sakkal Majalla"/>
+          <w:sz w:val="28"/>
+          <w:szCs w:val="28"/>
+        </w:rPr>
+      </w:pPr>
+      <w:r>
+        <w:rPr>
+          <w:rFonts w:ascii="Sakkal Majalla" w:hAnsi="Sakkal Majalla" w:cs="Sakkal Majalla"/>
+          <w:sz w:val="28"/>
+          <w:szCs w:val="28"/>
+        </w:rPr>
+        <w:t>The data of statistics can come from:</w:t>
+      </w:r>
+    </w:p>
+    <w:p>
+      <w:pPr>
+        <w:pStyle w:val="ListParagraph"/>
+        <w:numPr>
+          <w:ilvl w:val="0"/>
+          <w:numId w:val="4"/>
+        </w:numPr>
+        <w:rPr>
+          <w:rFonts w:ascii="Sakkal Majalla" w:hAnsi="Sakkal Majalla" w:cs="Sakkal Majalla"/>
+          <w:sz w:val="28"/>
+          <w:szCs w:val="28"/>
+        </w:rPr>
+      </w:pPr>
+      <w:r>
+        <w:rPr>
+          <w:rFonts w:ascii="Sakkal Majalla" w:hAnsi="Sakkal Majalla" w:cs="Sakkal Majalla"/>
+          <w:sz w:val="28"/>
+          <w:szCs w:val="28"/>
+        </w:rPr>
+        <w:t>Survey</w:t>
+      </w:r>
+    </w:p>
+    <w:p>
+      <w:pPr>
+        <w:pStyle w:val="ListParagraph"/>
+        <w:numPr>
+          <w:ilvl w:val="0"/>
+          <w:numId w:val="4"/>
+        </w:numPr>
+        <w:rPr>
+          <w:rFonts w:ascii="Sakkal Majalla" w:hAnsi="Sakkal Majalla" w:cs="Sakkal Majalla"/>
+          <w:sz w:val="28"/>
+          <w:szCs w:val="28"/>
+        </w:rPr>
+      </w:pPr>
+      <w:r>
+        <w:rPr>
+          <w:rFonts w:ascii="Sakkal Majalla" w:hAnsi="Sakkal Majalla" w:cs="Sakkal Majalla"/>
+          <w:sz w:val="28"/>
+          <w:szCs w:val="28"/>
+        </w:rPr>
+        <w:t>Experimental results (like the medicine results)</w:t>
+      </w:r>
+    </w:p>
+    <w:p>
+      <w:pPr>
+        <w:jc w:val="center"/>
+        <w:rPr>
+          <w:rFonts w:ascii="Sakkal Majalla" w:hAnsi="Sakkal Majalla" w:cs="Sakkal Majalla"/>
+          <w:sz w:val="28"/>
+          <w:szCs w:val="28"/>
+        </w:rPr>
+      </w:pPr>
+      <w:r>
+        <w:rPr>
+          <w:noProof/>
+        </w:rPr>
+        <w:drawing>
+          <wp:inline distT="0" distB="0" distL="0" distR="0" wp14:anchorId="1589F28E" wp14:editId="682B008F">
+            <wp:extent cx="3543300" cy="2562225"/>
+            <wp:effectExtent l="0" t="0" r="0" b="9525"/>
+            <wp:docPr id="610232292" name="Picture 1"/>
+            <wp:cNvGraphicFramePr>
+              <a:graphicFrameLocks xmlns:a="http://schemas.openxmlformats.org/drawingml/2006/main" noChangeAspect="1"/>
+            </wp:cNvGraphicFramePr>
+            <a:graphic xmlns:a="http://schemas.openxmlformats.org/drawingml/2006/main">
+              <a:graphicData uri="http://schemas.openxmlformats.org/drawingml/2006/picture">
+                <pic:pic xmlns:pic="http://schemas.openxmlformats.org/drawingml/2006/picture">
+                  <pic:nvPicPr>
+                    <pic:cNvPr id="610232292" name=""/>
+                    <pic:cNvPicPr/>
+                  </pic:nvPicPr>
+                  <pic:blipFill>
+                    <a:blip r:embed="rId11"/>
+                    <a:stretch>
+                      <a:fillRect/>
+                    </a:stretch>
+                  </pic:blipFill>
+                  <pic:spPr>
+                    <a:xfrm>
+                      <a:off x="0" y="0"/>
+                      <a:ext cx="3543300" cy="2562225"/>
+                    </a:xfrm>
+                    <a:prstGeom prst="rect">
+                      <a:avLst/>
+                    </a:prstGeom>
+                  </pic:spPr>
+                </pic:pic>
+              </a:graphicData>
+            </a:graphic>
+          </wp:inline>
+        </w:drawing>
+      </w:r>
+    </w:p>
+    <w:p>
+      <w:pPr>
+        <w:pStyle w:val="ListParagraph"/>
+        <w:ind w:firstLine="720"/>
+        <w:rPr>
+          <w:rFonts w:ascii="Sakkal Majalla" w:hAnsi="Sakkal Majalla" w:cs="Sakkal Majalla"/>
+          <w:sz w:val="28"/>
+          <w:szCs w:val="28"/>
+        </w:rPr>
+      </w:pPr>
+      <w:r>
+        <w:rPr>
+          <w:rFonts w:ascii="Sakkal Majalla" w:hAnsi="Sakkal Majalla" w:cs="Sakkal Majalla"/>
+          <w:sz w:val="28"/>
+          <w:szCs w:val="28"/>
+        </w:rPr>
+        <w:t>=========================================</w:t>
+      </w:r>
+    </w:p>
+    <w:p>
+      <w:pPr>
+        <w:rPr>
+          <w:rFonts w:ascii="Sakkal Majalla" w:hAnsi="Sakkal Majalla" w:cs="Sakkal Majalla"/>
+          <w:sz w:val="28"/>
+          <w:szCs w:val="28"/>
+        </w:rPr>
+      </w:pPr>
+      <w:r>
+        <w:rPr>
+          <w:noProof/>
+        </w:rPr>
+        <w:lastRenderedPageBreak/>
+        <w:drawing>
+          <wp:inline distT="0" distB="0" distL="0" distR="0" wp14:anchorId="50ECE67B" wp14:editId="09B1A692">
+            <wp:extent cx="5943600" cy="3100070"/>
+            <wp:effectExtent l="0" t="0" r="0" b="5080"/>
+            <wp:docPr id="844761508" name="Picture 1"/>
+            <wp:cNvGraphicFramePr>
+              <a:graphicFrameLocks xmlns:a="http://schemas.openxmlformats.org/drawingml/2006/main" noChangeAspect="1"/>
+            </wp:cNvGraphicFramePr>
+            <a:graphic xmlns:a="http://schemas.openxmlformats.org/drawingml/2006/main">
+              <a:graphicData uri="http://schemas.openxmlformats.org/drawingml/2006/picture">
+                <pic:pic xmlns:pic="http://schemas.openxmlformats.org/drawingml/2006/picture">
+                  <pic:nvPicPr>
+                    <pic:cNvPr id="844761508" name=""/>
+                    <pic:cNvPicPr/>
+                  </pic:nvPicPr>
+                  <pic:blipFill>
+                    <a:blip r:embed="rId12"/>
+                    <a:stretch>
+                      <a:fillRect/>
+                    </a:stretch>
+                  </pic:blipFill>
+                  <pic:spPr>
+                    <a:xfrm>
+                      <a:off x="0" y="0"/>
+                      <a:ext cx="5943600" cy="3100070"/>
+                    </a:xfrm>
+                    <a:prstGeom prst="rect">
+                      <a:avLst/>
+                    </a:prstGeom>
+                  </pic:spPr>
+                </pic:pic>
+              </a:graphicData>
+            </a:graphic>
+          </wp:inline>
+        </w:drawing>
+      </w:r>
+    </w:p>
+    <w:p>
+      <w:pPr>
+        <w:pStyle w:val="ListParagraph"/>
+        <w:ind w:firstLine="720"/>
+        <w:rPr>
+          <w:rFonts w:ascii="Sakkal Majalla" w:hAnsi="Sakkal Majalla" w:cs="Sakkal Majalla"/>
+          <w:sz w:val="28"/>
+          <w:szCs w:val="28"/>
+        </w:rPr>
+      </w:pPr>
+      <w:r>
+        <w:rPr>
+          <w:rFonts w:ascii="Sakkal Majalla" w:hAnsi="Sakkal Majalla" w:cs="Sakkal Majalla"/>
+          <w:sz w:val="28"/>
+          <w:szCs w:val="28"/>
+        </w:rPr>
+        <w:t>=========================================</w:t>
+      </w:r>
+    </w:p>
+    <w:p>
+      <w:pPr>
+        <w:rPr>
+          <w:rFonts w:ascii="Sakkal Majalla" w:hAnsi="Sakkal Majalla" w:cs="Sakkal Majalla"/>
+          <w:sz w:val="28"/>
+          <w:szCs w:val="28"/>
+        </w:rPr>
+      </w:pPr>
+      <w:r>
+        <w:rPr>
+          <w:rFonts w:ascii="Sakkal Majalla" w:hAnsi="Sakkal Majalla" w:cs="Sakkal Majalla"/>
+          <w:sz w:val="28"/>
+          <w:szCs w:val="28"/>
+        </w:rPr>
+        <w:t>T</w:t>
+      </w:r>
+      <w:r>
+        <w:rPr>
+          <w:rFonts w:ascii="Sakkal Majalla" w:hAnsi="Sakkal Majalla" w:cs="Sakkal Majalla"/>
+          <w:sz w:val="28"/>
+          <w:szCs w:val="28"/>
+        </w:rPr>
+        <w:t xml:space="preserve">he goal of inferential statistics </w:t>
+      </w:r>
+      <w:r>
+        <w:rPr>
+          <w:rFonts w:ascii="Sakkal Majalla" w:hAnsi="Sakkal Majalla" w:cs="Sakkal Majalla"/>
+          <w:b/>
+          <w:bCs/>
+          <w:color w:val="538135" w:themeColor="accent6" w:themeShade="BF"/>
+          <w:sz w:val="28"/>
+          <w:szCs w:val="28"/>
+        </w:rPr>
+        <w:t>is to infer the unknown parameters</w:t>
+      </w:r>
+      <w:r>
+        <w:rPr>
+          <w:rFonts w:ascii="Sakkal Majalla" w:hAnsi="Sakkal Majalla" w:cs="Sakkal Majalla"/>
+          <w:color w:val="538135" w:themeColor="accent6" w:themeShade="BF"/>
+          <w:sz w:val="28"/>
+          <w:szCs w:val="28"/>
+        </w:rPr>
+        <w:t xml:space="preserve"> </w:t>
+      </w:r>
+      <w:r>
+        <w:rPr>
+          <w:rFonts w:ascii="Sakkal Majalla" w:hAnsi="Sakkal Majalla" w:cs="Sakkal Majalla"/>
+          <w:sz w:val="28"/>
+          <w:szCs w:val="28"/>
+        </w:rPr>
+        <w:t>of the population from the known parameters of a sample.</w:t>
+      </w:r>
+    </w:p>
+    <w:p>
+      <w:pPr>
+        <w:pStyle w:val="ListParagraph"/>
+        <w:ind w:firstLine="720"/>
+        <w:rPr>
+          <w:rFonts w:ascii="Sakkal Majalla" w:hAnsi="Sakkal Majalla" w:cs="Sakkal Majalla"/>
+          <w:sz w:val="28"/>
+          <w:szCs w:val="28"/>
+        </w:rPr>
+      </w:pPr>
+      <w:r>
+        <w:rPr>
+          <w:rFonts w:ascii="Sakkal Majalla" w:hAnsi="Sakkal Majalla" w:cs="Sakkal Majalla"/>
+          <w:sz w:val="28"/>
+          <w:szCs w:val="28"/>
+        </w:rPr>
+        <w:t>=========================================</w:t>
+      </w:r>
+    </w:p>
+    <w:p>
+      <w:pPr>
+        <w:rPr>
+          <w:rFonts w:ascii="Sakkal Majalla" w:hAnsi="Sakkal Majalla" w:cs="Sakkal Majalla"/>
+          <w:sz w:val="28"/>
+          <w:szCs w:val="28"/>
+        </w:rPr>
+      </w:pPr>
+      <w:r>
+        <w:rPr>
+          <w:rFonts w:ascii="Sakkal Majalla" w:hAnsi="Sakkal Majalla" w:cs="Sakkal Majalla"/>
+          <w:sz w:val="28"/>
+          <w:szCs w:val="28"/>
+        </w:rPr>
+        <w:t xml:space="preserve">Therefore, </w:t>
+      </w:r>
+      <w:r>
+        <w:rPr>
+          <w:rFonts w:ascii="Sakkal Majalla" w:hAnsi="Sakkal Majalla" w:cs="Sakkal Majalla"/>
+          <w:b/>
+          <w:bCs/>
+          <w:color w:val="BF8F00" w:themeColor="accent4" w:themeShade="BF"/>
+          <w:sz w:val="28"/>
+          <w:szCs w:val="28"/>
+        </w:rPr>
+        <w:t>inferential statistics try to infer conclusions that go beyond the immediate data</w:t>
+      </w:r>
+      <w:r>
+        <w:rPr>
+          <w:rFonts w:ascii="Sakkal Majalla" w:hAnsi="Sakkal Majalla" w:cs="Sakkal Majalla"/>
+          <w:sz w:val="28"/>
+          <w:szCs w:val="28"/>
+        </w:rPr>
+        <w:t xml:space="preserve">, unlike descriptive statistics. To achieve this, </w:t>
+      </w:r>
+      <w:r>
+        <w:rPr>
+          <w:rFonts w:ascii="Sakkal Majalla" w:hAnsi="Sakkal Majalla" w:cs="Sakkal Majalla"/>
+          <w:b/>
+          <w:bCs/>
+          <w:color w:val="BF8F00" w:themeColor="accent4" w:themeShade="BF"/>
+          <w:sz w:val="28"/>
+          <w:szCs w:val="28"/>
+        </w:rPr>
+        <w:t>hypothesis tests</w:t>
+      </w:r>
+      <w:r>
+        <w:rPr>
+          <w:rFonts w:ascii="Sakkal Majalla" w:hAnsi="Sakkal Majalla" w:cs="Sakkal Majalla"/>
+          <w:color w:val="BF8F00" w:themeColor="accent4" w:themeShade="BF"/>
+          <w:sz w:val="28"/>
+          <w:szCs w:val="28"/>
+        </w:rPr>
+        <w:t xml:space="preserve"> </w:t>
+      </w:r>
+      <w:r>
+        <w:rPr>
+          <w:rFonts w:ascii="Sakkal Majalla" w:hAnsi="Sakkal Majalla" w:cs="Sakkal Majalla"/>
+          <w:sz w:val="28"/>
+          <w:szCs w:val="28"/>
+        </w:rPr>
+        <w:t xml:space="preserve">such as </w:t>
+      </w:r>
+      <w:r>
+        <w:rPr>
+          <w:rFonts w:ascii="Sakkal Majalla" w:hAnsi="Sakkal Majalla" w:cs="Sakkal Majalla"/>
+          <w:b/>
+          <w:bCs/>
+          <w:color w:val="BF8F00" w:themeColor="accent4" w:themeShade="BF"/>
+          <w:sz w:val="28"/>
+          <w:szCs w:val="28"/>
+        </w:rPr>
+        <w:t>the t-test</w:t>
+      </w:r>
+      <w:r>
+        <w:rPr>
+          <w:rFonts w:ascii="Sakkal Majalla" w:hAnsi="Sakkal Majalla" w:cs="Sakkal Majalla"/>
+          <w:color w:val="BF8F00" w:themeColor="accent4" w:themeShade="BF"/>
+          <w:sz w:val="28"/>
+          <w:szCs w:val="28"/>
+        </w:rPr>
+        <w:t xml:space="preserve"> </w:t>
+      </w:r>
+      <w:r>
+        <w:rPr>
+          <w:rFonts w:ascii="Sakkal Majalla" w:hAnsi="Sakkal Majalla" w:cs="Sakkal Majalla"/>
+          <w:sz w:val="28"/>
+          <w:szCs w:val="28"/>
+        </w:rPr>
+        <w:t xml:space="preserve">or </w:t>
+      </w:r>
+      <w:r>
+        <w:rPr>
+          <w:rFonts w:ascii="Sakkal Majalla" w:hAnsi="Sakkal Majalla" w:cs="Sakkal Majalla"/>
+          <w:b/>
+          <w:bCs/>
+          <w:color w:val="BF8F00" w:themeColor="accent4" w:themeShade="BF"/>
+          <w:sz w:val="28"/>
+          <w:szCs w:val="28"/>
+        </w:rPr>
+        <w:t>analysis of variance</w:t>
+      </w:r>
+      <w:r>
+        <w:rPr>
+          <w:rFonts w:ascii="Sakkal Majalla" w:hAnsi="Sakkal Majalla" w:cs="Sakkal Majalla"/>
+          <w:color w:val="BF8F00" w:themeColor="accent4" w:themeShade="BF"/>
+          <w:sz w:val="28"/>
+          <w:szCs w:val="28"/>
+        </w:rPr>
+        <w:t xml:space="preserve"> </w:t>
+      </w:r>
+      <w:r>
+        <w:rPr>
+          <w:rFonts w:ascii="Sakkal Majalla" w:hAnsi="Sakkal Majalla" w:cs="Sakkal Majalla"/>
+          <w:sz w:val="28"/>
+          <w:szCs w:val="28"/>
+        </w:rPr>
+        <w:t>are used in inferential statistics.</w:t>
+      </w:r>
+    </w:p>
+    <w:p>
+      <w:pPr>
+        <w:pStyle w:val="ListParagraph"/>
+        <w:ind w:firstLine="720"/>
+        <w:rPr>
+          <w:rFonts w:ascii="Sakkal Majalla" w:hAnsi="Sakkal Majalla" w:cs="Sakkal Majalla"/>
+          <w:sz w:val="28"/>
+          <w:szCs w:val="28"/>
+        </w:rPr>
+      </w:pPr>
+      <w:r>
+        <w:rPr>
+          <w:rFonts w:ascii="Sakkal Majalla" w:hAnsi="Sakkal Majalla" w:cs="Sakkal Majalla"/>
+          <w:sz w:val="28"/>
+          <w:szCs w:val="28"/>
+        </w:rPr>
+        <w:t>=========================================</w:t>
+      </w:r>
+    </w:p>
+    <w:p>
+      <w:pPr>
+        <w:rPr>
+          <w:rFonts w:ascii="Sakkal Majalla" w:hAnsi="Sakkal Majalla" w:cs="Sakkal Majalla"/>
+          <w:sz w:val="28"/>
+          <w:szCs w:val="28"/>
+        </w:rPr>
+      </w:pPr>
+      <w:r>
+        <w:rPr>
+          <w:rFonts w:ascii="Sakkal Majalla" w:hAnsi="Sakkal Majalla" w:cs="Sakkal Majalla"/>
+          <w:b/>
+          <w:bCs/>
+          <w:color w:val="BFBFBF" w:themeColor="background1" w:themeShade="BF"/>
+          <w:sz w:val="28"/>
+          <w:szCs w:val="28"/>
+        </w:rPr>
+        <w:t>After collecting data</w:t>
+      </w:r>
+      <w:r>
+        <w:rPr>
+          <w:rFonts w:ascii="Sakkal Majalla" w:hAnsi="Sakkal Majalla" w:cs="Sakkal Majalla"/>
+          <w:sz w:val="28"/>
+          <w:szCs w:val="28"/>
+        </w:rPr>
+        <w:t xml:space="preserve">, one of the first things to do </w:t>
+      </w:r>
+      <w:r>
+        <w:rPr>
+          <w:rFonts w:ascii="Sakkal Majalla" w:hAnsi="Sakkal Majalla" w:cs="Sakkal Majalla"/>
+          <w:b/>
+          <w:bCs/>
+          <w:color w:val="BFBFBF" w:themeColor="background1" w:themeShade="BF"/>
+          <w:sz w:val="28"/>
+          <w:szCs w:val="28"/>
+        </w:rPr>
+        <w:t>is to graph the data</w:t>
+      </w:r>
+      <w:r>
+        <w:rPr>
+          <w:rFonts w:ascii="Sakkal Majalla" w:hAnsi="Sakkal Majalla" w:cs="Sakkal Majalla"/>
+          <w:sz w:val="28"/>
+          <w:szCs w:val="28"/>
+        </w:rPr>
+        <w:t xml:space="preserve">, </w:t>
+      </w:r>
+      <w:r>
+        <w:rPr>
+          <w:rFonts w:ascii="Sakkal Majalla" w:hAnsi="Sakkal Majalla" w:cs="Sakkal Majalla"/>
+          <w:b/>
+          <w:bCs/>
+          <w:color w:val="BFBFBF" w:themeColor="background1" w:themeShade="BF"/>
+          <w:sz w:val="28"/>
+          <w:szCs w:val="28"/>
+        </w:rPr>
+        <w:t>calculate the mean</w:t>
+      </w:r>
+      <w:r>
+        <w:rPr>
+          <w:rFonts w:ascii="Sakkal Majalla" w:hAnsi="Sakkal Majalla" w:cs="Sakkal Majalla"/>
+          <w:b/>
+          <w:bCs/>
+          <w:color w:val="BFBFBF" w:themeColor="background1" w:themeShade="BF"/>
+          <w:sz w:val="28"/>
+          <w:szCs w:val="28"/>
+        </w:rPr>
+        <w:t>,</w:t>
+      </w:r>
+      <w:r>
+        <w:rPr>
+          <w:rFonts w:ascii="Sakkal Majalla" w:hAnsi="Sakkal Majalla" w:cs="Sakkal Majalla"/>
+          <w:color w:val="BFBFBF" w:themeColor="background1" w:themeShade="BF"/>
+          <w:sz w:val="28"/>
+          <w:szCs w:val="28"/>
+        </w:rPr>
+        <w:t xml:space="preserve"> </w:t>
+      </w:r>
+      <w:r>
+        <w:rPr>
+          <w:rFonts w:ascii="Sakkal Majalla" w:hAnsi="Sakkal Majalla" w:cs="Sakkal Majalla"/>
+          <w:sz w:val="28"/>
+          <w:szCs w:val="28"/>
+        </w:rPr>
+        <w:t xml:space="preserve">and </w:t>
+      </w:r>
+      <w:r>
+        <w:rPr>
+          <w:rFonts w:ascii="Sakkal Majalla" w:hAnsi="Sakkal Majalla" w:cs="Sakkal Majalla"/>
+          <w:b/>
+          <w:bCs/>
+          <w:color w:val="BFBFBF" w:themeColor="background1" w:themeShade="BF"/>
+          <w:sz w:val="28"/>
+          <w:szCs w:val="28"/>
+        </w:rPr>
+        <w:t>get an overview of the distributions of the data</w:t>
+      </w:r>
+      <w:r>
+        <w:rPr>
+          <w:rFonts w:ascii="Sakkal Majalla" w:hAnsi="Sakkal Majalla" w:cs="Sakkal Majalla"/>
+          <w:sz w:val="28"/>
+          <w:szCs w:val="28"/>
+        </w:rPr>
+        <w:t>. This is the task of descriptive statistics.</w:t>
+      </w:r>
+    </w:p>
+    <w:p>
+      <w:pPr>
+        <w:pStyle w:val="ListParagraph"/>
+        <w:ind w:firstLine="720"/>
+        <w:rPr>
+          <w:rFonts w:ascii="Sakkal Majalla" w:hAnsi="Sakkal Majalla" w:cs="Sakkal Majalla"/>
+          <w:sz w:val="28"/>
+          <w:szCs w:val="28"/>
+        </w:rPr>
+      </w:pPr>
+      <w:r>
+        <w:rPr>
+          <w:rFonts w:ascii="Sakkal Majalla" w:hAnsi="Sakkal Majalla" w:cs="Sakkal Majalla"/>
+          <w:sz w:val="28"/>
+          <w:szCs w:val="28"/>
+        </w:rPr>
+        <w:t>=========================================</w:t>
+      </w:r>
+    </w:p>
+    <w:p>
+      <w:pPr>
+        <w:rPr>
+          <w:rFonts w:ascii="Sakkal Majalla" w:hAnsi="Sakkal Majalla" w:cs="Sakkal Majalla"/>
+          <w:sz w:val="28"/>
+          <w:szCs w:val="28"/>
+        </w:rPr>
+      </w:pPr>
+      <w:r>
+        <w:rPr>
+          <w:rFonts w:ascii="Sakkal Majalla" w:hAnsi="Sakkal Majalla" w:cs="Sakkal Majalla"/>
+          <w:sz w:val="28"/>
+          <w:szCs w:val="28"/>
+        </w:rPr>
+        <w:t xml:space="preserve">Thus, </w:t>
+      </w:r>
+      <w:r>
+        <w:rPr>
+          <w:rFonts w:ascii="Sakkal Majalla" w:hAnsi="Sakkal Majalla" w:cs="Sakkal Majalla"/>
+          <w:b/>
+          <w:bCs/>
+          <w:color w:val="9CC2E5" w:themeColor="accent5" w:themeTint="99"/>
+          <w:sz w:val="28"/>
+          <w:szCs w:val="28"/>
+        </w:rPr>
+        <w:t>the goal of descriptive statistics</w:t>
+      </w:r>
+      <w:r>
+        <w:rPr>
+          <w:rFonts w:ascii="Sakkal Majalla" w:hAnsi="Sakkal Majalla" w:cs="Sakkal Majalla"/>
+          <w:color w:val="9CC2E5" w:themeColor="accent5" w:themeTint="99"/>
+          <w:sz w:val="28"/>
+          <w:szCs w:val="28"/>
+        </w:rPr>
+        <w:t xml:space="preserve"> </w:t>
+      </w:r>
+      <w:r>
+        <w:rPr>
+          <w:rFonts w:ascii="Sakkal Majalla" w:hAnsi="Sakkal Majalla" w:cs="Sakkal Majalla"/>
+          <w:sz w:val="28"/>
+          <w:szCs w:val="28"/>
+        </w:rPr>
+        <w:t xml:space="preserve">is to gain an overview </w:t>
+      </w:r>
+      <w:r>
+        <w:rPr>
+          <w:rFonts w:ascii="Sakkal Majalla" w:hAnsi="Sakkal Majalla" w:cs="Sakkal Majalla"/>
+          <w:b/>
+          <w:bCs/>
+          <w:color w:val="9CC2E5" w:themeColor="accent5" w:themeTint="99"/>
+          <w:sz w:val="28"/>
+          <w:szCs w:val="28"/>
+        </w:rPr>
+        <w:t>of the distribution of data sets</w:t>
+      </w:r>
+      <w:r>
+        <w:rPr>
+          <w:rFonts w:ascii="Sakkal Majalla" w:hAnsi="Sakkal Majalla" w:cs="Sakkal Majalla"/>
+          <w:sz w:val="28"/>
+          <w:szCs w:val="28"/>
+        </w:rPr>
+        <w:t xml:space="preserve">. Descriptive statistics helps </w:t>
+      </w:r>
+      <w:r>
+        <w:rPr>
+          <w:rFonts w:ascii="Sakkal Majalla" w:hAnsi="Sakkal Majalla" w:cs="Sakkal Majalla"/>
+          <w:b/>
+          <w:bCs/>
+          <w:color w:val="9CC2E5" w:themeColor="accent5" w:themeTint="99"/>
+          <w:sz w:val="28"/>
+          <w:szCs w:val="28"/>
+        </w:rPr>
+        <w:t>to describe</w:t>
+      </w:r>
+      <w:r>
+        <w:rPr>
+          <w:rFonts w:ascii="Sakkal Majalla" w:hAnsi="Sakkal Majalla" w:cs="Sakkal Majalla"/>
+          <w:color w:val="9CC2E5" w:themeColor="accent5" w:themeTint="99"/>
+          <w:sz w:val="28"/>
+          <w:szCs w:val="28"/>
+        </w:rPr>
+        <w:t xml:space="preserve"> </w:t>
+      </w:r>
+      <w:r>
+        <w:rPr>
+          <w:rFonts w:ascii="Sakkal Majalla" w:hAnsi="Sakkal Majalla" w:cs="Sakkal Majalla"/>
+          <w:sz w:val="28"/>
+          <w:szCs w:val="28"/>
+        </w:rPr>
+        <w:t xml:space="preserve">and </w:t>
+      </w:r>
+      <w:r>
+        <w:rPr>
+          <w:rFonts w:ascii="Sakkal Majalla" w:hAnsi="Sakkal Majalla" w:cs="Sakkal Majalla"/>
+          <w:b/>
+          <w:bCs/>
+          <w:color w:val="9CC2E5" w:themeColor="accent5" w:themeTint="99"/>
+          <w:sz w:val="28"/>
+          <w:szCs w:val="28"/>
+        </w:rPr>
+        <w:t>illustrate data sets</w:t>
+      </w:r>
+      <w:r>
+        <w:rPr>
+          <w:rFonts w:ascii="Sakkal Majalla" w:hAnsi="Sakkal Majalla" w:cs="Sakkal Majalla"/>
+          <w:sz w:val="28"/>
+          <w:szCs w:val="28"/>
+        </w:rPr>
+        <w:t>.</w:t>
+      </w:r>
+    </w:p>
+    <w:p>
+      <w:pPr>
+        <w:pStyle w:val="ListParagraph"/>
+        <w:ind w:firstLine="720"/>
+        <w:rPr>
+          <w:rFonts w:ascii="Sakkal Majalla" w:hAnsi="Sakkal Majalla" w:cs="Sakkal Majalla"/>
+          <w:sz w:val="28"/>
+          <w:szCs w:val="28"/>
+        </w:rPr>
+      </w:pPr>
+      <w:r>
+        <w:rPr>
+          <w:rFonts w:ascii="Sakkal Majalla" w:hAnsi="Sakkal Majalla" w:cs="Sakkal Majalla"/>
+          <w:sz w:val="28"/>
+          <w:szCs w:val="28"/>
+        </w:rPr>
+        <w:t>=========================================</w:t>
+      </w:r>
+    </w:p>
+    <w:p>
+      <w:pPr>
+        <w:rPr>
+          <w:rFonts w:ascii="Sakkal Majalla" w:hAnsi="Sakkal Majalla" w:cs="Sakkal Majalla"/>
+          <w:sz w:val="28"/>
+          <w:szCs w:val="28"/>
+        </w:rPr>
+      </w:pPr>
+      <w:r>
+        <w:rPr>
+          <w:rFonts w:ascii="Sakkal Majalla" w:hAnsi="Sakkal Majalla" w:cs="Sakkal Majalla"/>
+          <w:b/>
+          <w:bCs/>
+          <w:color w:val="44546A" w:themeColor="text2"/>
+          <w:sz w:val="28"/>
+          <w:szCs w:val="28"/>
+        </w:rPr>
+        <w:lastRenderedPageBreak/>
+        <w:t>Definition</w:t>
+      </w:r>
+      <w:r>
+        <w:rPr>
+          <w:rFonts w:ascii="Sakkal Majalla" w:hAnsi="Sakkal Majalla" w:cs="Sakkal Majalla"/>
+          <w:sz w:val="28"/>
+          <w:szCs w:val="28"/>
+        </w:rPr>
+        <w:t xml:space="preserve">: The term descriptive statistics covers statistical methods for </w:t>
+      </w:r>
+      <w:r>
+        <w:rPr>
+          <w:rFonts w:ascii="Sakkal Majalla" w:hAnsi="Sakkal Majalla" w:cs="Sakkal Majalla"/>
+          <w:b/>
+          <w:bCs/>
+          <w:color w:val="44546A" w:themeColor="text2"/>
+          <w:sz w:val="28"/>
+          <w:szCs w:val="28"/>
+        </w:rPr>
+        <w:t>describing data</w:t>
+      </w:r>
+      <w:r>
+        <w:rPr>
+          <w:rFonts w:ascii="Sakkal Majalla" w:hAnsi="Sakkal Majalla" w:cs="Sakkal Majalla"/>
+          <w:color w:val="44546A" w:themeColor="text2"/>
+          <w:sz w:val="28"/>
+          <w:szCs w:val="28"/>
+        </w:rPr>
+        <w:t xml:space="preserve"> </w:t>
+      </w:r>
+      <w:r>
+        <w:rPr>
+          <w:rFonts w:ascii="Sakkal Majalla" w:hAnsi="Sakkal Majalla" w:cs="Sakkal Majalla"/>
+          <w:sz w:val="28"/>
+          <w:szCs w:val="28"/>
+        </w:rPr>
+        <w:t xml:space="preserve">using </w:t>
+      </w:r>
+      <w:r>
+        <w:rPr>
+          <w:rFonts w:ascii="Sakkal Majalla" w:hAnsi="Sakkal Majalla" w:cs="Sakkal Majalla"/>
+          <w:b/>
+          <w:bCs/>
+          <w:color w:val="44546A" w:themeColor="text2"/>
+          <w:sz w:val="28"/>
+          <w:szCs w:val="28"/>
+        </w:rPr>
+        <w:t>statistical characteristics</w:t>
+      </w:r>
+      <w:r>
+        <w:rPr>
+          <w:rFonts w:ascii="Sakkal Majalla" w:hAnsi="Sakkal Majalla" w:cs="Sakkal Majalla"/>
+          <w:sz w:val="28"/>
+          <w:szCs w:val="28"/>
+        </w:rPr>
+        <w:t xml:space="preserve">, </w:t>
+      </w:r>
+      <w:r>
+        <w:rPr>
+          <w:rFonts w:ascii="Sakkal Majalla" w:hAnsi="Sakkal Majalla" w:cs="Sakkal Majalla"/>
+          <w:b/>
+          <w:bCs/>
+          <w:color w:val="44546A" w:themeColor="text2"/>
+          <w:sz w:val="28"/>
+          <w:szCs w:val="28"/>
+        </w:rPr>
+        <w:t>charts</w:t>
+      </w:r>
+      <w:r>
+        <w:rPr>
+          <w:rFonts w:ascii="Sakkal Majalla" w:hAnsi="Sakkal Majalla" w:cs="Sakkal Majalla"/>
+          <w:sz w:val="28"/>
+          <w:szCs w:val="28"/>
+        </w:rPr>
+        <w:t xml:space="preserve">, </w:t>
+      </w:r>
+      <w:r>
+        <w:rPr>
+          <w:rFonts w:ascii="Sakkal Majalla" w:hAnsi="Sakkal Majalla" w:cs="Sakkal Majalla"/>
+          <w:b/>
+          <w:bCs/>
+          <w:color w:val="44546A" w:themeColor="text2"/>
+          <w:sz w:val="28"/>
+          <w:szCs w:val="28"/>
+        </w:rPr>
+        <w:t>graphics</w:t>
+      </w:r>
+      <w:r>
+        <w:rPr>
+          <w:rFonts w:ascii="Sakkal Majalla" w:hAnsi="Sakkal Majalla" w:cs="Sakkal Majalla"/>
+          <w:sz w:val="28"/>
+          <w:szCs w:val="28"/>
+        </w:rPr>
+        <w:t>,</w:t>
+      </w:r>
+      <w:r>
+        <w:rPr>
+          <w:rFonts w:ascii="Sakkal Majalla" w:hAnsi="Sakkal Majalla" w:cs="Sakkal Majalla"/>
+          <w:sz w:val="28"/>
+          <w:szCs w:val="28"/>
+        </w:rPr>
+        <w:t xml:space="preserve"> or </w:t>
+      </w:r>
+      <w:r>
+        <w:rPr>
+          <w:rFonts w:ascii="Sakkal Majalla" w:hAnsi="Sakkal Majalla" w:cs="Sakkal Majalla"/>
+          <w:b/>
+          <w:bCs/>
+          <w:color w:val="44546A" w:themeColor="text2"/>
+          <w:sz w:val="28"/>
+          <w:szCs w:val="28"/>
+        </w:rPr>
+        <w:t>tables</w:t>
+      </w:r>
+      <w:r>
+        <w:rPr>
+          <w:rFonts w:ascii="Sakkal Majalla" w:hAnsi="Sakkal Majalla" w:cs="Sakkal Majalla"/>
+          <w:sz w:val="28"/>
+          <w:szCs w:val="28"/>
+        </w:rPr>
+        <w:t>.</w:t>
+      </w:r>
+    </w:p>
+    <w:p>
+      <w:pPr>
+        <w:pStyle w:val="ListParagraph"/>
+        <w:ind w:firstLine="720"/>
+        <w:rPr>
+          <w:rFonts w:ascii="Sakkal Majalla" w:hAnsi="Sakkal Majalla" w:cs="Sakkal Majalla"/>
+          <w:sz w:val="28"/>
+          <w:szCs w:val="28"/>
+        </w:rPr>
+      </w:pPr>
+      <w:r>
+        <w:rPr>
+          <w:rFonts w:ascii="Sakkal Majalla" w:hAnsi="Sakkal Majalla" w:cs="Sakkal Majalla"/>
+          <w:sz w:val="28"/>
+          <w:szCs w:val="28"/>
+        </w:rPr>
+        <w:t>=========================================</w:t>
+      </w:r>
+    </w:p>
+    <w:p>
+      <w:pPr>
+        <w:rPr>
+          <w:rFonts w:ascii="Sakkal Majalla" w:hAnsi="Sakkal Majalla" w:cs="Sakkal Majalla"/>
+          <w:sz w:val="28"/>
+          <w:szCs w:val="28"/>
+        </w:rPr>
+      </w:pPr>
+      <w:r>
+        <w:rPr>
+          <w:noProof/>
+        </w:rPr>
+        <w:drawing>
+          <wp:inline distT="0" distB="0" distL="0" distR="0" wp14:anchorId="249773FC" wp14:editId="09289728">
+            <wp:extent cx="5943600" cy="1160145"/>
+            <wp:effectExtent l="0" t="0" r="0" b="1905"/>
+            <wp:docPr id="921363358" name="Picture 1"/>
+            <wp:cNvGraphicFramePr>
+              <a:graphicFrameLocks xmlns:a="http://schemas.openxmlformats.org/drawingml/2006/main" noChangeAspect="1"/>
+            </wp:cNvGraphicFramePr>
+            <a:graphic xmlns:a="http://schemas.openxmlformats.org/drawingml/2006/main">
+              <a:graphicData uri="http://schemas.openxmlformats.org/drawingml/2006/picture">
+                <pic:pic xmlns:pic="http://schemas.openxmlformats.org/drawingml/2006/picture">
+                  <pic:nvPicPr>
+                    <pic:cNvPr id="921363358" name=""/>
+                    <pic:cNvPicPr/>
+                  </pic:nvPicPr>
+                  <pic:blipFill>
+                    <a:blip r:embed="rId13"/>
+                    <a:stretch>
+                      <a:fillRect/>
+                    </a:stretch>
+                  </pic:blipFill>
+                  <pic:spPr>
+                    <a:xfrm>
+                      <a:off x="0" y="0"/>
+                      <a:ext cx="5943600" cy="1160145"/>
+                    </a:xfrm>
+                    <a:prstGeom prst="rect">
+                      <a:avLst/>
+                    </a:prstGeom>
+                  </pic:spPr>
+                </pic:pic>
+              </a:graphicData>
+            </a:graphic>
+          </wp:inline>
+        </w:drawing>
+      </w:r>
+    </w:p>
+    <w:p>
+      <w:pPr>
+        <w:pStyle w:val="ListParagraph"/>
+        <w:ind w:firstLine="720"/>
+        <w:rPr>
+          <w:rFonts w:ascii="Sakkal Majalla" w:hAnsi="Sakkal Majalla" w:cs="Sakkal Majalla"/>
+          <w:sz w:val="28"/>
+          <w:szCs w:val="28"/>
+        </w:rPr>
+      </w:pPr>
+      <w:r>
+        <w:rPr>
+          <w:rFonts w:ascii="Sakkal Majalla" w:hAnsi="Sakkal Majalla" w:cs="Sakkal Majalla"/>
+          <w:sz w:val="28"/>
+          <w:szCs w:val="28"/>
+        </w:rPr>
+        <w:t>=========================================</w:t>
+      </w:r>
+    </w:p>
+    <w:p>
+      <w:pPr>
+        <w:rPr>
+          <w:rFonts w:ascii="Sakkal Majalla" w:hAnsi="Sakkal Majalla" w:cs="Sakkal Majalla"/>
+          <w:sz w:val="28"/>
+          <w:szCs w:val="28"/>
+        </w:rPr>
+      </w:pPr>
+      <w:r>
+        <w:rPr>
+          <w:rFonts w:ascii="Sakkal Majalla" w:hAnsi="Sakkal Majalla" w:cs="Sakkal Majalla"/>
+          <w:sz w:val="28"/>
+          <w:szCs w:val="28"/>
+        </w:rPr>
+        <w:t xml:space="preserve">Variance and standard deviation </w:t>
+      </w:r>
+      <w:r>
+        <w:rPr>
+          <w:rFonts w:ascii="Sakkal Majalla" w:hAnsi="Sakkal Majalla" w:cs="Sakkal Majalla"/>
+          <w:b/>
+          <w:bCs/>
+          <w:color w:val="0070C0"/>
+          <w:sz w:val="28"/>
+          <w:szCs w:val="28"/>
+        </w:rPr>
+        <w:t>are both measures of data spread</w:t>
+      </w:r>
+      <w:r>
+        <w:rPr>
+          <w:rFonts w:ascii="Sakkal Majalla" w:hAnsi="Sakkal Majalla" w:cs="Sakkal Majalla"/>
+          <w:color w:val="0070C0"/>
+          <w:sz w:val="28"/>
+          <w:szCs w:val="28"/>
+        </w:rPr>
+        <w:t xml:space="preserve"> </w:t>
+      </w:r>
+      <w:r>
+        <w:rPr>
+          <w:rFonts w:ascii="Sakkal Majalla" w:hAnsi="Sakkal Majalla" w:cs="Sakkal Majalla"/>
+          <w:sz w:val="28"/>
+          <w:szCs w:val="28"/>
+        </w:rPr>
+        <w:t>(</w:t>
+      </w:r>
+      <w:r>
+        <w:rPr>
+          <w:rFonts w:ascii="Sakkal Majalla" w:hAnsi="Sakkal Majalla" w:cs="Sakkal Majalla"/>
+          <w:b/>
+          <w:bCs/>
+          <w:color w:val="0070C0"/>
+          <w:sz w:val="28"/>
+          <w:szCs w:val="28"/>
+        </w:rPr>
+        <w:t>dispersion</w:t>
+      </w:r>
+      <w:r>
+        <w:rPr>
+          <w:rFonts w:ascii="Sakkal Majalla" w:hAnsi="Sakkal Majalla" w:cs="Sakkal Majalla"/>
+          <w:sz w:val="28"/>
+          <w:szCs w:val="28"/>
+        </w:rPr>
+        <w:t xml:space="preserve">) </w:t>
+      </w:r>
+      <w:r>
+        <w:rPr>
+          <w:rFonts w:ascii="Sakkal Majalla" w:hAnsi="Sakkal Majalla" w:cs="Sakkal Majalla"/>
+          <w:b/>
+          <w:bCs/>
+          <w:color w:val="0070C0"/>
+          <w:sz w:val="28"/>
+          <w:szCs w:val="28"/>
+        </w:rPr>
+        <w:t>from the mean</w:t>
+      </w:r>
+      <w:r>
+        <w:rPr>
+          <w:rFonts w:ascii="Sakkal Majalla" w:hAnsi="Sakkal Majalla" w:cs="Sakkal Majalla"/>
+          <w:sz w:val="28"/>
+          <w:szCs w:val="28"/>
+        </w:rPr>
+        <w:t xml:space="preserve">, but they differ in units and interpretation. </w:t>
+      </w:r>
+    </w:p>
+    <w:p>
+      <w:pPr>
+        <w:rPr>
+          <w:rFonts w:ascii="Sakkal Majalla" w:hAnsi="Sakkal Majalla" w:cs="Sakkal Majalla"/>
+          <w:sz w:val="28"/>
+          <w:szCs w:val="28"/>
+        </w:rPr>
+      </w:pPr>
+      <w:r>
+        <w:rPr>
+          <w:rFonts w:ascii="Sakkal Majalla" w:hAnsi="Sakkal Majalla" w:cs="Sakkal Majalla"/>
+          <w:b/>
+          <w:bCs/>
+          <w:color w:val="DBDBDB" w:themeColor="accent3" w:themeTint="66"/>
+          <w:sz w:val="28"/>
+          <w:szCs w:val="28"/>
+        </w:rPr>
+        <w:t>Variance</w:t>
+      </w:r>
+      <w:r>
+        <w:rPr>
+          <w:rFonts w:ascii="Sakkal Majalla" w:hAnsi="Sakkal Majalla" w:cs="Sakkal Majalla"/>
+          <w:color w:val="DBDBDB" w:themeColor="accent3" w:themeTint="66"/>
+          <w:sz w:val="28"/>
+          <w:szCs w:val="28"/>
+        </w:rPr>
+        <w:t xml:space="preserve"> </w:t>
+      </w:r>
+      <w:r>
+        <w:rPr>
+          <w:rFonts w:ascii="Sakkal Majalla" w:hAnsi="Sakkal Majalla" w:cs="Sakkal Majalla"/>
+          <w:sz w:val="28"/>
+          <w:szCs w:val="28"/>
+        </w:rPr>
+        <w:t xml:space="preserve">is the average of squared differences from the mean (units squared), while </w:t>
+      </w:r>
+      <w:r>
+        <w:rPr>
+          <w:rFonts w:ascii="Sakkal Majalla" w:hAnsi="Sakkal Majalla" w:cs="Sakkal Majalla"/>
+          <w:b/>
+          <w:bCs/>
+          <w:color w:val="DBDBDB" w:themeColor="accent3" w:themeTint="66"/>
+          <w:sz w:val="28"/>
+          <w:szCs w:val="28"/>
+        </w:rPr>
+        <w:t>standard deviation</w:t>
+      </w:r>
+      <w:r>
+        <w:rPr>
+          <w:rFonts w:ascii="Sakkal Majalla" w:hAnsi="Sakkal Majalla" w:cs="Sakkal Majalla"/>
+          <w:color w:val="DBDBDB" w:themeColor="accent3" w:themeTint="66"/>
+          <w:sz w:val="28"/>
+          <w:szCs w:val="28"/>
+        </w:rPr>
+        <w:t xml:space="preserve"> </w:t>
+      </w:r>
+      <w:r>
+        <w:rPr>
+          <w:rFonts w:ascii="Sakkal Majalla" w:hAnsi="Sakkal Majalla" w:cs="Sakkal Majalla"/>
+          <w:sz w:val="28"/>
+          <w:szCs w:val="28"/>
+        </w:rPr>
+        <w:t xml:space="preserve">is </w:t>
+      </w:r>
+      <w:r>
+        <w:rPr>
+          <w:rFonts w:ascii="Sakkal Majalla" w:hAnsi="Sakkal Majalla" w:cs="Sakkal Majalla"/>
+          <w:b/>
+          <w:bCs/>
+          <w:color w:val="DBDBDB" w:themeColor="accent3" w:themeTint="66"/>
+          <w:sz w:val="28"/>
+          <w:szCs w:val="28"/>
+        </w:rPr>
+        <w:t>the square root of variance</w:t>
+      </w:r>
+      <w:r>
+        <w:rPr>
+          <w:rFonts w:ascii="Sakkal Majalla" w:hAnsi="Sakkal Majalla" w:cs="Sakkal Majalla"/>
+          <w:sz w:val="28"/>
+          <w:szCs w:val="28"/>
+        </w:rPr>
+        <w:t>, returning the measurement to the original data's units</w:t>
+      </w:r>
+      <w:r>
+        <w:rPr>
+          <w:rFonts w:ascii="Sakkal Majalla" w:hAnsi="Sakkal Majalla" w:cs="Sakkal Majalla"/>
+          <w:sz w:val="28"/>
+          <w:szCs w:val="28"/>
+        </w:rPr>
+        <w:t>.</w:t>
+      </w:r>
+    </w:p>
+    <w:p>
+      <w:pPr>
+        <w:pStyle w:val="ListParagraph"/>
+        <w:ind w:firstLine="720"/>
+        <w:rPr>
+          <w:rFonts w:ascii="Sakkal Majalla" w:hAnsi="Sakkal Majalla" w:cs="Sakkal Majalla"/>
+          <w:sz w:val="28"/>
+          <w:szCs w:val="28"/>
+        </w:rPr>
+      </w:pPr>
+      <w:r>
+        <w:rPr>
+          <w:rFonts w:ascii="Sakkal Majalla" w:hAnsi="Sakkal Majalla" w:cs="Sakkal Majalla"/>
+          <w:sz w:val="28"/>
+          <w:szCs w:val="28"/>
+        </w:rPr>
+        <w:t>=========================================</w:t>
+      </w:r>
+    </w:p>
+    <w:p>
+      <w:pPr>
+        <w:rPr>
+          <w:rFonts w:ascii="Sakkal Majalla" w:hAnsi="Sakkal Majalla" w:cs="Sakkal Majalla"/>
+          <w:sz w:val="28"/>
+          <w:szCs w:val="28"/>
+        </w:rPr>
+      </w:pPr>
+      <w:r>
+        <w:rPr>
+          <w:rFonts w:ascii="Sakkal Majalla" w:hAnsi="Sakkal Majalla" w:cs="Sakkal Majalla"/>
+          <w:sz w:val="28"/>
+          <w:szCs w:val="28"/>
+        </w:rPr>
+        <w:t>Depending on which question and which measurement scale is available, different key figures, tables</w:t>
+      </w:r>
+      <w:r>
+        <w:rPr>
+          <w:rFonts w:ascii="Sakkal Majalla" w:hAnsi="Sakkal Majalla" w:cs="Sakkal Majalla"/>
+          <w:sz w:val="28"/>
+          <w:szCs w:val="28"/>
+        </w:rPr>
+        <w:t>,</w:t>
+      </w:r>
+      <w:r>
+        <w:rPr>
+          <w:rFonts w:ascii="Sakkal Majalla" w:hAnsi="Sakkal Majalla" w:cs="Sakkal Majalla"/>
+          <w:sz w:val="28"/>
+          <w:szCs w:val="28"/>
+        </w:rPr>
+        <w:t xml:space="preserve"> and graphics are used for evaluation. The best known of these are: </w:t>
+      </w:r>
+    </w:p>
+    <w:p>
+      <w:pPr>
+        <w:pStyle w:val="ListParagraph"/>
+        <w:numPr>
+          <w:ilvl w:val="0"/>
+          <w:numId w:val="4"/>
+        </w:numPr>
+        <w:rPr>
+          <w:rFonts w:ascii="Sakkal Majalla" w:hAnsi="Sakkal Majalla" w:cs="Sakkal Majalla"/>
+          <w:sz w:val="28"/>
+          <w:szCs w:val="28"/>
+        </w:rPr>
+      </w:pPr>
+      <w:r>
+        <w:rPr>
+          <w:rFonts w:ascii="Sakkal Majalla" w:hAnsi="Sakkal Majalla" w:cs="Sakkal Majalla"/>
+          <w:b/>
+          <w:bCs/>
+          <w:color w:val="538135" w:themeColor="accent6" w:themeShade="BF"/>
+          <w:sz w:val="28"/>
+          <w:szCs w:val="28"/>
+        </w:rPr>
+        <w:t>Location parameter</w:t>
+      </w:r>
+      <w:r>
+        <w:rPr>
+          <w:rFonts w:ascii="Sakkal Majalla" w:hAnsi="Sakkal Majalla" w:cs="Sakkal Majalla"/>
+          <w:sz w:val="28"/>
+          <w:szCs w:val="28"/>
+        </w:rPr>
+        <w:t>: Mean value, median, mode, sum</w:t>
+      </w:r>
+      <w:r>
+        <w:rPr>
+          <w:rFonts w:ascii="Sakkal Majalla" w:hAnsi="Sakkal Majalla" w:cs="Sakkal Majalla"/>
+          <w:sz w:val="28"/>
+          <w:szCs w:val="28"/>
+        </w:rPr>
+        <w:t>.</w:t>
+      </w:r>
+    </w:p>
+    <w:p>
+      <w:pPr>
+        <w:pStyle w:val="ListParagraph"/>
+        <w:numPr>
+          <w:ilvl w:val="0"/>
+          <w:numId w:val="4"/>
+        </w:numPr>
+        <w:rPr>
+          <w:rFonts w:ascii="Sakkal Majalla" w:hAnsi="Sakkal Majalla" w:cs="Sakkal Majalla"/>
+          <w:sz w:val="28"/>
+          <w:szCs w:val="28"/>
+        </w:rPr>
+      </w:pPr>
+      <w:r>
+        <w:rPr>
+          <w:rFonts w:ascii="Sakkal Majalla" w:hAnsi="Sakkal Majalla" w:cs="Sakkal Majalla"/>
+          <w:b/>
+          <w:bCs/>
+          <w:color w:val="538135" w:themeColor="accent6" w:themeShade="BF"/>
+          <w:sz w:val="28"/>
+          <w:szCs w:val="28"/>
+        </w:rPr>
+        <w:t>Dispersion parameter</w:t>
+      </w:r>
+      <w:r>
+        <w:rPr>
+          <w:rFonts w:ascii="Sakkal Majalla" w:hAnsi="Sakkal Majalla" w:cs="Sakkal Majalla"/>
+          <w:sz w:val="28"/>
+          <w:szCs w:val="28"/>
+        </w:rPr>
+        <w:t>: Standard deviation, variance, range</w:t>
+      </w:r>
+      <w:r>
+        <w:rPr>
+          <w:rFonts w:ascii="Sakkal Majalla" w:hAnsi="Sakkal Majalla" w:cs="Sakkal Majalla"/>
+          <w:sz w:val="28"/>
+          <w:szCs w:val="28"/>
+        </w:rPr>
+        <w:t>.</w:t>
+      </w:r>
+    </w:p>
+    <w:p>
+      <w:pPr>
+        <w:pStyle w:val="ListParagraph"/>
+        <w:numPr>
+          <w:ilvl w:val="0"/>
+          <w:numId w:val="4"/>
+        </w:numPr>
+        <w:rPr>
+          <w:rFonts w:ascii="Sakkal Majalla" w:hAnsi="Sakkal Majalla" w:cs="Sakkal Majalla"/>
+          <w:sz w:val="28"/>
+          <w:szCs w:val="28"/>
+        </w:rPr>
+      </w:pPr>
+      <w:r>
+        <w:rPr>
+          <w:rFonts w:ascii="Sakkal Majalla" w:hAnsi="Sakkal Majalla" w:cs="Sakkal Majalla"/>
+          <w:b/>
+          <w:bCs/>
+          <w:color w:val="538135" w:themeColor="accent6" w:themeShade="BF"/>
+          <w:sz w:val="28"/>
+          <w:szCs w:val="28"/>
+        </w:rPr>
+        <w:t>Tables</w:t>
+      </w:r>
+      <w:r>
+        <w:rPr>
+          <w:rFonts w:ascii="Sakkal Majalla" w:hAnsi="Sakkal Majalla" w:cs="Sakkal Majalla"/>
+          <w:sz w:val="28"/>
+          <w:szCs w:val="28"/>
+        </w:rPr>
+        <w:t>: Absolute, relative</w:t>
+      </w:r>
+      <w:r>
+        <w:rPr>
+          <w:rFonts w:ascii="Sakkal Majalla" w:hAnsi="Sakkal Majalla" w:cs="Sakkal Majalla"/>
+          <w:sz w:val="28"/>
+          <w:szCs w:val="28"/>
+        </w:rPr>
+        <w:t>,</w:t>
+      </w:r>
+      <w:r>
+        <w:rPr>
+          <w:rFonts w:ascii="Sakkal Majalla" w:hAnsi="Sakkal Majalla" w:cs="Sakkal Majalla"/>
+          <w:sz w:val="28"/>
+          <w:szCs w:val="28"/>
+        </w:rPr>
+        <w:t xml:space="preserve"> and cumulative Frequencies</w:t>
+      </w:r>
+      <w:r>
+        <w:rPr>
+          <w:rFonts w:ascii="Sakkal Majalla" w:hAnsi="Sakkal Majalla" w:cs="Sakkal Majalla"/>
+          <w:sz w:val="28"/>
+          <w:szCs w:val="28"/>
+        </w:rPr>
+        <w:t>.</w:t>
+      </w:r>
+    </w:p>
+    <w:p>
+      <w:pPr>
+        <w:pStyle w:val="ListParagraph"/>
+        <w:numPr>
+          <w:ilvl w:val="0"/>
+          <w:numId w:val="4"/>
+        </w:numPr>
+        <w:rPr>
+          <w:rFonts w:ascii="Sakkal Majalla" w:hAnsi="Sakkal Majalla" w:cs="Sakkal Majalla"/>
+          <w:sz w:val="28"/>
+          <w:szCs w:val="28"/>
+        </w:rPr>
+      </w:pPr>
+      <w:r>
+        <w:rPr>
+          <w:rFonts w:ascii="Sakkal Majalla" w:hAnsi="Sakkal Majalla" w:cs="Sakkal Majalla"/>
+          <w:b/>
+          <w:bCs/>
+          <w:color w:val="538135" w:themeColor="accent6" w:themeShade="BF"/>
+          <w:sz w:val="28"/>
+          <w:szCs w:val="28"/>
+        </w:rPr>
+        <w:t>Charts</w:t>
+      </w:r>
+      <w:r>
+        <w:rPr>
+          <w:rFonts w:ascii="Sakkal Majalla" w:hAnsi="Sakkal Majalla" w:cs="Sakkal Majalla"/>
+          <w:sz w:val="28"/>
+          <w:szCs w:val="28"/>
+        </w:rPr>
+        <w:t>: Histograms, bar charts, box plots, scatter charts, matrix plots</w:t>
+      </w:r>
+      <w:r>
+        <w:rPr>
+          <w:rFonts w:ascii="Sakkal Majalla" w:hAnsi="Sakkal Majalla" w:cs="Sakkal Majalla"/>
+          <w:sz w:val="28"/>
+          <w:szCs w:val="28"/>
+        </w:rPr>
+        <w:t>.</w:t>
+      </w:r>
+    </w:p>
+    <w:p>
+      <w:pPr>
+        <w:pStyle w:val="ListParagraph"/>
+        <w:ind w:firstLine="720"/>
+        <w:rPr>
+          <w:rFonts w:ascii="Sakkal Majalla" w:hAnsi="Sakkal Majalla" w:cs="Sakkal Majalla"/>
+          <w:sz w:val="28"/>
+          <w:szCs w:val="28"/>
+        </w:rPr>
+      </w:pPr>
+      <w:r>
+        <w:rPr>
+          <w:rFonts w:ascii="Sakkal Majalla" w:hAnsi="Sakkal Majalla" w:cs="Sakkal Majalla"/>
+          <w:sz w:val="28"/>
+          <w:szCs w:val="28"/>
+        </w:rPr>
+        <w:t>=========================================</w:t>
+      </w:r>
+    </w:p>
+    <w:p>
+      <w:pPr>
+        <w:rPr>
+          <w:rFonts w:ascii="Sakkal Majalla" w:hAnsi="Sakkal Majalla" w:cs="Sakkal Majalla"/>
+          <w:sz w:val="28"/>
+          <w:szCs w:val="28"/>
+        </w:rPr>
+      </w:pPr>
+    </w:p>
+    <w:p>
+      <w:pPr>
+        <w:rPr>
+          <w:rFonts w:ascii="Sakkal Majalla" w:hAnsi="Sakkal Majalla" w:cs="Sakkal Majalla"/>
+          <w:sz w:val="28"/>
+          <w:szCs w:val="28"/>
+        </w:rPr>
+      </w:pPr>
+    </w:p>
+    <w:p>
+      <w:pPr>
+        <w:rPr>
+          <w:rFonts w:ascii="Sakkal Majalla" w:hAnsi="Sakkal Majalla" w:cs="Sakkal Majalla"/>
+          <w:sz w:val="28"/>
+          <w:szCs w:val="28"/>
+        </w:rPr>
+      </w:pPr>
+    </w:p>
+    <w:p>
+      <w:pPr>
+        <w:rPr>
+          <w:rFonts w:ascii="Sakkal Majalla" w:hAnsi="Sakkal Majalla" w:cs="Sakkal Majalla"/>
+          <w:sz w:val="28"/>
+          <w:szCs w:val="28"/>
+        </w:rPr>
+      </w:pPr>
+    </w:p>
+    <w:p>
+      <w:pPr>
+        <w:rPr>
+          <w:rFonts w:ascii="Sakkal Majalla" w:hAnsi="Sakkal Majalla" w:cs="Sakkal Majalla"/>
+          <w:sz w:val="28"/>
+          <w:szCs w:val="28"/>
+        </w:rPr>
+      </w:pPr>
+      <w:r>
+        <w:rPr>
+          <w:rFonts w:ascii="Sakkal Majalla" w:hAnsi="Sakkal Majalla" w:cs="Sakkal Majalla"/>
+          <w:sz w:val="28"/>
+          <w:szCs w:val="28"/>
+        </w:rPr>
+        <w:lastRenderedPageBreak/>
+        <w:t>We can say that used in ML for detecting the sample cluster</w:t>
+      </w:r>
+      <w:r>
+        <w:rPr>
+          <w:rFonts w:ascii="Sakkal Majalla" w:hAnsi="Sakkal Majalla" w:cs="Sakkal Majalla"/>
+          <w:sz w:val="28"/>
+          <w:szCs w:val="28"/>
+        </w:rPr>
+        <w:t>s</w:t>
+      </w:r>
+      <w:r>
+        <w:rPr>
+          <w:rFonts w:ascii="Sakkal Majalla" w:hAnsi="Sakkal Majalla" w:cs="Sakkal Majalla"/>
+          <w:sz w:val="28"/>
+          <w:szCs w:val="28"/>
+        </w:rPr>
+        <w:t>.</w:t>
+      </w:r>
+    </w:p>
+    <w:p>
+      <w:pPr>
+        <w:rPr>
+          <w:rFonts w:ascii="Sakkal Majalla" w:hAnsi="Sakkal Majalla" w:cs="Sakkal Majalla"/>
+          <w:sz w:val="28"/>
+          <w:szCs w:val="28"/>
+        </w:rPr>
+      </w:pPr>
+      <w:r>
+        <w:rPr>
+          <w:rFonts w:ascii="Sakkal Majalla" w:hAnsi="Sakkal Majalla" w:cs="Sakkal Majalla"/>
+          <w:sz w:val="28"/>
+          <w:szCs w:val="28"/>
+        </w:rPr>
+        <w:t xml:space="preserve">The first group of </w:t>
+      </w:r>
+      <w:r>
+        <w:rPr>
+          <w:rFonts w:ascii="Sakkal Majalla" w:hAnsi="Sakkal Majalla" w:cs="Sakkal Majalla"/>
+          <w:b/>
+          <w:bCs/>
+          <w:color w:val="C45911" w:themeColor="accent2" w:themeShade="BF"/>
+          <w:sz w:val="28"/>
+          <w:szCs w:val="28"/>
+        </w:rPr>
+        <w:t>descriptive statistics</w:t>
+      </w:r>
+      <w:r>
+        <w:rPr>
+          <w:rFonts w:ascii="Sakkal Majalla" w:hAnsi="Sakkal Majalla" w:cs="Sakkal Majalla"/>
+          <w:color w:val="C45911" w:themeColor="accent2" w:themeShade="BF"/>
+          <w:sz w:val="28"/>
+          <w:szCs w:val="28"/>
+        </w:rPr>
+        <w:t xml:space="preserve"> </w:t>
+      </w:r>
+      <w:r>
+        <w:rPr>
+          <w:rFonts w:ascii="Sakkal Majalla" w:hAnsi="Sakkal Majalla" w:cs="Sakkal Majalla"/>
+          <w:b/>
+          <w:bCs/>
+          <w:color w:val="C45911" w:themeColor="accent2" w:themeShade="BF"/>
+          <w:sz w:val="28"/>
+          <w:szCs w:val="28"/>
+        </w:rPr>
+        <w:t>includes</w:t>
+      </w:r>
+      <w:r>
+        <w:rPr>
+          <w:rFonts w:ascii="Sakkal Majalla" w:hAnsi="Sakkal Majalla" w:cs="Sakkal Majalla"/>
+          <w:b/>
+          <w:bCs/>
+          <w:color w:val="C45911" w:themeColor="accent2" w:themeShade="BF"/>
+          <w:sz w:val="28"/>
+          <w:szCs w:val="28"/>
+        </w:rPr>
+        <w:t xml:space="preserve"> location </w:t>
+      </w:r>
+      <w:r>
+        <w:rPr>
+          <w:rFonts w:ascii="Sakkal Majalla" w:hAnsi="Sakkal Majalla" w:cs="Sakkal Majalla"/>
+          <w:b/>
+          <w:bCs/>
+          <w:color w:val="C45911" w:themeColor="accent2" w:themeShade="BF"/>
+          <w:sz w:val="28"/>
+          <w:szCs w:val="28"/>
+        </w:rPr>
+        <w:t>parameters</w:t>
+      </w:r>
+      <w:r>
+        <w:rPr>
+          <w:rFonts w:ascii="Sakkal Majalla" w:hAnsi="Sakkal Majalla" w:cs="Sakkal Majalla"/>
+          <w:color w:val="C45911" w:themeColor="accent2" w:themeShade="BF"/>
+          <w:sz w:val="28"/>
+          <w:szCs w:val="28"/>
+        </w:rPr>
+        <w:t xml:space="preserve"> </w:t>
+      </w:r>
+      <w:r>
+        <w:rPr>
+          <w:rFonts w:ascii="Sakkal Majalla" w:hAnsi="Sakkal Majalla" w:cs="Sakkal Majalla"/>
+          <w:sz w:val="28"/>
+          <w:szCs w:val="28"/>
+        </w:rPr>
+        <w:t xml:space="preserve">like the </w:t>
+      </w:r>
+      <w:r>
+        <w:rPr>
+          <w:rFonts w:ascii="Sakkal Majalla" w:hAnsi="Sakkal Majalla" w:cs="Sakkal Majalla"/>
+          <w:b/>
+          <w:bCs/>
+          <w:color w:val="C45911" w:themeColor="accent2" w:themeShade="BF"/>
+          <w:sz w:val="28"/>
+          <w:szCs w:val="28"/>
+        </w:rPr>
+        <w:t>mean</w:t>
+      </w:r>
+      <w:r>
+        <w:rPr>
+          <w:rFonts w:ascii="Sakkal Majalla" w:hAnsi="Sakkal Majalla" w:cs="Sakkal Majalla"/>
+          <w:color w:val="C45911" w:themeColor="accent2" w:themeShade="BF"/>
+          <w:sz w:val="28"/>
+          <w:szCs w:val="28"/>
+        </w:rPr>
+        <w:t xml:space="preserve"> </w:t>
+      </w:r>
+      <w:r>
+        <w:rPr>
+          <w:rFonts w:ascii="Sakkal Majalla" w:hAnsi="Sakkal Majalla" w:cs="Sakkal Majalla"/>
+          <w:sz w:val="28"/>
+          <w:szCs w:val="28"/>
+        </w:rPr>
+        <w:t xml:space="preserve">and </w:t>
+      </w:r>
+      <w:r>
+        <w:rPr>
+          <w:rFonts w:ascii="Sakkal Majalla" w:hAnsi="Sakkal Majalla" w:cs="Sakkal Majalla"/>
+          <w:b/>
+          <w:bCs/>
+          <w:color w:val="C45911" w:themeColor="accent2" w:themeShade="BF"/>
+          <w:sz w:val="28"/>
+          <w:szCs w:val="28"/>
+        </w:rPr>
+        <w:t>mode</w:t>
+      </w:r>
+      <w:r>
+        <w:rPr>
+          <w:rFonts w:ascii="Sakkal Majalla" w:hAnsi="Sakkal Majalla" w:cs="Sakkal Majalla"/>
+          <w:sz w:val="28"/>
+          <w:szCs w:val="28"/>
+        </w:rPr>
+        <w:t xml:space="preserve">. They are used to express </w:t>
+      </w:r>
+      <w:r>
+        <w:rPr>
+          <w:rFonts w:ascii="Sakkal Majalla" w:hAnsi="Sakkal Majalla" w:cs="Sakkal Majalla"/>
+          <w:b/>
+          <w:bCs/>
+          <w:color w:val="C45911" w:themeColor="accent2" w:themeShade="BF"/>
+          <w:sz w:val="28"/>
+          <w:szCs w:val="28"/>
+        </w:rPr>
+        <w:t>a central tendency of the data set</w:t>
+      </w:r>
+      <w:r>
+        <w:rPr>
+          <w:rFonts w:ascii="Sakkal Majalla" w:hAnsi="Sakkal Majalla" w:cs="Sakkal Majalla"/>
+          <w:sz w:val="28"/>
+          <w:szCs w:val="28"/>
+        </w:rPr>
+        <w:t>. They therefore describe where the center of a sample is located or where most of the sample is.</w:t>
+      </w:r>
+    </w:p>
+    <w:p>
+      <w:pPr>
+        <w:pStyle w:val="ListParagraph"/>
+        <w:ind w:firstLine="720"/>
+        <w:rPr>
+          <w:rFonts w:ascii="Sakkal Majalla" w:hAnsi="Sakkal Majalla" w:cs="Sakkal Majalla"/>
+          <w:sz w:val="28"/>
+          <w:szCs w:val="28"/>
+        </w:rPr>
+      </w:pPr>
+      <w:r>
+        <w:rPr>
+          <w:rFonts w:ascii="Sakkal Majalla" w:hAnsi="Sakkal Majalla" w:cs="Sakkal Majalla"/>
+          <w:sz w:val="28"/>
+          <w:szCs w:val="28"/>
+        </w:rPr>
+        <w:t>=========================================</w:t>
+      </w:r>
+    </w:p>
+    <w:p>
+      <w:pPr>
+        <w:rPr>
+          <w:rFonts w:ascii="Sakkal Majalla" w:hAnsi="Sakkal Majalla" w:cs="Sakkal Majalla"/>
+          <w:sz w:val="28"/>
+          <w:szCs w:val="28"/>
+        </w:rPr>
+      </w:pPr>
     </w:p>
     <w:sectPr>
       <w:pgSz w:w="12240" w:h="15840"/>
@@ -1609,6 +3781,155 @@
     </w:lvl>
   </w:abstractNum>
   <w:abstractNum w:abstractNumId="1" w15:restartNumberingAfterBreak="0">
+    <w:nsid w:val="409C61D6"/>
+    <w:multiLevelType w:val="multilevel"/>
+    <w:tmpl w:val="366AF810"/>
+    <w:lvl w:ilvl="0">
+      <w:start w:val="1"/>
+      <w:numFmt w:val="bullet"/>
+      <w:lvlText w:val=""/>
+      <w:lvlJc w:val="left"/>
+      <w:pPr>
+        <w:tabs>
+          <w:tab w:val="num" w:pos="720"/>
+        </w:tabs>
+        <w:ind w:left="720" w:hanging="360"/>
+      </w:pPr>
+      <w:rPr>
+        <w:rFonts w:ascii="Symbol" w:hAnsi="Symbol" w:hint="default"/>
+        <w:sz w:val="20"/>
+      </w:rPr>
+    </w:lvl>
+    <w:lvl w:ilvl="1">
+      <w:start w:val="1"/>
+      <w:numFmt w:val="bullet"/>
+      <w:lvlText w:val="o"/>
+      <w:lvlJc w:val="left"/>
+      <w:pPr>
+        <w:tabs>
+          <w:tab w:val="num" w:pos="1440"/>
+        </w:tabs>
+        <w:ind w:left="1440" w:hanging="360"/>
+      </w:pPr>
+      <w:rPr>
+        <w:rFonts w:ascii="Courier New" w:hAnsi="Courier New" w:hint="default"/>
+        <w:sz w:val="20"/>
+      </w:rPr>
+    </w:lvl>
+    <w:lvl w:ilvl="2" w:tentative="1">
+      <w:start w:val="1"/>
+      <w:numFmt w:val="bullet"/>
+      <w:lvlText w:val=""/>
+      <w:lvlJc w:val="left"/>
+      <w:pPr>
+        <w:tabs>
+          <w:tab w:val="num" w:pos="2160"/>
+        </w:tabs>
+        <w:ind w:left="2160" w:hanging="360"/>
+      </w:pPr>
+      <w:rPr>
+        <w:rFonts w:ascii="Wingdings" w:hAnsi="Wingdings" w:hint="default"/>
+        <w:sz w:val="20"/>
+      </w:rPr>
+    </w:lvl>
+    <w:lvl w:ilvl="3" w:tentative="1">
+      <w:start w:val="1"/>
+      <w:numFmt w:val="bullet"/>
+      <w:lvlText w:val=""/>
+      <w:lvlJc w:val="left"/>
+      <w:pPr>
+        <w:tabs>
+          <w:tab w:val="num" w:pos="2880"/>
+        </w:tabs>
+        <w:ind w:left="2880" w:hanging="360"/>
+      </w:pPr>
+      <w:rPr>
+        <w:rFonts w:ascii="Wingdings" w:hAnsi="Wingdings" w:hint="default"/>
+        <w:sz w:val="20"/>
+      </w:rPr>
+    </w:lvl>
+    <w:lvl w:ilvl="4" w:tentative="1">
+      <w:start w:val="1"/>
+      <w:numFmt w:val="bullet"/>
+      <w:lvlText w:val=""/>
+      <w:lvlJc w:val="left"/>
+      <w:pPr>
+        <w:tabs>
+          <w:tab w:val="num" w:pos="3600"/>
+        </w:tabs>
+        <w:ind w:left="3600" w:hanging="360"/>
+      </w:pPr>
+      <w:rPr>
+        <w:rFonts w:ascii="Wingdings" w:hAnsi="Wingdings" w:hint="default"/>
+        <w:sz w:val="20"/>
+      </w:rPr>
+    </w:lvl>
+    <w:lvl w:ilvl="5" w:tentative="1">
+      <w:start w:val="1"/>
+      <w:numFmt w:val="bullet"/>
+      <w:lvlText w:val=""/>
+      <w:lvlJc w:val="left"/>
+      <w:pPr>
+        <w:tabs>
+          <w:tab w:val="num" w:pos="4320"/>
+        </w:tabs>
+        <w:ind w:left="4320" w:hanging="360"/>
+      </w:pPr>
+      <w:rPr>
+        <w:rFonts w:ascii="Wingdings" w:hAnsi="Wingdings" w:hint="default"/>
+        <w:sz w:val="20"/>
+      </w:rPr>
+    </w:lvl>
+    <w:lvl w:ilvl="6" w:tentative="1">
+      <w:start w:val="1"/>
+      <w:numFmt w:val="bullet"/>
+      <w:lvlText w:val=""/>
+      <w:lvlJc w:val="left"/>
+      <w:pPr>
+        <w:tabs>
+          <w:tab w:val="num" w:pos="5040"/>
+        </w:tabs>
+        <w:ind w:left="5040" w:hanging="360"/>
+      </w:pPr>
+      <w:rPr>
+        <w:rFonts w:ascii="Wingdings" w:hAnsi="Wingdings" w:hint="default"/>
+        <w:sz w:val="20"/>
+      </w:rPr>
+    </w:lvl>
+    <w:lvl w:ilvl="7" w:tentative="1">
+      <w:start w:val="1"/>
+      <w:numFmt w:val="bullet"/>
+      <w:lvlText w:val=""/>
+      <w:lvlJc w:val="left"/>
+      <w:pPr>
+        <w:tabs>
+          <w:tab w:val="num" w:pos="5760"/>
+        </w:tabs>
+        <w:ind w:left="5760" w:hanging="360"/>
+      </w:pPr>
+      <w:rPr>
+        <w:rFonts w:ascii="Wingdings" w:hAnsi="Wingdings" w:hint="default"/>
+        <w:sz w:val="20"/>
+      </w:rPr>
+    </w:lvl>
+    <w:lvl w:ilvl="8" w:tentative="1">
+      <w:start w:val="1"/>
+      <w:numFmt w:val="bullet"/>
+      <w:lvlText w:val=""/>
+      <w:lvlJc w:val="left"/>
+      <w:pPr>
+        <w:tabs>
+          <w:tab w:val="num" w:pos="6480"/>
+        </w:tabs>
+        <w:ind w:left="6480" w:hanging="360"/>
+      </w:pPr>
+      <w:rPr>
+        <w:rFonts w:ascii="Wingdings" w:hAnsi="Wingdings" w:hint="default"/>
+        <w:sz w:val="20"/>
+      </w:rPr>
+    </w:lvl>
+  </w:abstractNum>
+  <w:abstractNum w:abstractNumId="2" w15:restartNumberingAfterBreak="0">
     <w:nsid w:val="5D5B3FE9"/>
     <w:multiLevelType w:val="multilevel"/>
     <w:tmpl w:val="43A0B4E2"/>
@@ -1757,11 +4078,166 @@
       </w:rPr>
     </w:lvl>
   </w:abstractNum>
+  <w:abstractNum w:abstractNumId="3" w15:restartNumberingAfterBreak="0">
+    <w:nsid w:val="688D4941"/>
+    <w:multiLevelType w:val="multilevel"/>
+    <w:tmpl w:val="F2FE90FC"/>
+    <w:lvl w:ilvl="0">
+      <w:start w:val="1"/>
+      <w:numFmt w:val="bullet"/>
+      <w:lvlText w:val=""/>
+      <w:lvlJc w:val="left"/>
+      <w:pPr>
+        <w:tabs>
+          <w:tab w:val="num" w:pos="720"/>
+        </w:tabs>
+        <w:ind w:left="720" w:hanging="360"/>
+      </w:pPr>
+      <w:rPr>
+        <w:rFonts w:ascii="Symbol" w:hAnsi="Symbol" w:hint="default"/>
+        <w:sz w:val="20"/>
+      </w:rPr>
+    </w:lvl>
+    <w:lvl w:ilvl="1" w:tentative="1">
+      <w:start w:val="1"/>
+      <w:numFmt w:val="bullet"/>
+      <w:lvlText w:val="o"/>
+      <w:lvlJc w:val="left"/>
+      <w:pPr>
+        <w:tabs>
+          <w:tab w:val="num" w:pos="1440"/>
+        </w:tabs>
+        <w:ind w:left="1440" w:hanging="360"/>
+      </w:pPr>
+      <w:rPr>
+        <w:rFonts w:ascii="Courier New" w:hAnsi="Courier New" w:hint="default"/>
+        <w:sz w:val="20"/>
+      </w:rPr>
+    </w:lvl>
+    <w:lvl w:ilvl="2" w:tentative="1">
+      <w:start w:val="1"/>
+      <w:numFmt w:val="bullet"/>
+      <w:lvlText w:val=""/>
+      <w:lvlJc w:val="left"/>
+      <w:pPr>
+        <w:tabs>
+          <w:tab w:val="num" w:pos="2160"/>
+        </w:tabs>
+        <w:ind w:left="2160" w:hanging="360"/>
+      </w:pPr>
+      <w:rPr>
+        <w:rFonts w:ascii="Wingdings" w:hAnsi="Wingdings" w:hint="default"/>
+        <w:sz w:val="20"/>
+      </w:rPr>
+    </w:lvl>
+    <w:lvl w:ilvl="3" w:tentative="1">
+      <w:start w:val="1"/>
+      <w:numFmt w:val="bullet"/>
+      <w:lvlText w:val=""/>
+      <w:lvlJc w:val="left"/>
+      <w:pPr>
+        <w:tabs>
+          <w:tab w:val="num" w:pos="2880"/>
+        </w:tabs>
+        <w:ind w:left="2880" w:hanging="360"/>
+      </w:pPr>
+      <w:rPr>
+        <w:rFonts w:ascii="Wingdings" w:hAnsi="Wingdings" w:hint="default"/>
+        <w:sz w:val="20"/>
+      </w:rPr>
+    </w:lvl>
+    <w:lvl w:ilvl="4" w:tentative="1">
+      <w:start w:val="1"/>
+      <w:numFmt w:val="bullet"/>
+      <w:lvlText w:val=""/>
+      <w:lvlJc w:val="left"/>
+      <w:pPr>
+        <w:tabs>
+          <w:tab w:val="num" w:pos="3600"/>
+        </w:tabs>
+        <w:ind w:left="3600" w:hanging="360"/>
+      </w:pPr>
+      <w:rPr>
+        <w:rFonts w:ascii="Wingdings" w:hAnsi="Wingdings" w:hint="default"/>
+        <w:sz w:val="20"/>
+      </w:rPr>
+    </w:lvl>
+    <w:lvl w:ilvl="5" w:tentative="1">
+      <w:start w:val="1"/>
+      <w:numFmt w:val="bullet"/>
+      <w:lvlText w:val=""/>
+      <w:lvlJc w:val="left"/>
+      <w:pPr>
+        <w:tabs>
+          <w:tab w:val="num" w:pos="4320"/>
+        </w:tabs>
+        <w:ind w:left="4320" w:hanging="360"/>
+      </w:pPr>
+      <w:rPr>
+        <w:rFonts w:ascii="Wingdings" w:hAnsi="Wingdings" w:hint="default"/>
+        <w:sz w:val="20"/>
+      </w:rPr>
+    </w:lvl>
+    <w:lvl w:ilvl="6" w:tentative="1">
+      <w:start w:val="1"/>
+      <w:numFmt w:val="bullet"/>
+      <w:lvlText w:val=""/>
+      <w:lvlJc w:val="left"/>
+      <w:pPr>
+        <w:tabs>
+          <w:tab w:val="num" w:pos="5040"/>
+        </w:tabs>
+        <w:ind w:left="5040" w:hanging="360"/>
+      </w:pPr>
+      <w:rPr>
+        <w:rFonts w:ascii="Wingdings" w:hAnsi="Wingdings" w:hint="default"/>
+        <w:sz w:val="20"/>
+      </w:rPr>
+    </w:lvl>
+    <w:lvl w:ilvl="7" w:tentative="1">
+      <w:start w:val="1"/>
+      <w:numFmt w:val="bullet"/>
+      <w:lvlText w:val=""/>
+      <w:lvlJc w:val="left"/>
+      <w:pPr>
+        <w:tabs>
+          <w:tab w:val="num" w:pos="5760"/>
+        </w:tabs>
+        <w:ind w:left="5760" w:hanging="360"/>
+      </w:pPr>
+      <w:rPr>
+        <w:rFonts w:ascii="Wingdings" w:hAnsi="Wingdings" w:hint="default"/>
+        <w:sz w:val="20"/>
+      </w:rPr>
+    </w:lvl>
+    <w:lvl w:ilvl="8" w:tentative="1">
+      <w:start w:val="1"/>
+      <w:numFmt w:val="bullet"/>
+      <w:lvlText w:val=""/>
+      <w:lvlJc w:val="left"/>
+      <w:pPr>
+        <w:tabs>
+          <w:tab w:val="num" w:pos="6480"/>
+        </w:tabs>
+        <w:ind w:left="6480" w:hanging="360"/>
+      </w:pPr>
+      <w:rPr>
+        <w:rFonts w:ascii="Wingdings" w:hAnsi="Wingdings" w:hint="default"/>
+        <w:sz w:val="20"/>
+      </w:rPr>
+    </w:lvl>
+  </w:abstractNum>
   <w:num w:numId="1" w16cid:durableId="2033335570">
     <w:abstractNumId w:val="0"/>
   </w:num>
   <w:num w:numId="2" w16cid:durableId="1624341684">
+    <w:abstractNumId w:val="2"/>
+  </w:num>
+  <w:num w:numId="3" w16cid:durableId="600335293">
     <w:abstractNumId w:val="1"/>
+  </w:num>
+  <w:num w:numId="4" w16cid:durableId="1002586096">
+    <w:abstractNumId w:val="3"/>
   </w:num>
 </w:numbering>
 </file>
@@ -2692,6 +5168,29 @@
       <w:color w:val="666666"/>
     </w:rPr>
   </w:style>
+  <w:style w:type="character" w:styleId="Hyperlink">
+    <w:name w:val="Hyperlink"/>
+    <w:basedOn w:val="DefaultParagraphFont"/>
+    <w:uiPriority w:val="99"/>
+    <w:unhideWhenUsed/>
+    <w:rsid w:val="00BB2A47"/>
+    <w:rPr>
+      <w:color w:val="0563C1" w:themeColor="hyperlink"/>
+      <w:u w:val="single"/>
+    </w:rPr>
+  </w:style>
+  <w:style w:type="character" w:styleId="UnresolvedMention">
+    <w:name w:val="Unresolved Mention"/>
+    <w:basedOn w:val="DefaultParagraphFont"/>
+    <w:uiPriority w:val="99"/>
+    <w:semiHidden/>
+    <w:unhideWhenUsed/>
+    <w:rsid w:val="00BB2A47"/>
+    <w:rPr>
+      <w:color w:val="605E5C"/>
+      <w:shd w:val="clear" w:color="auto" w:fill="E1DFDD"/>
+    </w:rPr>
+  </w:style>
 </w:styles>
 </file>
 

--- a/Statistics-And-Statistical-Analysis/Statistics-Notes-01.docx
+++ b/Statistics-And-Statistical-Analysis/Statistics-Notes-01.docx
@@ -3456,7 +3456,39 @@
           <w:szCs w:val="28"/>
         </w:rPr>
         <w:lastRenderedPageBreak/>
-        <w:t>We can say that used in ML for detecting the sample cluster</w:t>
+        <w:t xml:space="preserve">We can say </w:t>
+      </w:r>
+      <w:r>
+        <w:rPr>
+          <w:rFonts w:ascii="Sakkal Majalla" w:hAnsi="Sakkal Majalla" w:cs="Sakkal Majalla"/>
+          <w:sz w:val="28"/>
+          <w:szCs w:val="28"/>
+        </w:rPr>
+        <w:t xml:space="preserve">it is </w:t>
+      </w:r>
+      <w:r>
+        <w:rPr>
+          <w:rFonts w:ascii="Sakkal Majalla" w:hAnsi="Sakkal Majalla" w:cs="Sakkal Majalla"/>
+          <w:sz w:val="28"/>
+          <w:szCs w:val="28"/>
+        </w:rPr>
+        <w:t xml:space="preserve">used in ML </w:t>
+      </w:r>
+      <w:r>
+        <w:rPr>
+          <w:rFonts w:ascii="Sakkal Majalla" w:hAnsi="Sakkal Majalla" w:cs="Sakkal Majalla"/>
+          <w:sz w:val="28"/>
+          <w:szCs w:val="28"/>
+        </w:rPr>
+        <w:t>to detect</w:t>
+      </w:r>
+      <w:r>
+        <w:rPr>
+          <w:rFonts w:ascii="Sakkal Majalla" w:hAnsi="Sakkal Majalla" w:cs="Sakkal Majalla"/>
+          <w:sz w:val="28"/>
+          <w:szCs w:val="28"/>
+        </w:rPr>
+        <w:t xml:space="preserve"> sample cluster</w:t>
       </w:r>
       <w:r>
         <w:rPr>
@@ -3626,6 +3658,626 @@
           <w:szCs w:val="28"/>
         </w:rPr>
         <w:t>. They therefore describe where the center of a sample is located or where most of the sample is.</w:t>
+      </w:r>
+    </w:p>
+    <w:p>
+      <w:pPr>
+        <w:pStyle w:val="ListParagraph"/>
+        <w:ind w:firstLine="720"/>
+        <w:rPr>
+          <w:rFonts w:ascii="Sakkal Majalla" w:hAnsi="Sakkal Majalla" w:cs="Sakkal Majalla"/>
+          <w:sz w:val="28"/>
+          <w:szCs w:val="28"/>
+        </w:rPr>
+      </w:pPr>
+      <w:r>
+        <w:rPr>
+          <w:rFonts w:ascii="Sakkal Majalla" w:hAnsi="Sakkal Majalla" w:cs="Sakkal Majalla"/>
+          <w:sz w:val="28"/>
+          <w:szCs w:val="28"/>
+        </w:rPr>
+        <w:t>=========================================</w:t>
+      </w:r>
+    </w:p>
+    <w:p>
+      <w:pPr>
+        <w:rPr>
+          <w:rFonts w:ascii="Sakkal Majalla" w:hAnsi="Sakkal Majalla" w:cs="Sakkal Majalla"/>
+          <w:sz w:val="28"/>
+          <w:szCs w:val="28"/>
+        </w:rPr>
+      </w:pPr>
+      <w:r>
+        <w:rPr>
+          <w:rFonts w:ascii="Sakkal Majalla" w:hAnsi="Sakkal Majalla" w:cs="Sakkal Majalla"/>
+          <w:b/>
+          <w:bCs/>
+          <w:color w:val="EE0000"/>
+          <w:sz w:val="28"/>
+          <w:szCs w:val="28"/>
+        </w:rPr>
+        <w:t>Note</w:t>
+      </w:r>
+      <w:r>
+        <w:rPr>
+          <w:rFonts w:ascii="Sakkal Majalla" w:hAnsi="Sakkal Majalla" w:cs="Sakkal Majalla"/>
+          <w:sz w:val="28"/>
+          <w:szCs w:val="28"/>
+        </w:rPr>
+        <w:t>: we can use it in applications like using the feature engineering.</w:t>
+      </w:r>
+    </w:p>
+    <w:p>
+      <w:pPr>
+        <w:rPr>
+          <w:rFonts w:ascii="Sakkal Majalla" w:hAnsi="Sakkal Majalla" w:cs="Sakkal Majalla"/>
+          <w:sz w:val="28"/>
+          <w:szCs w:val="28"/>
+        </w:rPr>
+      </w:pPr>
+      <w:r>
+        <w:rPr>
+          <w:rFonts w:ascii="Sakkal Majalla" w:hAnsi="Sakkal Majalla" w:cs="Sakkal Majalla"/>
+          <w:sz w:val="28"/>
+          <w:szCs w:val="28"/>
+        </w:rPr>
+        <w:t xml:space="preserve">The second group are measures of dispersion. They provide information about how much the values of a variable in a sample differ from each other. Measures of dispersion can therefore describe how strongly the values of a variable deviate from the mean value: Are the values rather close together, i.e. are they similar, or are they far apart and thus differ greatly? A classic example is the standard deviation. </w:t>
+      </w:r>
+    </w:p>
+    <w:p>
+      <w:pPr>
+        <w:pStyle w:val="ListParagraph"/>
+        <w:ind w:firstLine="720"/>
+        <w:rPr>
+          <w:rFonts w:ascii="Sakkal Majalla" w:hAnsi="Sakkal Majalla" w:cs="Sakkal Majalla"/>
+          <w:sz w:val="28"/>
+          <w:szCs w:val="28"/>
+        </w:rPr>
+      </w:pPr>
+      <w:r>
+        <w:rPr>
+          <w:rFonts w:ascii="Sakkal Majalla" w:hAnsi="Sakkal Majalla" w:cs="Sakkal Majalla"/>
+          <w:sz w:val="28"/>
+          <w:szCs w:val="28"/>
+        </w:rPr>
+        <w:t>=========================================</w:t>
+      </w:r>
+    </w:p>
+    <w:p>
+      <w:pPr>
+        <w:rPr>
+          <w:rFonts w:ascii="Sakkal Majalla" w:hAnsi="Sakkal Majalla" w:cs="Sakkal Majalla"/>
+          <w:sz w:val="28"/>
+          <w:szCs w:val="28"/>
+        </w:rPr>
+      </w:pPr>
+      <w:r>
+        <w:rPr>
+          <w:noProof/>
+        </w:rPr>
+        <w:drawing>
+          <wp:inline distT="0" distB="0" distL="0" distR="0" wp14:anchorId="34A81145" wp14:editId="0D3DF2DD">
+            <wp:extent cx="3263577" cy="1981200"/>
+            <wp:effectExtent l="0" t="0" r="0" b="0"/>
+            <wp:docPr id="1283038188" name="Picture 1"/>
+            <wp:cNvGraphicFramePr>
+              <a:graphicFrameLocks xmlns:a="http://schemas.openxmlformats.org/drawingml/2006/main" noChangeAspect="1"/>
+            </wp:cNvGraphicFramePr>
+            <a:graphic xmlns:a="http://schemas.openxmlformats.org/drawingml/2006/main">
+              <a:graphicData uri="http://schemas.openxmlformats.org/drawingml/2006/picture">
+                <pic:pic xmlns:pic="http://schemas.openxmlformats.org/drawingml/2006/picture">
+                  <pic:nvPicPr>
+                    <pic:cNvPr id="1283038188" name=""/>
+                    <pic:cNvPicPr/>
+                  </pic:nvPicPr>
+                  <pic:blipFill>
+                    <a:blip r:embed="rId14"/>
+                    <a:stretch>
+                      <a:fillRect/>
+                    </a:stretch>
+                  </pic:blipFill>
+                  <pic:spPr>
+                    <a:xfrm>
+                      <a:off x="0" y="0"/>
+                      <a:ext cx="3265565" cy="1982407"/>
+                    </a:xfrm>
+                    <a:prstGeom prst="rect">
+                      <a:avLst/>
+                    </a:prstGeom>
+                  </pic:spPr>
+                </pic:pic>
+              </a:graphicData>
+            </a:graphic>
+          </wp:inline>
+        </w:drawing>
+      </w:r>
+    </w:p>
+    <w:p>
+      <w:pPr>
+        <w:pStyle w:val="ListParagraph"/>
+        <w:ind w:firstLine="720"/>
+        <w:rPr>
+          <w:rFonts w:ascii="Sakkal Majalla" w:hAnsi="Sakkal Majalla" w:cs="Sakkal Majalla"/>
+          <w:sz w:val="28"/>
+          <w:szCs w:val="28"/>
+        </w:rPr>
+      </w:pPr>
+      <w:r>
+        <w:rPr>
+          <w:rFonts w:ascii="Sakkal Majalla" w:hAnsi="Sakkal Majalla" w:cs="Sakkal Majalla"/>
+          <w:sz w:val="28"/>
+          <w:szCs w:val="28"/>
+        </w:rPr>
+        <w:t>=========================================</w:t>
+      </w:r>
+    </w:p>
+    <w:p>
+      <w:pPr>
+        <w:rPr>
+          <w:rFonts w:ascii="Sakkal Majalla" w:hAnsi="Sakkal Majalla" w:cs="Sakkal Majalla"/>
+          <w:sz w:val="28"/>
+          <w:szCs w:val="28"/>
+        </w:rPr>
+      </w:pPr>
+      <w:r>
+        <w:rPr>
+          <w:rFonts w:ascii="Sakkal Majalla" w:hAnsi="Sakkal Majalla" w:cs="Sakkal Majalla"/>
+          <w:sz w:val="28"/>
+          <w:szCs w:val="28"/>
+        </w:rPr>
+        <w:t xml:space="preserve">Depending on which statement is to be made about the population or which question is to be answered about the population, different statistical methods or hypothesis tests are used. </w:t>
+      </w:r>
+    </w:p>
+    <w:p>
+      <w:pPr>
+        <w:rPr>
+          <w:rFonts w:ascii="Sakkal Majalla" w:hAnsi="Sakkal Majalla" w:cs="Sakkal Majalla"/>
+          <w:sz w:val="28"/>
+          <w:szCs w:val="28"/>
+        </w:rPr>
+      </w:pPr>
+      <w:r>
+        <w:rPr>
+          <w:rFonts w:ascii="Sakkal Majalla" w:hAnsi="Sakkal Majalla" w:cs="Sakkal Majalla"/>
+          <w:sz w:val="28"/>
+          <w:szCs w:val="28"/>
+        </w:rPr>
+        <w:t xml:space="preserve">The best known are the hypothesis tests with which a group difference can be tested, such as </w:t>
+      </w:r>
+      <w:r>
+        <w:rPr>
+          <w:rFonts w:ascii="Sakkal Majalla" w:hAnsi="Sakkal Majalla" w:cs="Sakkal Majalla"/>
+          <w:b/>
+          <w:bCs/>
+          <w:color w:val="8EAADB" w:themeColor="accent1" w:themeTint="99"/>
+          <w:sz w:val="28"/>
+          <w:szCs w:val="28"/>
+        </w:rPr>
+        <w:t>the t-test</w:t>
+      </w:r>
+      <w:r>
+        <w:rPr>
+          <w:rFonts w:ascii="Sakkal Majalla" w:hAnsi="Sakkal Majalla" w:cs="Sakkal Majalla"/>
+          <w:sz w:val="28"/>
+          <w:szCs w:val="28"/>
+        </w:rPr>
+        <w:t xml:space="preserve">, </w:t>
+      </w:r>
+      <w:r>
+        <w:rPr>
+          <w:rFonts w:ascii="Sakkal Majalla" w:hAnsi="Sakkal Majalla" w:cs="Sakkal Majalla"/>
+          <w:b/>
+          <w:bCs/>
+          <w:color w:val="8EAADB" w:themeColor="accent1" w:themeTint="99"/>
+          <w:sz w:val="28"/>
+          <w:szCs w:val="28"/>
+        </w:rPr>
+        <w:t>the chi-square test</w:t>
+      </w:r>
+      <w:r>
+        <w:rPr>
+          <w:rFonts w:ascii="Sakkal Majalla" w:hAnsi="Sakkal Majalla" w:cs="Sakkal Majalla"/>
+          <w:sz w:val="28"/>
+          <w:szCs w:val="28"/>
+        </w:rPr>
+        <w:t>,</w:t>
+      </w:r>
+      <w:r>
+        <w:rPr>
+          <w:rFonts w:ascii="Sakkal Majalla" w:hAnsi="Sakkal Majalla" w:cs="Sakkal Majalla"/>
+          <w:sz w:val="28"/>
+          <w:szCs w:val="28"/>
+        </w:rPr>
+        <w:t xml:space="preserve"> or </w:t>
+      </w:r>
+      <w:r>
+        <w:rPr>
+          <w:rFonts w:ascii="Sakkal Majalla" w:hAnsi="Sakkal Majalla" w:cs="Sakkal Majalla"/>
+          <w:b/>
+          <w:bCs/>
+          <w:color w:val="8EAADB" w:themeColor="accent1" w:themeTint="99"/>
+          <w:sz w:val="28"/>
+          <w:szCs w:val="28"/>
+        </w:rPr>
+        <w:t>the analysis of variance</w:t>
+      </w:r>
+      <w:r>
+        <w:rPr>
+          <w:rFonts w:ascii="Sakkal Majalla" w:hAnsi="Sakkal Majalla" w:cs="Sakkal Majalla"/>
+          <w:sz w:val="28"/>
+          <w:szCs w:val="28"/>
+        </w:rPr>
+        <w:t xml:space="preserve">. Then there are the hypothesis tests with which a correlation of variables can be tested, </w:t>
+      </w:r>
+      <w:r>
+        <w:rPr>
+          <w:rFonts w:ascii="Sakkal Majalla" w:hAnsi="Sakkal Majalla" w:cs="Sakkal Majalla"/>
+          <w:b/>
+          <w:bCs/>
+          <w:color w:val="8EAADB" w:themeColor="accent1" w:themeTint="99"/>
+          <w:sz w:val="28"/>
+          <w:szCs w:val="28"/>
+        </w:rPr>
+        <w:t>such as correlation analysis and regression</w:t>
+      </w:r>
+      <w:r>
+        <w:rPr>
+          <w:rFonts w:ascii="Sakkal Majalla" w:hAnsi="Sakkal Majalla" w:cs="Sakkal Majalla"/>
+          <w:sz w:val="28"/>
+          <w:szCs w:val="28"/>
+        </w:rPr>
+        <w:t xml:space="preserve">. </w:t>
+      </w:r>
+    </w:p>
+    <w:p>
+      <w:pPr>
+        <w:pStyle w:val="ListParagraph"/>
+        <w:ind w:firstLine="720"/>
+        <w:rPr>
+          <w:rFonts w:ascii="Sakkal Majalla" w:hAnsi="Sakkal Majalla" w:cs="Sakkal Majalla"/>
+          <w:sz w:val="28"/>
+          <w:szCs w:val="28"/>
+        </w:rPr>
+      </w:pPr>
+      <w:r>
+        <w:rPr>
+          <w:rFonts w:ascii="Sakkal Majalla" w:hAnsi="Sakkal Majalla" w:cs="Sakkal Majalla"/>
+          <w:sz w:val="28"/>
+          <w:szCs w:val="28"/>
+        </w:rPr>
+        <w:t>=========================================</w:t>
+      </w:r>
+    </w:p>
+    <w:p>
+      <w:pPr>
+        <w:rPr>
+          <w:rFonts w:ascii="Sakkal Majalla" w:hAnsi="Sakkal Majalla" w:cs="Sakkal Majalla"/>
+          <w:sz w:val="28"/>
+          <w:szCs w:val="28"/>
+        </w:rPr>
+      </w:pPr>
+      <w:r>
+        <w:rPr>
+          <w:noProof/>
+        </w:rPr>
+        <w:lastRenderedPageBreak/>
+        <w:drawing>
+          <wp:inline distT="0" distB="0" distL="0" distR="0" wp14:anchorId="0B893706" wp14:editId="2A10A13F">
+            <wp:extent cx="5791200" cy="5229225"/>
+            <wp:effectExtent l="0" t="0" r="0" b="9525"/>
+            <wp:docPr id="355041370" name="Picture 1"/>
+            <wp:cNvGraphicFramePr>
+              <a:graphicFrameLocks xmlns:a="http://schemas.openxmlformats.org/drawingml/2006/main" noChangeAspect="1"/>
+            </wp:cNvGraphicFramePr>
+            <a:graphic xmlns:a="http://schemas.openxmlformats.org/drawingml/2006/main">
+              <a:graphicData uri="http://schemas.openxmlformats.org/drawingml/2006/picture">
+                <pic:pic xmlns:pic="http://schemas.openxmlformats.org/drawingml/2006/picture">
+                  <pic:nvPicPr>
+                    <pic:cNvPr id="355041370" name=""/>
+                    <pic:cNvPicPr/>
+                  </pic:nvPicPr>
+                  <pic:blipFill>
+                    <a:blip r:embed="rId15"/>
+                    <a:stretch>
+                      <a:fillRect/>
+                    </a:stretch>
+                  </pic:blipFill>
+                  <pic:spPr>
+                    <a:xfrm>
+                      <a:off x="0" y="0"/>
+                      <a:ext cx="5791200" cy="5229225"/>
+                    </a:xfrm>
+                    <a:prstGeom prst="rect">
+                      <a:avLst/>
+                    </a:prstGeom>
+                  </pic:spPr>
+                </pic:pic>
+              </a:graphicData>
+            </a:graphic>
+          </wp:inline>
+        </w:drawing>
+      </w:r>
+    </w:p>
+    <w:p>
+      <w:pPr>
+        <w:pStyle w:val="ListParagraph"/>
+        <w:ind w:firstLine="720"/>
+        <w:rPr>
+          <w:rFonts w:ascii="Sakkal Majalla" w:hAnsi="Sakkal Majalla" w:cs="Sakkal Majalla"/>
+          <w:sz w:val="28"/>
+          <w:szCs w:val="28"/>
+        </w:rPr>
+      </w:pPr>
+      <w:r>
+        <w:rPr>
+          <w:rFonts w:ascii="Sakkal Majalla" w:hAnsi="Sakkal Majalla" w:cs="Sakkal Majalla"/>
+          <w:sz w:val="28"/>
+          <w:szCs w:val="28"/>
+        </w:rPr>
+        <w:t>=========================================</w:t>
+      </w:r>
+    </w:p>
+    <w:p>
+      <w:pPr>
+        <w:rPr>
+          <w:rFonts w:ascii="Sakkal Majalla" w:hAnsi="Sakkal Majalla" w:cs="Sakkal Majalla"/>
+          <w:b/>
+          <w:bCs/>
+          <w:color w:val="538135" w:themeColor="accent6" w:themeShade="BF"/>
+          <w:sz w:val="28"/>
+          <w:szCs w:val="28"/>
+        </w:rPr>
+      </w:pPr>
+      <w:r>
+        <w:rPr>
+          <w:rFonts w:ascii="Sakkal Majalla" w:hAnsi="Sakkal Majalla" w:cs="Sakkal Majalla"/>
+          <w:b/>
+          <w:bCs/>
+          <w:color w:val="538135" w:themeColor="accent6" w:themeShade="BF"/>
+          <w:sz w:val="28"/>
+          <w:szCs w:val="28"/>
+        </w:rPr>
+        <w:t xml:space="preserve">Inferential statistics definition </w:t>
+      </w:r>
+    </w:p>
+    <w:p>
+      <w:pPr>
+        <w:rPr>
+          <w:rFonts w:ascii="Sakkal Majalla" w:hAnsi="Sakkal Majalla" w:cs="Sakkal Majalla"/>
+          <w:sz w:val="28"/>
+          <w:szCs w:val="28"/>
+        </w:rPr>
+      </w:pPr>
+      <w:r>
+        <w:rPr>
+          <w:rFonts w:ascii="Sakkal Majalla" w:hAnsi="Sakkal Majalla" w:cs="Sakkal Majalla"/>
+          <w:sz w:val="28"/>
+          <w:szCs w:val="28"/>
+        </w:rPr>
+        <w:t xml:space="preserve">Inferential statistics is a branch of statistics that uses various analytical tools </w:t>
+      </w:r>
+      <w:r>
+        <w:rPr>
+          <w:rFonts w:ascii="Sakkal Majalla" w:hAnsi="Sakkal Majalla" w:cs="Sakkal Majalla"/>
+          <w:b/>
+          <w:bCs/>
+          <w:color w:val="002060"/>
+          <w:sz w:val="28"/>
+          <w:szCs w:val="28"/>
+        </w:rPr>
+        <w:t>to draw conclusions</w:t>
+      </w:r>
+      <w:r>
+        <w:rPr>
+          <w:rFonts w:ascii="Sakkal Majalla" w:hAnsi="Sakkal Majalla" w:cs="Sakkal Majalla"/>
+          <w:color w:val="002060"/>
+          <w:sz w:val="28"/>
+          <w:szCs w:val="28"/>
+        </w:rPr>
+        <w:t xml:space="preserve"> </w:t>
+      </w:r>
+      <w:r>
+        <w:rPr>
+          <w:rFonts w:ascii="Sakkal Majalla" w:hAnsi="Sakkal Majalla" w:cs="Sakkal Majalla"/>
+          <w:b/>
+          <w:bCs/>
+          <w:color w:val="002060"/>
+          <w:sz w:val="28"/>
+          <w:szCs w:val="28"/>
+        </w:rPr>
+        <w:t>about the population from sample data</w:t>
+      </w:r>
+      <w:r>
+        <w:rPr>
+          <w:rFonts w:ascii="Sakkal Majalla" w:hAnsi="Sakkal Majalla" w:cs="Sakkal Majalla"/>
+          <w:sz w:val="28"/>
+          <w:szCs w:val="28"/>
+        </w:rPr>
+        <w:t xml:space="preserve">. For a given hypothesis about the population, inferential statistics uses a sample and </w:t>
+      </w:r>
+      <w:r>
+        <w:rPr>
+          <w:rFonts w:ascii="Sakkal Majalla" w:hAnsi="Sakkal Majalla" w:cs="Sakkal Majalla"/>
+          <w:b/>
+          <w:bCs/>
+          <w:color w:val="002060"/>
+          <w:sz w:val="28"/>
+          <w:szCs w:val="28"/>
+        </w:rPr>
+        <w:t>gives an indication of the validity of the hypothesis based on the sample collected</w:t>
+      </w:r>
+      <w:r>
+        <w:rPr>
+          <w:rFonts w:ascii="Sakkal Majalla" w:hAnsi="Sakkal Majalla" w:cs="Sakkal Majalla"/>
+          <w:sz w:val="28"/>
+          <w:szCs w:val="28"/>
+        </w:rPr>
+        <w:t>.</w:t>
+      </w:r>
+    </w:p>
+    <w:p>
+      <w:pPr>
+        <w:pStyle w:val="ListParagraph"/>
+        <w:ind w:firstLine="720"/>
+        <w:rPr>
+          <w:rFonts w:ascii="Sakkal Majalla" w:hAnsi="Sakkal Majalla" w:cs="Sakkal Majalla"/>
+          <w:sz w:val="28"/>
+          <w:szCs w:val="28"/>
+        </w:rPr>
+      </w:pPr>
+      <w:r>
+        <w:rPr>
+          <w:rFonts w:ascii="Sakkal Majalla" w:hAnsi="Sakkal Majalla" w:cs="Sakkal Majalla"/>
+          <w:sz w:val="28"/>
+          <w:szCs w:val="28"/>
+        </w:rPr>
+        <w:t>=========================================</w:t>
+      </w:r>
+    </w:p>
+    <w:p>
+      <w:pPr>
+        <w:rPr>
+          <w:rFonts w:ascii="Sakkal Majalla" w:hAnsi="Sakkal Majalla" w:cs="Sakkal Majalla"/>
+          <w:sz w:val="28"/>
+          <w:szCs w:val="28"/>
+        </w:rPr>
+      </w:pPr>
+    </w:p>
+    <w:p>
+      <w:pPr>
+        <w:rPr>
+          <w:rFonts w:ascii="Sakkal Majalla" w:hAnsi="Sakkal Majalla" w:cs="Sakkal Majalla"/>
+          <w:sz w:val="28"/>
+          <w:szCs w:val="28"/>
+        </w:rPr>
+      </w:pPr>
+      <w:r>
+        <w:rPr>
+          <w:rFonts w:ascii="Sakkal Majalla" w:hAnsi="Sakkal Majalla" w:cs="Sakkal Majalla"/>
+          <w:sz w:val="28"/>
+          <w:szCs w:val="28"/>
+        </w:rPr>
+        <w:lastRenderedPageBreak/>
+        <w:t>For example, it could be of interest</w:t>
+      </w:r>
+      <w:r>
+        <w:rPr>
+          <w:rFonts w:ascii="Sakkal Majalla" w:hAnsi="Sakkal Majalla" w:cs="Sakkal Majalla"/>
+          <w:sz w:val="28"/>
+          <w:szCs w:val="28"/>
+        </w:rPr>
+        <w:t xml:space="preserve"> to know</w:t>
+      </w:r>
+      <w:r>
+        <w:rPr>
+          <w:rFonts w:ascii="Sakkal Majalla" w:hAnsi="Sakkal Majalla" w:cs="Sakkal Majalla"/>
+          <w:sz w:val="28"/>
+          <w:szCs w:val="28"/>
+        </w:rPr>
+        <w:t xml:space="preserve"> if basketball players are larger than the average male population. To test this hypothesis</w:t>
+      </w:r>
+      <w:r>
+        <w:rPr>
+          <w:rFonts w:ascii="Sakkal Majalla" w:hAnsi="Sakkal Majalla" w:cs="Sakkal Majalla"/>
+          <w:sz w:val="28"/>
+          <w:szCs w:val="28"/>
+        </w:rPr>
+        <w:t>,</w:t>
+      </w:r>
+      <w:r>
+        <w:rPr>
+          <w:rFonts w:ascii="Sakkal Majalla" w:hAnsi="Sakkal Majalla" w:cs="Sakkal Majalla"/>
+          <w:sz w:val="28"/>
+          <w:szCs w:val="28"/>
+        </w:rPr>
+        <w:t xml:space="preserve"> a t-Test is calculated, </w:t>
+      </w:r>
+      <w:r>
+        <w:rPr>
+          <w:rFonts w:ascii="Sakkal Majalla" w:hAnsi="Sakkal Majalla" w:cs="Sakkal Majalla"/>
+          <w:b/>
+          <w:bCs/>
+          <w:color w:val="002060"/>
+          <w:sz w:val="28"/>
+          <w:szCs w:val="28"/>
+        </w:rPr>
+        <w:t>the t-test compares the sample mean with the mean of the population</w:t>
+      </w:r>
+      <w:r>
+        <w:rPr>
+          <w:rFonts w:ascii="Sakkal Majalla" w:hAnsi="Sakkal Majalla" w:cs="Sakkal Majalla"/>
+          <w:sz w:val="28"/>
+          <w:szCs w:val="28"/>
+        </w:rPr>
+        <w:t>.</w:t>
+      </w:r>
+    </w:p>
+    <w:p>
+      <w:pPr>
+        <w:pStyle w:val="ListParagraph"/>
+        <w:ind w:firstLine="720"/>
+        <w:rPr>
+          <w:rFonts w:ascii="Sakkal Majalla" w:hAnsi="Sakkal Majalla" w:cs="Sakkal Majalla"/>
+          <w:sz w:val="28"/>
+          <w:szCs w:val="28"/>
+        </w:rPr>
+      </w:pPr>
+      <w:r>
+        <w:rPr>
+          <w:rFonts w:ascii="Sakkal Majalla" w:hAnsi="Sakkal Majalla" w:cs="Sakkal Majalla"/>
+          <w:sz w:val="28"/>
+          <w:szCs w:val="28"/>
+        </w:rPr>
+        <w:t>=========================================</w:t>
+      </w:r>
+    </w:p>
+    <w:p>
+      <w:pPr>
+        <w:rPr>
+          <w:rFonts w:ascii="Sakkal Majalla" w:hAnsi="Sakkal Majalla" w:cs="Sakkal Majalla"/>
+          <w:sz w:val="28"/>
+          <w:szCs w:val="28"/>
+        </w:rPr>
+      </w:pPr>
+      <w:r>
+        <w:rPr>
+          <w:noProof/>
+        </w:rPr>
+        <w:drawing>
+          <wp:inline distT="0" distB="0" distL="0" distR="0" wp14:anchorId="5D84C963" wp14:editId="4A2ED40C">
+            <wp:extent cx="5724525" cy="3609975"/>
+            <wp:effectExtent l="0" t="0" r="9525" b="9525"/>
+            <wp:docPr id="1373748409" name="Picture 1"/>
+            <wp:cNvGraphicFramePr>
+              <a:graphicFrameLocks xmlns:a="http://schemas.openxmlformats.org/drawingml/2006/main" noChangeAspect="1"/>
+            </wp:cNvGraphicFramePr>
+            <a:graphic xmlns:a="http://schemas.openxmlformats.org/drawingml/2006/main">
+              <a:graphicData uri="http://schemas.openxmlformats.org/drawingml/2006/picture">
+                <pic:pic xmlns:pic="http://schemas.openxmlformats.org/drawingml/2006/picture">
+                  <pic:nvPicPr>
+                    <pic:cNvPr id="1373748409" name=""/>
+                    <pic:cNvPicPr/>
+                  </pic:nvPicPr>
+                  <pic:blipFill>
+                    <a:blip r:embed="rId16"/>
+                    <a:stretch>
+                      <a:fillRect/>
+                    </a:stretch>
+                  </pic:blipFill>
+                  <pic:spPr>
+                    <a:xfrm>
+                      <a:off x="0" y="0"/>
+                      <a:ext cx="5724525" cy="3609975"/>
+                    </a:xfrm>
+                    <a:prstGeom prst="rect">
+                      <a:avLst/>
+                    </a:prstGeom>
+                  </pic:spPr>
+                </pic:pic>
+              </a:graphicData>
+            </a:graphic>
+          </wp:inline>
+        </w:drawing>
       </w:r>
     </w:p>
     <w:p>

--- a/Statistics-And-Statistical-Analysis/Statistics-Notes-01.docx
+++ b/Statistics-And-Statistical-Analysis/Statistics-Notes-01.docx
@@ -203,6 +203,478 @@
           <w:szCs w:val="28"/>
         </w:rPr>
         <w:tab/>
+        <w:t>***********************************************************************</w:t>
+      </w:r>
+    </w:p>
+    <w:p>
+      <w:pPr>
+        <w:rPr>
+          <w:rFonts w:ascii="Sakkal Majalla" w:hAnsi="Sakkal Majalla" w:cs="Sakkal Majalla"/>
+          <w:sz w:val="28"/>
+          <w:szCs w:val="28"/>
+        </w:rPr>
+      </w:pPr>
+      <w:r>
+        <w:rPr>
+          <w:noProof/>
+        </w:rPr>
+        <w:drawing>
+          <wp:inline distT="0" distB="0" distL="0" distR="0" wp14:anchorId="5DD15BD9" wp14:editId="43BD7DDB">
+            <wp:extent cx="5172075" cy="2552700"/>
+            <wp:effectExtent l="0" t="0" r="9525" b="0"/>
+            <wp:docPr id="610977345" name="Picture 1"/>
+            <wp:cNvGraphicFramePr>
+              <a:graphicFrameLocks xmlns:a="http://schemas.openxmlformats.org/drawingml/2006/main" noChangeAspect="1"/>
+            </wp:cNvGraphicFramePr>
+            <a:graphic xmlns:a="http://schemas.openxmlformats.org/drawingml/2006/main">
+              <a:graphicData uri="http://schemas.openxmlformats.org/drawingml/2006/picture">
+                <pic:pic xmlns:pic="http://schemas.openxmlformats.org/drawingml/2006/picture">
+                  <pic:nvPicPr>
+                    <pic:cNvPr id="610977345" name=""/>
+                    <pic:cNvPicPr/>
+                  </pic:nvPicPr>
+                  <pic:blipFill>
+                    <a:blip r:embed="rId4"/>
+                    <a:stretch>
+                      <a:fillRect/>
+                    </a:stretch>
+                  </pic:blipFill>
+                  <pic:spPr>
+                    <a:xfrm>
+                      <a:off x="0" y="0"/>
+                      <a:ext cx="5172075" cy="2552700"/>
+                    </a:xfrm>
+                    <a:prstGeom prst="rect">
+                      <a:avLst/>
+                    </a:prstGeom>
+                  </pic:spPr>
+                </pic:pic>
+              </a:graphicData>
+            </a:graphic>
+          </wp:inline>
+        </w:drawing>
+      </w:r>
+    </w:p>
+    <w:p>
+      <w:pPr>
+        <w:ind w:left="720" w:firstLine="720"/>
+        <w:rPr>
+          <w:rFonts w:ascii="Sakkal Majalla" w:hAnsi="Sakkal Majalla" w:cs="Sakkal Majalla"/>
+          <w:sz w:val="28"/>
+          <w:szCs w:val="28"/>
+        </w:rPr>
+      </w:pPr>
+      <w:r>
+        <w:rPr>
+          <w:rFonts w:ascii="Sakkal Majalla" w:hAnsi="Sakkal Majalla" w:cs="Sakkal Majalla"/>
+          <w:sz w:val="28"/>
+          <w:szCs w:val="28"/>
+        </w:rPr>
+        <w:t>***********************************************************************</w:t>
+      </w:r>
+    </w:p>
+    <w:p>
+      <w:pPr>
+        <w:rPr>
+          <w:rFonts w:ascii="Sakkal Majalla" w:hAnsi="Sakkal Majalla" w:cs="Sakkal Majalla"/>
+          <w:sz w:val="28"/>
+          <w:szCs w:val="28"/>
+        </w:rPr>
+      </w:pPr>
+      <w:r>
+        <w:rPr>
+          <w:noProof/>
+        </w:rPr>
+        <w:drawing>
+          <wp:inline distT="0" distB="0" distL="0" distR="0" wp14:anchorId="1FC0FFE2" wp14:editId="600AA6D6">
+            <wp:extent cx="5943600" cy="3158490"/>
+            <wp:effectExtent l="0" t="0" r="0" b="3810"/>
+            <wp:docPr id="1279408983" name="Picture 1"/>
+            <wp:cNvGraphicFramePr>
+              <a:graphicFrameLocks xmlns:a="http://schemas.openxmlformats.org/drawingml/2006/main" noChangeAspect="1"/>
+            </wp:cNvGraphicFramePr>
+            <a:graphic xmlns:a="http://schemas.openxmlformats.org/drawingml/2006/main">
+              <a:graphicData uri="http://schemas.openxmlformats.org/drawingml/2006/picture">
+                <pic:pic xmlns:pic="http://schemas.openxmlformats.org/drawingml/2006/picture">
+                  <pic:nvPicPr>
+                    <pic:cNvPr id="1279408983" name=""/>
+                    <pic:cNvPicPr/>
+                  </pic:nvPicPr>
+                  <pic:blipFill>
+                    <a:blip r:embed="rId5"/>
+                    <a:stretch>
+                      <a:fillRect/>
+                    </a:stretch>
+                  </pic:blipFill>
+                  <pic:spPr>
+                    <a:xfrm>
+                      <a:off x="0" y="0"/>
+                      <a:ext cx="5943600" cy="3158490"/>
+                    </a:xfrm>
+                    <a:prstGeom prst="rect">
+                      <a:avLst/>
+                    </a:prstGeom>
+                  </pic:spPr>
+                </pic:pic>
+              </a:graphicData>
+            </a:graphic>
+          </wp:inline>
+        </w:drawing>
+      </w:r>
+    </w:p>
+    <w:p>
+      <w:pPr>
+        <w:ind w:left="720" w:firstLine="720"/>
+        <w:rPr>
+          <w:rFonts w:ascii="Sakkal Majalla" w:hAnsi="Sakkal Majalla" w:cs="Sakkal Majalla"/>
+          <w:sz w:val="28"/>
+          <w:szCs w:val="28"/>
+        </w:rPr>
+      </w:pPr>
+      <w:r>
+        <w:rPr>
+          <w:rFonts w:ascii="Sakkal Majalla" w:hAnsi="Sakkal Majalla" w:cs="Sakkal Majalla"/>
+          <w:sz w:val="28"/>
+          <w:szCs w:val="28"/>
+        </w:rPr>
+        <w:t>***********************************************************************</w:t>
+      </w:r>
+    </w:p>
+    <w:p>
+      <w:pPr>
+        <w:rPr>
+          <w:rFonts w:ascii="Sakkal Majalla" w:hAnsi="Sakkal Majalla" w:cs="Sakkal Majalla"/>
+          <w:sz w:val="28"/>
+          <w:szCs w:val="28"/>
+        </w:rPr>
+      </w:pPr>
+      <w:r>
+        <w:rPr>
+          <w:noProof/>
+        </w:rPr>
+        <w:lastRenderedPageBreak/>
+        <w:drawing>
+          <wp:inline distT="0" distB="0" distL="0" distR="0" wp14:anchorId="1048EB69" wp14:editId="46E5B1FB">
+            <wp:extent cx="5943600" cy="1355090"/>
+            <wp:effectExtent l="0" t="0" r="0" b="0"/>
+            <wp:docPr id="2065752983" name="Picture 1"/>
+            <wp:cNvGraphicFramePr>
+              <a:graphicFrameLocks xmlns:a="http://schemas.openxmlformats.org/drawingml/2006/main" noChangeAspect="1"/>
+            </wp:cNvGraphicFramePr>
+            <a:graphic xmlns:a="http://schemas.openxmlformats.org/drawingml/2006/main">
+              <a:graphicData uri="http://schemas.openxmlformats.org/drawingml/2006/picture">
+                <pic:pic xmlns:pic="http://schemas.openxmlformats.org/drawingml/2006/picture">
+                  <pic:nvPicPr>
+                    <pic:cNvPr id="2065752983" name=""/>
+                    <pic:cNvPicPr/>
+                  </pic:nvPicPr>
+                  <pic:blipFill>
+                    <a:blip r:embed="rId6"/>
+                    <a:stretch>
+                      <a:fillRect/>
+                    </a:stretch>
+                  </pic:blipFill>
+                  <pic:spPr>
+                    <a:xfrm>
+                      <a:off x="0" y="0"/>
+                      <a:ext cx="5943600" cy="1355090"/>
+                    </a:xfrm>
+                    <a:prstGeom prst="rect">
+                      <a:avLst/>
+                    </a:prstGeom>
+                  </pic:spPr>
+                </pic:pic>
+              </a:graphicData>
+            </a:graphic>
+          </wp:inline>
+        </w:drawing>
+      </w:r>
+    </w:p>
+    <w:p>
+      <w:pPr>
+        <w:ind w:left="720" w:firstLine="720"/>
+        <w:rPr>
+          <w:rFonts w:ascii="Sakkal Majalla" w:hAnsi="Sakkal Majalla" w:cs="Sakkal Majalla"/>
+          <w:sz w:val="28"/>
+          <w:szCs w:val="28"/>
+        </w:rPr>
+      </w:pPr>
+      <w:r>
+        <w:rPr>
+          <w:rFonts w:ascii="Sakkal Majalla" w:hAnsi="Sakkal Majalla" w:cs="Sakkal Majalla"/>
+          <w:sz w:val="28"/>
+          <w:szCs w:val="28"/>
+        </w:rPr>
+        <w:t>***********************************************************************</w:t>
+      </w:r>
+    </w:p>
+    <w:p>
+      <w:pPr>
+        <w:rPr>
+          <w:rFonts w:ascii="Sakkal Majalla" w:hAnsi="Sakkal Majalla" w:cs="Sakkal Majalla"/>
+          <w:sz w:val="28"/>
+          <w:szCs w:val="28"/>
+        </w:rPr>
+      </w:pPr>
+      <w:r>
+        <w:rPr>
+          <w:noProof/>
+        </w:rPr>
+        <w:drawing>
+          <wp:inline distT="0" distB="0" distL="0" distR="0" wp14:anchorId="4A5FAA35" wp14:editId="6F73E7FE">
+            <wp:extent cx="5943600" cy="2404745"/>
+            <wp:effectExtent l="0" t="0" r="0" b="0"/>
+            <wp:docPr id="1066810092" name="Picture 1"/>
+            <wp:cNvGraphicFramePr>
+              <a:graphicFrameLocks xmlns:a="http://schemas.openxmlformats.org/drawingml/2006/main" noChangeAspect="1"/>
+            </wp:cNvGraphicFramePr>
+            <a:graphic xmlns:a="http://schemas.openxmlformats.org/drawingml/2006/main">
+              <a:graphicData uri="http://schemas.openxmlformats.org/drawingml/2006/picture">
+                <pic:pic xmlns:pic="http://schemas.openxmlformats.org/drawingml/2006/picture">
+                  <pic:nvPicPr>
+                    <pic:cNvPr id="1066810092" name=""/>
+                    <pic:cNvPicPr/>
+                  </pic:nvPicPr>
+                  <pic:blipFill>
+                    <a:blip r:embed="rId7"/>
+                    <a:stretch>
+                      <a:fillRect/>
+                    </a:stretch>
+                  </pic:blipFill>
+                  <pic:spPr>
+                    <a:xfrm>
+                      <a:off x="0" y="0"/>
+                      <a:ext cx="5943600" cy="2404745"/>
+                    </a:xfrm>
+                    <a:prstGeom prst="rect">
+                      <a:avLst/>
+                    </a:prstGeom>
+                  </pic:spPr>
+                </pic:pic>
+              </a:graphicData>
+            </a:graphic>
+          </wp:inline>
+        </w:drawing>
+      </w:r>
+    </w:p>
+    <w:p>
+      <w:pPr>
+        <w:ind w:left="720" w:firstLine="720"/>
+        <w:rPr>
+          <w:rFonts w:ascii="Sakkal Majalla" w:hAnsi="Sakkal Majalla" w:cs="Sakkal Majalla"/>
+          <w:sz w:val="28"/>
+          <w:szCs w:val="28"/>
+        </w:rPr>
+      </w:pPr>
+      <w:r>
+        <w:rPr>
+          <w:rFonts w:ascii="Sakkal Majalla" w:hAnsi="Sakkal Majalla" w:cs="Sakkal Majalla"/>
+          <w:sz w:val="28"/>
+          <w:szCs w:val="28"/>
+        </w:rPr>
+        <w:t>***********************************************************************</w:t>
+      </w:r>
+    </w:p>
+    <w:p>
+      <w:pPr>
+        <w:rPr>
+          <w:rFonts w:ascii="Sakkal Majalla" w:hAnsi="Sakkal Majalla" w:cs="Sakkal Majalla"/>
+          <w:sz w:val="28"/>
+          <w:szCs w:val="28"/>
+        </w:rPr>
+      </w:pPr>
+      <w:r>
+        <w:rPr>
+          <w:noProof/>
+        </w:rPr>
+        <w:lastRenderedPageBreak/>
+        <w:drawing>
+          <wp:inline distT="0" distB="0" distL="0" distR="0" wp14:anchorId="3430C53F" wp14:editId="47EC9142">
+            <wp:extent cx="5943600" cy="3833495"/>
+            <wp:effectExtent l="0" t="0" r="0" b="0"/>
+            <wp:docPr id="2038571294" name="Picture 1"/>
+            <wp:cNvGraphicFramePr>
+              <a:graphicFrameLocks xmlns:a="http://schemas.openxmlformats.org/drawingml/2006/main" noChangeAspect="1"/>
+            </wp:cNvGraphicFramePr>
+            <a:graphic xmlns:a="http://schemas.openxmlformats.org/drawingml/2006/main">
+              <a:graphicData uri="http://schemas.openxmlformats.org/drawingml/2006/picture">
+                <pic:pic xmlns:pic="http://schemas.openxmlformats.org/drawingml/2006/picture">
+                  <pic:nvPicPr>
+                    <pic:cNvPr id="2038571294" name=""/>
+                    <pic:cNvPicPr/>
+                  </pic:nvPicPr>
+                  <pic:blipFill>
+                    <a:blip r:embed="rId8"/>
+                    <a:stretch>
+                      <a:fillRect/>
+                    </a:stretch>
+                  </pic:blipFill>
+                  <pic:spPr>
+                    <a:xfrm>
+                      <a:off x="0" y="0"/>
+                      <a:ext cx="5943600" cy="3833495"/>
+                    </a:xfrm>
+                    <a:prstGeom prst="rect">
+                      <a:avLst/>
+                    </a:prstGeom>
+                  </pic:spPr>
+                </pic:pic>
+              </a:graphicData>
+            </a:graphic>
+          </wp:inline>
+        </w:drawing>
+      </w:r>
+    </w:p>
+    <w:p>
+      <w:pPr>
+        <w:ind w:left="720" w:firstLine="720"/>
+        <w:rPr>
+          <w:rFonts w:ascii="Sakkal Majalla" w:hAnsi="Sakkal Majalla" w:cs="Sakkal Majalla"/>
+          <w:sz w:val="28"/>
+          <w:szCs w:val="28"/>
+        </w:rPr>
+      </w:pPr>
+      <w:r>
+        <w:rPr>
+          <w:rFonts w:ascii="Sakkal Majalla" w:hAnsi="Sakkal Majalla" w:cs="Sakkal Majalla"/>
+          <w:sz w:val="28"/>
+          <w:szCs w:val="28"/>
+        </w:rPr>
+        <w:t>***********************************************************************</w:t>
+      </w:r>
+    </w:p>
+    <w:p>
+      <w:pPr>
+        <w:rPr>
+          <w:rFonts w:ascii="Sakkal Majalla" w:hAnsi="Sakkal Majalla" w:cs="Sakkal Majalla"/>
+          <w:sz w:val="28"/>
+          <w:szCs w:val="28"/>
+        </w:rPr>
+      </w:pPr>
+      <w:r>
+        <w:rPr>
+          <w:noProof/>
+        </w:rPr>
+        <w:lastRenderedPageBreak/>
+        <w:drawing>
+          <wp:inline distT="0" distB="0" distL="0" distR="0" wp14:anchorId="2348D630" wp14:editId="772C0FA6">
+            <wp:extent cx="5943600" cy="4305935"/>
+            <wp:effectExtent l="0" t="0" r="0" b="0"/>
+            <wp:docPr id="686704427" name="Picture 1"/>
+            <wp:cNvGraphicFramePr>
+              <a:graphicFrameLocks xmlns:a="http://schemas.openxmlformats.org/drawingml/2006/main" noChangeAspect="1"/>
+            </wp:cNvGraphicFramePr>
+            <a:graphic xmlns:a="http://schemas.openxmlformats.org/drawingml/2006/main">
+              <a:graphicData uri="http://schemas.openxmlformats.org/drawingml/2006/picture">
+                <pic:pic xmlns:pic="http://schemas.openxmlformats.org/drawingml/2006/picture">
+                  <pic:nvPicPr>
+                    <pic:cNvPr id="686704427" name=""/>
+                    <pic:cNvPicPr/>
+                  </pic:nvPicPr>
+                  <pic:blipFill>
+                    <a:blip r:embed="rId9"/>
+                    <a:stretch>
+                      <a:fillRect/>
+                    </a:stretch>
+                  </pic:blipFill>
+                  <pic:spPr>
+                    <a:xfrm>
+                      <a:off x="0" y="0"/>
+                      <a:ext cx="5943600" cy="4305935"/>
+                    </a:xfrm>
+                    <a:prstGeom prst="rect">
+                      <a:avLst/>
+                    </a:prstGeom>
+                  </pic:spPr>
+                </pic:pic>
+              </a:graphicData>
+            </a:graphic>
+          </wp:inline>
+        </w:drawing>
+      </w:r>
+    </w:p>
+    <w:p>
+      <w:pPr>
+        <w:ind w:left="720" w:firstLine="720"/>
+        <w:rPr>
+          <w:rFonts w:ascii="Sakkal Majalla" w:hAnsi="Sakkal Majalla" w:cs="Sakkal Majalla"/>
+          <w:sz w:val="28"/>
+          <w:szCs w:val="28"/>
+        </w:rPr>
+      </w:pPr>
+      <w:r>
+        <w:rPr>
+          <w:rFonts w:ascii="Sakkal Majalla" w:hAnsi="Sakkal Majalla" w:cs="Sakkal Majalla"/>
+          <w:sz w:val="28"/>
+          <w:szCs w:val="28"/>
+        </w:rPr>
+        <w:t>***********************************************************************</w:t>
+      </w:r>
+    </w:p>
+    <w:p>
+      <w:pPr>
+        <w:rPr>
+          <w:rFonts w:ascii="Sakkal Majalla" w:hAnsi="Sakkal Majalla" w:cs="Sakkal Majalla"/>
+          <w:sz w:val="28"/>
+          <w:szCs w:val="28"/>
+        </w:rPr>
+      </w:pPr>
+      <w:r>
+        <w:rPr>
+          <w:noProof/>
+        </w:rPr>
+        <w:drawing>
+          <wp:inline distT="0" distB="0" distL="0" distR="0" wp14:anchorId="758ED92B" wp14:editId="7F3FCAAF">
+            <wp:extent cx="6558711" cy="2809875"/>
+            <wp:effectExtent l="0" t="0" r="0" b="0"/>
+            <wp:docPr id="1116642692" name="Picture 1"/>
+            <wp:cNvGraphicFramePr>
+              <a:graphicFrameLocks xmlns:a="http://schemas.openxmlformats.org/drawingml/2006/main" noChangeAspect="1"/>
+            </wp:cNvGraphicFramePr>
+            <a:graphic xmlns:a="http://schemas.openxmlformats.org/drawingml/2006/main">
+              <a:graphicData uri="http://schemas.openxmlformats.org/drawingml/2006/picture">
+                <pic:pic xmlns:pic="http://schemas.openxmlformats.org/drawingml/2006/picture">
+                  <pic:nvPicPr>
+                    <pic:cNvPr id="1116642692" name=""/>
+                    <pic:cNvPicPr/>
+                  </pic:nvPicPr>
+                  <pic:blipFill>
+                    <a:blip r:embed="rId10"/>
+                    <a:stretch>
+                      <a:fillRect/>
+                    </a:stretch>
+                  </pic:blipFill>
+                  <pic:spPr>
+                    <a:xfrm>
+                      <a:off x="0" y="0"/>
+                      <a:ext cx="6561981" cy="2811276"/>
+                    </a:xfrm>
+                    <a:prstGeom prst="rect">
+                      <a:avLst/>
+                    </a:prstGeom>
+                  </pic:spPr>
+                </pic:pic>
+              </a:graphicData>
+            </a:graphic>
+          </wp:inline>
+        </w:drawing>
+      </w:r>
+    </w:p>
+    <w:p>
+      <w:pPr>
+        <w:ind w:left="720" w:firstLine="720"/>
+        <w:rPr>
+          <w:rFonts w:ascii="Sakkal Majalla" w:hAnsi="Sakkal Majalla" w:cs="Sakkal Majalla"/>
+          <w:sz w:val="28"/>
+          <w:szCs w:val="28"/>
+        </w:rPr>
+      </w:pPr>
+      <w:r>
+        <w:rPr>
+          <w:rFonts w:ascii="Sakkal Majalla" w:hAnsi="Sakkal Majalla" w:cs="Sakkal Majalla"/>
+          <w:sz w:val="28"/>
+          <w:szCs w:val="28"/>
+        </w:rPr>
         <w:t>***********************************************************************</w:t>
       </w:r>
     </w:p>
@@ -625,6 +1097,7 @@
   <w:style w:type="paragraph" w:default="1" w:styleId="Normal">
     <w:name w:val="Normal"/>
     <w:qFormat/>
+    <w:rsid w:val="000F0C01"/>
   </w:style>
   <w:style w:type="paragraph" w:styleId="Heading1">
     <w:name w:val="heading 1"/>
@@ -828,6 +1301,7 @@
   <w:style w:type="character" w:default="1" w:styleId="DefaultParagraphFont">
     <w:name w:val="Default Paragraph Font"/>
     <w:uiPriority w:val="1"/>
+    <w:semiHidden/>
     <w:unhideWhenUsed/>
   </w:style>
   <w:style w:type="table" w:default="1" w:styleId="TableNormal">

--- a/Statistics-And-Statistical-Analysis/Statistics-Notes-01.docx
+++ b/Statistics-And-Statistical-Analysis/Statistics-Notes-01.docx
@@ -680,12 +680,825 @@
     </w:p>
     <w:p>
       <w:pPr>
-        <w:rPr>
-          <w:rFonts w:ascii="Sakkal Majalla" w:hAnsi="Sakkal Majalla" w:cs="Sakkal Majalla"/>
-          <w:sz w:val="28"/>
-          <w:szCs w:val="28"/>
-        </w:rPr>
-      </w:pPr>
+        <w:jc w:val="center"/>
+        <w:rPr>
+          <w:rFonts w:ascii="Sakkal Majalla" w:hAnsi="Sakkal Majalla" w:cs="Sakkal Majalla"/>
+          <w:sz w:val="28"/>
+          <w:szCs w:val="28"/>
+        </w:rPr>
+      </w:pPr>
+      <w:r>
+        <w:rPr>
+          <w:noProof/>
+        </w:rPr>
+        <w:lastRenderedPageBreak/>
+        <w:drawing>
+          <wp:inline distT="0" distB="0" distL="0" distR="0" wp14:anchorId="4ECD5B26" wp14:editId="372E9447">
+            <wp:extent cx="3038475" cy="2495550"/>
+            <wp:effectExtent l="0" t="0" r="9525" b="0"/>
+            <wp:docPr id="390050079" name="Picture 1"/>
+            <wp:cNvGraphicFramePr>
+              <a:graphicFrameLocks xmlns:a="http://schemas.openxmlformats.org/drawingml/2006/main" noChangeAspect="1"/>
+            </wp:cNvGraphicFramePr>
+            <a:graphic xmlns:a="http://schemas.openxmlformats.org/drawingml/2006/main">
+              <a:graphicData uri="http://schemas.openxmlformats.org/drawingml/2006/picture">
+                <pic:pic xmlns:pic="http://schemas.openxmlformats.org/drawingml/2006/picture">
+                  <pic:nvPicPr>
+                    <pic:cNvPr id="390050079" name=""/>
+                    <pic:cNvPicPr/>
+                  </pic:nvPicPr>
+                  <pic:blipFill>
+                    <a:blip r:embed="rId11"/>
+                    <a:stretch>
+                      <a:fillRect/>
+                    </a:stretch>
+                  </pic:blipFill>
+                  <pic:spPr>
+                    <a:xfrm>
+                      <a:off x="0" y="0"/>
+                      <a:ext cx="3038475" cy="2495550"/>
+                    </a:xfrm>
+                    <a:prstGeom prst="rect">
+                      <a:avLst/>
+                    </a:prstGeom>
+                  </pic:spPr>
+                </pic:pic>
+              </a:graphicData>
+            </a:graphic>
+          </wp:inline>
+        </w:drawing>
+      </w:r>
+    </w:p>
+    <w:p>
+      <w:pPr>
+        <w:ind w:left="720" w:firstLine="720"/>
+        <w:rPr>
+          <w:rFonts w:ascii="Sakkal Majalla" w:hAnsi="Sakkal Majalla" w:cs="Sakkal Majalla"/>
+          <w:sz w:val="28"/>
+          <w:szCs w:val="28"/>
+        </w:rPr>
+      </w:pPr>
+      <w:r>
+        <w:rPr>
+          <w:rFonts w:ascii="Sakkal Majalla" w:hAnsi="Sakkal Majalla" w:cs="Sakkal Majalla"/>
+          <w:sz w:val="28"/>
+          <w:szCs w:val="28"/>
+        </w:rPr>
+        <w:t>***********************************************************************</w:t>
+      </w:r>
+    </w:p>
+    <w:p>
+      <w:pPr>
+        <w:rPr>
+          <w:rFonts w:ascii="Sakkal Majalla" w:hAnsi="Sakkal Majalla" w:cs="Sakkal Majalla"/>
+          <w:sz w:val="28"/>
+          <w:szCs w:val="28"/>
+        </w:rPr>
+      </w:pPr>
+      <w:r>
+        <w:rPr>
+          <w:noProof/>
+        </w:rPr>
+        <w:drawing>
+          <wp:inline distT="0" distB="0" distL="0" distR="0" wp14:anchorId="33AD45DE" wp14:editId="195E1EEE">
+            <wp:extent cx="4048125" cy="419100"/>
+            <wp:effectExtent l="0" t="0" r="9525" b="0"/>
+            <wp:docPr id="1193003533" name="Picture 1"/>
+            <wp:cNvGraphicFramePr>
+              <a:graphicFrameLocks xmlns:a="http://schemas.openxmlformats.org/drawingml/2006/main" noChangeAspect="1"/>
+            </wp:cNvGraphicFramePr>
+            <a:graphic xmlns:a="http://schemas.openxmlformats.org/drawingml/2006/main">
+              <a:graphicData uri="http://schemas.openxmlformats.org/drawingml/2006/picture">
+                <pic:pic xmlns:pic="http://schemas.openxmlformats.org/drawingml/2006/picture">
+                  <pic:nvPicPr>
+                    <pic:cNvPr id="1193003533" name=""/>
+                    <pic:cNvPicPr/>
+                  </pic:nvPicPr>
+                  <pic:blipFill>
+                    <a:blip r:embed="rId12"/>
+                    <a:stretch>
+                      <a:fillRect/>
+                    </a:stretch>
+                  </pic:blipFill>
+                  <pic:spPr>
+                    <a:xfrm>
+                      <a:off x="0" y="0"/>
+                      <a:ext cx="4048125" cy="419100"/>
+                    </a:xfrm>
+                    <a:prstGeom prst="rect">
+                      <a:avLst/>
+                    </a:prstGeom>
+                  </pic:spPr>
+                </pic:pic>
+              </a:graphicData>
+            </a:graphic>
+          </wp:inline>
+        </w:drawing>
+      </w:r>
+    </w:p>
+    <w:p>
+      <w:pPr>
+        <w:rPr>
+          <w:rFonts w:ascii="Sakkal Majalla" w:hAnsi="Sakkal Majalla" w:cs="Sakkal Majalla"/>
+          <w:sz w:val="28"/>
+          <w:szCs w:val="28"/>
+        </w:rPr>
+      </w:pPr>
+      <w:r>
+        <w:rPr>
+          <w:noProof/>
+        </w:rPr>
+        <w:drawing>
+          <wp:inline distT="0" distB="0" distL="0" distR="0" wp14:anchorId="06654C78" wp14:editId="77334F1D">
+            <wp:extent cx="5057775" cy="390525"/>
+            <wp:effectExtent l="0" t="0" r="9525" b="9525"/>
+            <wp:docPr id="1838784324" name="Picture 1"/>
+            <wp:cNvGraphicFramePr>
+              <a:graphicFrameLocks xmlns:a="http://schemas.openxmlformats.org/drawingml/2006/main" noChangeAspect="1"/>
+            </wp:cNvGraphicFramePr>
+            <a:graphic xmlns:a="http://schemas.openxmlformats.org/drawingml/2006/main">
+              <a:graphicData uri="http://schemas.openxmlformats.org/drawingml/2006/picture">
+                <pic:pic xmlns:pic="http://schemas.openxmlformats.org/drawingml/2006/picture">
+                  <pic:nvPicPr>
+                    <pic:cNvPr id="1838784324" name=""/>
+                    <pic:cNvPicPr/>
+                  </pic:nvPicPr>
+                  <pic:blipFill>
+                    <a:blip r:embed="rId13"/>
+                    <a:stretch>
+                      <a:fillRect/>
+                    </a:stretch>
+                  </pic:blipFill>
+                  <pic:spPr>
+                    <a:xfrm>
+                      <a:off x="0" y="0"/>
+                      <a:ext cx="5057775" cy="390525"/>
+                    </a:xfrm>
+                    <a:prstGeom prst="rect">
+                      <a:avLst/>
+                    </a:prstGeom>
+                  </pic:spPr>
+                </pic:pic>
+              </a:graphicData>
+            </a:graphic>
+          </wp:inline>
+        </w:drawing>
+      </w:r>
+    </w:p>
+    <w:p>
+      <w:pPr>
+        <w:rPr>
+          <w:rFonts w:ascii="Sakkal Majalla" w:hAnsi="Sakkal Majalla" w:cs="Sakkal Majalla"/>
+          <w:sz w:val="28"/>
+          <w:szCs w:val="28"/>
+        </w:rPr>
+      </w:pPr>
+      <w:r>
+        <w:rPr>
+          <w:noProof/>
+        </w:rPr>
+        <w:drawing>
+          <wp:inline distT="0" distB="0" distL="0" distR="0" wp14:anchorId="50965769" wp14:editId="32A43D0C">
+            <wp:extent cx="3514725" cy="809625"/>
+            <wp:effectExtent l="0" t="0" r="9525" b="9525"/>
+            <wp:docPr id="1831155575" name="Picture 1"/>
+            <wp:cNvGraphicFramePr>
+              <a:graphicFrameLocks xmlns:a="http://schemas.openxmlformats.org/drawingml/2006/main" noChangeAspect="1"/>
+            </wp:cNvGraphicFramePr>
+            <a:graphic xmlns:a="http://schemas.openxmlformats.org/drawingml/2006/main">
+              <a:graphicData uri="http://schemas.openxmlformats.org/drawingml/2006/picture">
+                <pic:pic xmlns:pic="http://schemas.openxmlformats.org/drawingml/2006/picture">
+                  <pic:nvPicPr>
+                    <pic:cNvPr id="1831155575" name=""/>
+                    <pic:cNvPicPr/>
+                  </pic:nvPicPr>
+                  <pic:blipFill>
+                    <a:blip r:embed="rId14"/>
+                    <a:stretch>
+                      <a:fillRect/>
+                    </a:stretch>
+                  </pic:blipFill>
+                  <pic:spPr>
+                    <a:xfrm>
+                      <a:off x="0" y="0"/>
+                      <a:ext cx="3514725" cy="809625"/>
+                    </a:xfrm>
+                    <a:prstGeom prst="rect">
+                      <a:avLst/>
+                    </a:prstGeom>
+                  </pic:spPr>
+                </pic:pic>
+              </a:graphicData>
+            </a:graphic>
+          </wp:inline>
+        </w:drawing>
+      </w:r>
+    </w:p>
+    <w:p>
+      <w:pPr>
+        <w:rPr>
+          <w:rFonts w:ascii="Sakkal Majalla" w:hAnsi="Sakkal Majalla" w:cs="Sakkal Majalla"/>
+          <w:sz w:val="28"/>
+          <w:szCs w:val="28"/>
+        </w:rPr>
+      </w:pPr>
+      <w:r>
+        <w:rPr>
+          <w:noProof/>
+        </w:rPr>
+        <w:drawing>
+          <wp:inline distT="0" distB="0" distL="0" distR="0" wp14:anchorId="7A9DEAA4" wp14:editId="173F7C62">
+            <wp:extent cx="3152775" cy="1781175"/>
+            <wp:effectExtent l="0" t="0" r="9525" b="9525"/>
+            <wp:docPr id="679217415" name="Picture 1"/>
+            <wp:cNvGraphicFramePr>
+              <a:graphicFrameLocks xmlns:a="http://schemas.openxmlformats.org/drawingml/2006/main" noChangeAspect="1"/>
+            </wp:cNvGraphicFramePr>
+            <a:graphic xmlns:a="http://schemas.openxmlformats.org/drawingml/2006/main">
+              <a:graphicData uri="http://schemas.openxmlformats.org/drawingml/2006/picture">
+                <pic:pic xmlns:pic="http://schemas.openxmlformats.org/drawingml/2006/picture">
+                  <pic:nvPicPr>
+                    <pic:cNvPr id="679217415" name=""/>
+                    <pic:cNvPicPr/>
+                  </pic:nvPicPr>
+                  <pic:blipFill>
+                    <a:blip r:embed="rId15"/>
+                    <a:stretch>
+                      <a:fillRect/>
+                    </a:stretch>
+                  </pic:blipFill>
+                  <pic:spPr>
+                    <a:xfrm>
+                      <a:off x="0" y="0"/>
+                      <a:ext cx="3152775" cy="1781175"/>
+                    </a:xfrm>
+                    <a:prstGeom prst="rect">
+                      <a:avLst/>
+                    </a:prstGeom>
+                  </pic:spPr>
+                </pic:pic>
+              </a:graphicData>
+            </a:graphic>
+          </wp:inline>
+        </w:drawing>
+      </w:r>
+    </w:p>
+    <w:p>
+      <w:pPr>
+        <w:rPr>
+          <w:rFonts w:ascii="Sakkal Majalla" w:hAnsi="Sakkal Majalla" w:cs="Sakkal Majalla"/>
+          <w:sz w:val="28"/>
+          <w:szCs w:val="28"/>
+        </w:rPr>
+      </w:pPr>
+      <w:r>
+        <w:rPr>
+          <w:rFonts w:ascii="Sakkal Majalla" w:hAnsi="Sakkal Majalla" w:cs="Sakkal Majalla"/>
+          <w:sz w:val="28"/>
+          <w:szCs w:val="28"/>
+        </w:rPr>
+        <w:t xml:space="preserve">The </w:t>
+      </w:r>
+      <w:r>
+        <w:rPr>
+          <w:rFonts w:ascii="Sakkal Majalla" w:hAnsi="Sakkal Majalla" w:cs="Sakkal Majalla"/>
+          <w:b/>
+          <w:bCs/>
+          <w:color w:val="538135" w:themeColor="accent6" w:themeShade="BF"/>
+          <w:sz w:val="28"/>
+          <w:szCs w:val="28"/>
+        </w:rPr>
+        <w:t>height of the bar</w:t>
+      </w:r>
+      <w:r>
+        <w:rPr>
+          <w:rFonts w:ascii="Sakkal Majalla" w:hAnsi="Sakkal Majalla" w:cs="Sakkal Majalla"/>
+          <w:color w:val="538135" w:themeColor="accent6" w:themeShade="BF"/>
+          <w:sz w:val="28"/>
+          <w:szCs w:val="28"/>
+        </w:rPr>
+        <w:t xml:space="preserve"> </w:t>
+      </w:r>
+      <w:r>
+        <w:rPr>
+          <w:rFonts w:ascii="Sakkal Majalla" w:hAnsi="Sakkal Majalla" w:cs="Sakkal Majalla"/>
+          <w:sz w:val="28"/>
+          <w:szCs w:val="28"/>
+        </w:rPr>
+        <w:t xml:space="preserve">is used to measure </w:t>
+      </w:r>
+      <w:r>
+        <w:rPr>
+          <w:rFonts w:ascii="Sakkal Majalla" w:hAnsi="Sakkal Majalla" w:cs="Sakkal Majalla"/>
+          <w:b/>
+          <w:bCs/>
+          <w:color w:val="538135" w:themeColor="accent6" w:themeShade="BF"/>
+          <w:sz w:val="28"/>
+          <w:szCs w:val="28"/>
+        </w:rPr>
+        <w:t>how concentrated the frequency is for a particular group</w:t>
+      </w:r>
+      <w:r>
+        <w:rPr>
+          <w:rFonts w:ascii="Sakkal Majalla" w:hAnsi="Sakkal Majalla" w:cs="Sakkal Majalla"/>
+          <w:sz w:val="28"/>
+          <w:szCs w:val="28"/>
+        </w:rPr>
+        <w:t xml:space="preserve">. It’s a way of measuring how densely packed the frequency is, a way of saying how thick or thin on the ground the numbers are. The height of the bar </w:t>
+      </w:r>
+      <w:r>
+        <w:rPr>
+          <w:rFonts w:ascii="Sakkal Majalla" w:hAnsi="Sakkal Majalla" w:cs="Sakkal Majalla"/>
+          <w:b/>
+          <w:bCs/>
+          <w:color w:val="538135" w:themeColor="accent6" w:themeShade="BF"/>
+          <w:sz w:val="28"/>
+          <w:szCs w:val="28"/>
+        </w:rPr>
+        <w:t>is called the frequency density</w:t>
+      </w:r>
+      <w:r>
+        <w:rPr>
+          <w:rFonts w:ascii="Sakkal Majalla" w:hAnsi="Sakkal Majalla" w:cs="Sakkal Majalla"/>
+          <w:sz w:val="28"/>
+          <w:szCs w:val="28"/>
+        </w:rPr>
+        <w:t>.</w:t>
+      </w:r>
+    </w:p>
+    <w:p>
+      <w:pPr>
+        <w:ind w:left="720" w:firstLine="720"/>
+        <w:rPr>
+          <w:rFonts w:ascii="Sakkal Majalla" w:hAnsi="Sakkal Majalla" w:cs="Sakkal Majalla"/>
+          <w:sz w:val="28"/>
+          <w:szCs w:val="28"/>
+        </w:rPr>
+      </w:pPr>
+      <w:r>
+        <w:rPr>
+          <w:rFonts w:ascii="Sakkal Majalla" w:hAnsi="Sakkal Majalla" w:cs="Sakkal Majalla"/>
+          <w:sz w:val="28"/>
+          <w:szCs w:val="28"/>
+        </w:rPr>
+        <w:t>***********************************************************************</w:t>
+      </w:r>
+    </w:p>
+    <w:p>
+      <w:pPr>
+        <w:rPr>
+          <w:rFonts w:ascii="Sakkal Majalla" w:hAnsi="Sakkal Majalla" w:cs="Sakkal Majalla"/>
+          <w:sz w:val="28"/>
+          <w:szCs w:val="28"/>
+        </w:rPr>
+      </w:pPr>
+      <w:r>
+        <w:rPr>
+          <w:noProof/>
+        </w:rPr>
+        <w:lastRenderedPageBreak/>
+        <w:drawing>
+          <wp:inline distT="0" distB="0" distL="0" distR="0" wp14:anchorId="2563AC39" wp14:editId="0F7106BF">
+            <wp:extent cx="5943600" cy="2085340"/>
+            <wp:effectExtent l="0" t="0" r="0" b="0"/>
+            <wp:docPr id="298441853" name="Picture 1"/>
+            <wp:cNvGraphicFramePr>
+              <a:graphicFrameLocks xmlns:a="http://schemas.openxmlformats.org/drawingml/2006/main" noChangeAspect="1"/>
+            </wp:cNvGraphicFramePr>
+            <a:graphic xmlns:a="http://schemas.openxmlformats.org/drawingml/2006/main">
+              <a:graphicData uri="http://schemas.openxmlformats.org/drawingml/2006/picture">
+                <pic:pic xmlns:pic="http://schemas.openxmlformats.org/drawingml/2006/picture">
+                  <pic:nvPicPr>
+                    <pic:cNvPr id="298441853" name=""/>
+                    <pic:cNvPicPr/>
+                  </pic:nvPicPr>
+                  <pic:blipFill>
+                    <a:blip r:embed="rId16"/>
+                    <a:stretch>
+                      <a:fillRect/>
+                    </a:stretch>
+                  </pic:blipFill>
+                  <pic:spPr>
+                    <a:xfrm>
+                      <a:off x="0" y="0"/>
+                      <a:ext cx="5943600" cy="2085340"/>
+                    </a:xfrm>
+                    <a:prstGeom prst="rect">
+                      <a:avLst/>
+                    </a:prstGeom>
+                  </pic:spPr>
+                </pic:pic>
+              </a:graphicData>
+            </a:graphic>
+          </wp:inline>
+        </w:drawing>
+      </w:r>
+    </w:p>
+    <w:p>
+      <w:pPr>
+        <w:ind w:left="720" w:firstLine="720"/>
+        <w:rPr>
+          <w:rFonts w:ascii="Sakkal Majalla" w:hAnsi="Sakkal Majalla" w:cs="Sakkal Majalla"/>
+          <w:sz w:val="28"/>
+          <w:szCs w:val="28"/>
+        </w:rPr>
+      </w:pPr>
+      <w:r>
+        <w:rPr>
+          <w:rFonts w:ascii="Sakkal Majalla" w:hAnsi="Sakkal Majalla" w:cs="Sakkal Majalla"/>
+          <w:sz w:val="28"/>
+          <w:szCs w:val="28"/>
+        </w:rPr>
+        <w:t>***********************************************************************</w:t>
+      </w:r>
+    </w:p>
+    <w:p>
+      <w:pPr>
+        <w:rPr>
+          <w:rFonts w:ascii="Sakkal Majalla" w:hAnsi="Sakkal Majalla" w:cs="Sakkal Majalla"/>
+          <w:sz w:val="28"/>
+          <w:szCs w:val="28"/>
+        </w:rPr>
+      </w:pPr>
+      <w:r>
+        <w:rPr>
+          <w:noProof/>
+        </w:rPr>
+        <w:drawing>
+          <wp:inline distT="0" distB="0" distL="0" distR="0" wp14:anchorId="7BA4FB21" wp14:editId="4990D928">
+            <wp:extent cx="5943600" cy="2894330"/>
+            <wp:effectExtent l="0" t="0" r="0" b="1270"/>
+            <wp:docPr id="1355149572" name="Picture 1"/>
+            <wp:cNvGraphicFramePr>
+              <a:graphicFrameLocks xmlns:a="http://schemas.openxmlformats.org/drawingml/2006/main" noChangeAspect="1"/>
+            </wp:cNvGraphicFramePr>
+            <a:graphic xmlns:a="http://schemas.openxmlformats.org/drawingml/2006/main">
+              <a:graphicData uri="http://schemas.openxmlformats.org/drawingml/2006/picture">
+                <pic:pic xmlns:pic="http://schemas.openxmlformats.org/drawingml/2006/picture">
+                  <pic:nvPicPr>
+                    <pic:cNvPr id="1355149572" name=""/>
+                    <pic:cNvPicPr/>
+                  </pic:nvPicPr>
+                  <pic:blipFill>
+                    <a:blip r:embed="rId17"/>
+                    <a:stretch>
+                      <a:fillRect/>
+                    </a:stretch>
+                  </pic:blipFill>
+                  <pic:spPr>
+                    <a:xfrm>
+                      <a:off x="0" y="0"/>
+                      <a:ext cx="5943600" cy="2894330"/>
+                    </a:xfrm>
+                    <a:prstGeom prst="rect">
+                      <a:avLst/>
+                    </a:prstGeom>
+                  </pic:spPr>
+                </pic:pic>
+              </a:graphicData>
+            </a:graphic>
+          </wp:inline>
+        </w:drawing>
+      </w:r>
+    </w:p>
+    <w:p>
+      <w:pPr>
+        <w:ind w:left="720" w:firstLine="720"/>
+        <w:rPr>
+          <w:rFonts w:ascii="Sakkal Majalla" w:hAnsi="Sakkal Majalla" w:cs="Sakkal Majalla"/>
+          <w:sz w:val="28"/>
+          <w:szCs w:val="28"/>
+        </w:rPr>
+      </w:pPr>
+      <w:r>
+        <w:rPr>
+          <w:rFonts w:ascii="Sakkal Majalla" w:hAnsi="Sakkal Majalla" w:cs="Sakkal Majalla"/>
+          <w:sz w:val="28"/>
+          <w:szCs w:val="28"/>
+        </w:rPr>
+        <w:t>***********************************************************************</w:t>
+      </w:r>
+    </w:p>
+    <w:p>
+      <w:pPr>
+        <w:rPr>
+          <w:rFonts w:ascii="Sakkal Majalla" w:hAnsi="Sakkal Majalla" w:cs="Sakkal Majalla"/>
+          <w:sz w:val="28"/>
+          <w:szCs w:val="28"/>
+        </w:rPr>
+      </w:pPr>
+      <w:r>
+        <w:rPr>
+          <w:noProof/>
+        </w:rPr>
+        <w:lastRenderedPageBreak/>
+        <w:drawing>
+          <wp:inline distT="0" distB="0" distL="0" distR="0" wp14:anchorId="20AC7444" wp14:editId="35CF3F3E">
+            <wp:extent cx="5943600" cy="2786380"/>
+            <wp:effectExtent l="0" t="0" r="0" b="0"/>
+            <wp:docPr id="1944520509" name="Picture 1"/>
+            <wp:cNvGraphicFramePr>
+              <a:graphicFrameLocks xmlns:a="http://schemas.openxmlformats.org/drawingml/2006/main" noChangeAspect="1"/>
+            </wp:cNvGraphicFramePr>
+            <a:graphic xmlns:a="http://schemas.openxmlformats.org/drawingml/2006/main">
+              <a:graphicData uri="http://schemas.openxmlformats.org/drawingml/2006/picture">
+                <pic:pic xmlns:pic="http://schemas.openxmlformats.org/drawingml/2006/picture">
+                  <pic:nvPicPr>
+                    <pic:cNvPr id="1944520509" name=""/>
+                    <pic:cNvPicPr/>
+                  </pic:nvPicPr>
+                  <pic:blipFill>
+                    <a:blip r:embed="rId18"/>
+                    <a:stretch>
+                      <a:fillRect/>
+                    </a:stretch>
+                  </pic:blipFill>
+                  <pic:spPr>
+                    <a:xfrm>
+                      <a:off x="0" y="0"/>
+                      <a:ext cx="5943600" cy="2786380"/>
+                    </a:xfrm>
+                    <a:prstGeom prst="rect">
+                      <a:avLst/>
+                    </a:prstGeom>
+                  </pic:spPr>
+                </pic:pic>
+              </a:graphicData>
+            </a:graphic>
+          </wp:inline>
+        </w:drawing>
+      </w:r>
+    </w:p>
+    <w:p>
+      <w:pPr>
+        <w:ind w:left="720" w:firstLine="720"/>
+        <w:rPr>
+          <w:rFonts w:ascii="Sakkal Majalla" w:hAnsi="Sakkal Majalla" w:cs="Sakkal Majalla"/>
+          <w:sz w:val="28"/>
+          <w:szCs w:val="28"/>
+        </w:rPr>
+      </w:pPr>
+      <w:r>
+        <w:rPr>
+          <w:rFonts w:ascii="Sakkal Majalla" w:hAnsi="Sakkal Majalla" w:cs="Sakkal Majalla"/>
+          <w:sz w:val="28"/>
+          <w:szCs w:val="28"/>
+        </w:rPr>
+        <w:t>***********************************************************************</w:t>
+      </w:r>
+    </w:p>
+    <w:p>
+      <w:pPr>
+        <w:rPr>
+          <w:rFonts w:ascii="Sakkal Majalla" w:hAnsi="Sakkal Majalla" w:cs="Sakkal Majalla"/>
+          <w:sz w:val="28"/>
+          <w:szCs w:val="28"/>
+        </w:rPr>
+      </w:pPr>
+      <w:r>
+        <w:rPr>
+          <w:noProof/>
+        </w:rPr>
+        <w:drawing>
+          <wp:inline distT="0" distB="0" distL="0" distR="0" wp14:anchorId="6EB2BAB8" wp14:editId="5E41E959">
+            <wp:extent cx="5943600" cy="2289810"/>
+            <wp:effectExtent l="0" t="0" r="0" b="0"/>
+            <wp:docPr id="1603213986" name="Picture 1"/>
+            <wp:cNvGraphicFramePr>
+              <a:graphicFrameLocks xmlns:a="http://schemas.openxmlformats.org/drawingml/2006/main" noChangeAspect="1"/>
+            </wp:cNvGraphicFramePr>
+            <a:graphic xmlns:a="http://schemas.openxmlformats.org/drawingml/2006/main">
+              <a:graphicData uri="http://schemas.openxmlformats.org/drawingml/2006/picture">
+                <pic:pic xmlns:pic="http://schemas.openxmlformats.org/drawingml/2006/picture">
+                  <pic:nvPicPr>
+                    <pic:cNvPr id="1603213986" name=""/>
+                    <pic:cNvPicPr/>
+                  </pic:nvPicPr>
+                  <pic:blipFill>
+                    <a:blip r:embed="rId19"/>
+                    <a:stretch>
+                      <a:fillRect/>
+                    </a:stretch>
+                  </pic:blipFill>
+                  <pic:spPr>
+                    <a:xfrm>
+                      <a:off x="0" y="0"/>
+                      <a:ext cx="5943600" cy="2289810"/>
+                    </a:xfrm>
+                    <a:prstGeom prst="rect">
+                      <a:avLst/>
+                    </a:prstGeom>
+                  </pic:spPr>
+                </pic:pic>
+              </a:graphicData>
+            </a:graphic>
+          </wp:inline>
+        </w:drawing>
+      </w:r>
+    </w:p>
+    <w:p>
+      <w:pPr>
+        <w:ind w:left="720" w:firstLine="720"/>
+        <w:rPr>
+          <w:rFonts w:ascii="Sakkal Majalla" w:hAnsi="Sakkal Majalla" w:cs="Sakkal Majalla"/>
+          <w:sz w:val="28"/>
+          <w:szCs w:val="28"/>
+        </w:rPr>
+      </w:pPr>
+      <w:r>
+        <w:rPr>
+          <w:rFonts w:ascii="Sakkal Majalla" w:hAnsi="Sakkal Majalla" w:cs="Sakkal Majalla"/>
+          <w:sz w:val="28"/>
+          <w:szCs w:val="28"/>
+        </w:rPr>
+        <w:t>***********************************************************************</w:t>
+      </w:r>
+    </w:p>
+    <w:p>
+      <w:pPr>
+        <w:rPr>
+          <w:rFonts w:ascii="Sakkal Majalla" w:hAnsi="Sakkal Majalla" w:cs="Sakkal Majalla"/>
+          <w:sz w:val="28"/>
+          <w:szCs w:val="28"/>
+        </w:rPr>
+      </w:pPr>
+      <w:r>
+        <w:rPr>
+          <w:noProof/>
+        </w:rPr>
+        <w:lastRenderedPageBreak/>
+        <w:drawing>
+          <wp:inline distT="0" distB="0" distL="0" distR="0" wp14:anchorId="0E6C0C33" wp14:editId="5F5BAD1F">
+            <wp:extent cx="6665000" cy="4124325"/>
+            <wp:effectExtent l="0" t="0" r="2540" b="0"/>
+            <wp:docPr id="735047809" name="Picture 1"/>
+            <wp:cNvGraphicFramePr>
+              <a:graphicFrameLocks xmlns:a="http://schemas.openxmlformats.org/drawingml/2006/main" noChangeAspect="1"/>
+            </wp:cNvGraphicFramePr>
+            <a:graphic xmlns:a="http://schemas.openxmlformats.org/drawingml/2006/main">
+              <a:graphicData uri="http://schemas.openxmlformats.org/drawingml/2006/picture">
+                <pic:pic xmlns:pic="http://schemas.openxmlformats.org/drawingml/2006/picture">
+                  <pic:nvPicPr>
+                    <pic:cNvPr id="735047809" name=""/>
+                    <pic:cNvPicPr/>
+                  </pic:nvPicPr>
+                  <pic:blipFill>
+                    <a:blip r:embed="rId20"/>
+                    <a:stretch>
+                      <a:fillRect/>
+                    </a:stretch>
+                  </pic:blipFill>
+                  <pic:spPr>
+                    <a:xfrm>
+                      <a:off x="0" y="0"/>
+                      <a:ext cx="6668463" cy="4126468"/>
+                    </a:xfrm>
+                    <a:prstGeom prst="rect">
+                      <a:avLst/>
+                    </a:prstGeom>
+                  </pic:spPr>
+                </pic:pic>
+              </a:graphicData>
+            </a:graphic>
+          </wp:inline>
+        </w:drawing>
+      </w:r>
+    </w:p>
+    <w:p>
+      <w:pPr>
+        <w:ind w:left="720" w:firstLine="720"/>
+        <w:rPr>
+          <w:rFonts w:ascii="Sakkal Majalla" w:hAnsi="Sakkal Majalla" w:cs="Sakkal Majalla"/>
+          <w:sz w:val="28"/>
+          <w:szCs w:val="28"/>
+        </w:rPr>
+      </w:pPr>
+      <w:r>
+        <w:rPr>
+          <w:rFonts w:ascii="Sakkal Majalla" w:hAnsi="Sakkal Majalla" w:cs="Sakkal Majalla"/>
+          <w:sz w:val="28"/>
+          <w:szCs w:val="28"/>
+        </w:rPr>
+        <w:t>***********************************************************************</w:t>
+      </w:r>
+    </w:p>
+    <w:p>
+      <w:pPr>
+        <w:rPr>
+          <w:rFonts w:ascii="Sakkal Majalla" w:hAnsi="Sakkal Majalla" w:cs="Sakkal Majalla"/>
+          <w:sz w:val="28"/>
+          <w:szCs w:val="28"/>
+        </w:rPr>
+      </w:pPr>
+      <w:r>
+        <w:rPr>
+          <w:noProof/>
+        </w:rPr>
+        <w:lastRenderedPageBreak/>
+        <w:drawing>
+          <wp:inline distT="0" distB="0" distL="0" distR="0" wp14:anchorId="67D42D00" wp14:editId="51CF5408">
+            <wp:extent cx="5638800" cy="5734050"/>
+            <wp:effectExtent l="0" t="0" r="0" b="0"/>
+            <wp:docPr id="704115536" name="Picture 1"/>
+            <wp:cNvGraphicFramePr>
+              <a:graphicFrameLocks xmlns:a="http://schemas.openxmlformats.org/drawingml/2006/main" noChangeAspect="1"/>
+            </wp:cNvGraphicFramePr>
+            <a:graphic xmlns:a="http://schemas.openxmlformats.org/drawingml/2006/main">
+              <a:graphicData uri="http://schemas.openxmlformats.org/drawingml/2006/picture">
+                <pic:pic xmlns:pic="http://schemas.openxmlformats.org/drawingml/2006/picture">
+                  <pic:nvPicPr>
+                    <pic:cNvPr id="704115536" name=""/>
+                    <pic:cNvPicPr/>
+                  </pic:nvPicPr>
+                  <pic:blipFill>
+                    <a:blip r:embed="rId21"/>
+                    <a:stretch>
+                      <a:fillRect/>
+                    </a:stretch>
+                  </pic:blipFill>
+                  <pic:spPr>
+                    <a:xfrm>
+                      <a:off x="0" y="0"/>
+                      <a:ext cx="5638800" cy="5734050"/>
+                    </a:xfrm>
+                    <a:prstGeom prst="rect">
+                      <a:avLst/>
+                    </a:prstGeom>
+                  </pic:spPr>
+                </pic:pic>
+              </a:graphicData>
+            </a:graphic>
+          </wp:inline>
+        </w:drawing>
+      </w:r>
+    </w:p>
+    <w:p>
+      <w:pPr>
+        <w:ind w:left="720" w:firstLine="720"/>
+        <w:rPr>
+          <w:rFonts w:ascii="Sakkal Majalla" w:hAnsi="Sakkal Majalla" w:cs="Sakkal Majalla"/>
+          <w:sz w:val="28"/>
+          <w:szCs w:val="28"/>
+        </w:rPr>
+      </w:pPr>
+      <w:r>
+        <w:rPr>
+          <w:rFonts w:ascii="Sakkal Majalla" w:hAnsi="Sakkal Majalla" w:cs="Sakkal Majalla"/>
+          <w:sz w:val="28"/>
+          <w:szCs w:val="28"/>
+        </w:rPr>
+        <w:t>***********************************************************************</w:t>
+      </w:r>
+    </w:p>
+    <w:p>
+      <w:pPr>
+        <w:rPr>
+          <w:rFonts w:ascii="Sakkal Majalla" w:hAnsi="Sakkal Majalla" w:cs="Sakkal Majalla"/>
+          <w:sz w:val="28"/>
+          <w:szCs w:val="28"/>
+        </w:rPr>
+      </w:pPr>
+      <w:r>
+        <w:rPr>
+          <w:noProof/>
+        </w:rPr>
+        <w:lastRenderedPageBreak/>
+        <w:drawing>
+          <wp:inline distT="0" distB="0" distL="0" distR="0" wp14:anchorId="7F3E60AF" wp14:editId="171017E8">
+            <wp:extent cx="4781550" cy="3581400"/>
+            <wp:effectExtent l="0" t="0" r="0" b="0"/>
+            <wp:docPr id="168297819" name="Picture 1"/>
+            <wp:cNvGraphicFramePr>
+              <a:graphicFrameLocks xmlns:a="http://schemas.openxmlformats.org/drawingml/2006/main" noChangeAspect="1"/>
+            </wp:cNvGraphicFramePr>
+            <a:graphic xmlns:a="http://schemas.openxmlformats.org/drawingml/2006/main">
+              <a:graphicData uri="http://schemas.openxmlformats.org/drawingml/2006/picture">
+                <pic:pic xmlns:pic="http://schemas.openxmlformats.org/drawingml/2006/picture">
+                  <pic:nvPicPr>
+                    <pic:cNvPr id="168297819" name=""/>
+                    <pic:cNvPicPr/>
+                  </pic:nvPicPr>
+                  <pic:blipFill>
+                    <a:blip r:embed="rId22"/>
+                    <a:stretch>
+                      <a:fillRect/>
+                    </a:stretch>
+                  </pic:blipFill>
+                  <pic:spPr>
+                    <a:xfrm>
+                      <a:off x="0" y="0"/>
+                      <a:ext cx="4781550" cy="3581400"/>
+                    </a:xfrm>
+                    <a:prstGeom prst="rect">
+                      <a:avLst/>
+                    </a:prstGeom>
+                  </pic:spPr>
+                </pic:pic>
+              </a:graphicData>
+            </a:graphic>
+          </wp:inline>
+        </w:drawing>
+      </w:r>
     </w:p>
     <w:sectPr>
       <w:pgSz w:w="12240" w:h="15840"/>
@@ -1301,7 +2114,6 @@
   <w:style w:type="character" w:default="1" w:styleId="DefaultParagraphFont">
     <w:name w:val="Default Paragraph Font"/>
     <w:uiPriority w:val="1"/>
-    <w:semiHidden/>
     <w:unhideWhenUsed/>
   </w:style>
   <w:style w:type="table" w:default="1" w:styleId="TableNormal">
